--- a/Other Resumes/Muhammad Muneeb - Resume - International.docx
+++ b/Other Resumes/Muhammad Muneeb - Resume - International.docx
@@ -36,180 +36,142 @@
     <w:p>
       <w:pPr>
         <w:spacing w:after="0"/>
-        <w:jc w:val="both"/>
-      </w:pPr>
-      <w:r>
-        <w:t>Phone</w:t>
-      </w:r>
-      <w:r>
-        <w:t>: +</w:t>
-      </w:r>
-      <w:r>
-        <w:t>92 3492566520</w:t>
-      </w:r>
-    </w:p>
-    <w:p>
-      <w:pPr>
-        <w:spacing w:after="0"/>
-        <w:jc w:val="both"/>
-        <w:rPr>
-          <w:rStyle w:val="Hyperlink"/>
-        </w:rPr>
-      </w:pPr>
-      <w:r>
-        <w:t xml:space="preserve">Email: </w:t>
-      </w:r>
-      <w:r>
-        <w:fldChar w:fldCharType="begin"/>
-      </w:r>
-      <w:r>
-        <w:instrText>HYPERLINK "mailto:imuneebofficial@gmail.com"</w:instrText>
-      </w:r>
-      <w:r>
-        <w:fldChar w:fldCharType="separate"/>
-      </w:r>
-      <w:r>
-        <w:rPr>
-          <w:rStyle w:val="Hyperlink"/>
-          <w:color w:val="auto"/>
-          <w:u w:val="none"/>
-        </w:rPr>
+        <w:sectPr>
+          <w:type w:val="continuous"/>
+          <w:pgSz w:w="11906" w:h="16838"/>
+          <w:pgMar w:top="720" w:right="720" w:bottom="720" w:left="720" w:header="708" w:footer="708" w:gutter="0"/>
+          <w:cols w:space="708"/>
+          <w:docGrid w:linePitch="360"/>
+        </w:sectPr>
+      </w:pPr>
+      <w:r>
+        <w:rPr>
+          <w:rFonts w:ascii="Segoe UI Emoji" w:hAnsi="Segoe UI Emoji" w:cs="Segoe UI Emoji"/>
+          <w:b/>
+          <w:bCs/>
+          <w:color w:val="000000" w:themeColor="text1"/>
+        </w:rPr>
+        <w:t>Phone:</w:t>
+      </w:r>
+      <w:r>
+        <w:rPr>
+          <w:rFonts w:ascii="Segoe UI Emoji" w:hAnsi="Segoe UI Emoji" w:cs="Segoe UI Emoji"/>
+          <w:color w:val="000000" w:themeColor="text1"/>
+        </w:rPr>
+        <w:t xml:space="preserve"> </w:t>
+      </w:r>
+      <w:r>
+        <w:rPr>
+          <w:color w:val="000000" w:themeColor="text1"/>
+        </w:rPr>
+        <w:t xml:space="preserve"> </w:t>
+      </w:r>
+      <w:r>
+        <w:t>+92 349 2566520</w:t>
+      </w:r>
+      <w:r>
+        <w:br/>
+      </w:r>
+      <w:r>
+        <w:rPr>
+          <w:rFonts w:ascii="Segoe UI Emoji" w:hAnsi="Segoe UI Emoji" w:cs="Segoe UI Emoji"/>
+          <w:b/>
+          <w:bCs/>
+          <w:color w:val="000000" w:themeColor="text1"/>
+        </w:rPr>
+        <w:t>Email:</w:t>
+      </w:r>
+      <w:r>
+        <w:rPr>
+          <w:rFonts w:ascii="Segoe UI Emoji" w:hAnsi="Segoe UI Emoji" w:cs="Segoe UI Emoji"/>
+          <w:color w:val="000000" w:themeColor="text1"/>
+        </w:rPr>
+        <w:t xml:space="preserve"> </w:t>
+      </w:r>
+      <w:r>
+        <w:rPr>
+          <w:color w:val="000000" w:themeColor="text1"/>
+        </w:rPr>
+        <w:t xml:space="preserve"> </w:t>
+      </w:r>
+      <w:r>
         <w:t>imuneebofficial@gmail.com</w:t>
       </w:r>
-    </w:p>
-    <w:p>
-      <w:pPr>
-        <w:spacing w:after="0"/>
-        <w:jc w:val="both"/>
-        <w:rPr>
-          <w:rStyle w:val="Hyperlink"/>
-          <w:color w:val="auto"/>
-        </w:rPr>
-      </w:pPr>
-      <w:r>
-        <w:fldChar w:fldCharType="end"/>
-      </w:r>
-      <w:r>
+      <w:r>
+        <w:br/>
+      </w:r>
+      <w:r>
+        <w:rPr>
+          <w:b/>
+          <w:bCs/>
+        </w:rPr>
         <w:t>LinkedIn:</w:t>
       </w:r>
       <w:r>
-        <w:t xml:space="preserve"> </w:t>
+        <w:t xml:space="preserve"> linkedin.com/in/muneebsheikh686</w:t>
+      </w:r>
+      <w:r>
+        <w:br/>
+      </w:r>
+      <w:r>
+        <w:rPr>
+          <w:b/>
+          <w:bCs/>
+        </w:rPr>
+        <w:t>GitHub:</w:t>
+      </w:r>
+      <w:r>
+        <w:t xml:space="preserve"> github.com/</w:t>
+      </w:r>
+      <w:proofErr w:type="spellStart"/>
+      <w:r>
+        <w:t>muneeebsheikh</w:t>
+      </w:r>
+      <w:proofErr w:type="spellEnd"/>
+      <w:r>
+        <w:br/>
       </w:r>
       <w:hyperlink r:id="rId5" w:history="1">
-        <w:r>
-          <w:rPr>
-            <w:rStyle w:val="Hyperlink"/>
-            <w:color w:val="467886"/>
-          </w:rPr>
-          <w:t>/in/muneebsheikh686</w:t>
-        </w:r>
-      </w:hyperlink>
-    </w:p>
-    <w:p>
-      <w:pPr>
-        <w:spacing w:after="0"/>
-        <w:jc w:val="both"/>
-      </w:pPr>
-      <w:proofErr w:type="spellStart"/>
-      <w:r>
-        <w:rPr>
-          <w:rStyle w:val="Hyperlink"/>
-          <w:color w:val="auto"/>
-          <w:u w:val="none"/>
-        </w:rPr>
-        <w:t>C</w:t>
-      </w:r>
-      <w:r>
-        <w:rPr>
-          <w:rStyle w:val="Hyperlink"/>
-          <w:color w:val="auto"/>
-          <w:u w:val="none"/>
-        </w:rPr>
-        <w:t>redly</w:t>
-      </w:r>
-      <w:proofErr w:type="spellEnd"/>
-      <w:r>
-        <w:rPr>
-          <w:rStyle w:val="Hyperlink"/>
-          <w:color w:val="auto"/>
-          <w:u w:val="none"/>
-        </w:rPr>
-        <w:t xml:space="preserve">: </w:t>
-      </w:r>
-      <w:hyperlink r:id="rId6" w:history="1">
-        <w:r>
-          <w:rPr>
-            <w:rStyle w:val="Hyperlink"/>
-          </w:rPr>
-          <w:t xml:space="preserve">Muhammad Muneeb - Badges - </w:t>
-        </w:r>
         <w:proofErr w:type="spellStart"/>
         <w:r>
           <w:rPr>
             <w:rStyle w:val="Hyperlink"/>
+            <w:b/>
+            <w:bCs/>
           </w:rPr>
           <w:t>Credly</w:t>
         </w:r>
         <w:proofErr w:type="spellEnd"/>
       </w:hyperlink>
-    </w:p>
-    <w:p>
-      <w:pPr>
-        <w:spacing w:after="0"/>
-        <w:jc w:val="both"/>
-      </w:pPr>
-      <w:proofErr w:type="spellStart"/>
-      <w:r>
-        <w:t>HackerRank</w:t>
-      </w:r>
-      <w:proofErr w:type="spellEnd"/>
-      <w:r>
-        <w:t xml:space="preserve">: </w:t>
-      </w:r>
-      <w:hyperlink r:id="rId7" w:history="1">
-        <w:r>
-          <w:rPr>
-            <w:rStyle w:val="Hyperlink"/>
-          </w:rPr>
-          <w:t xml:space="preserve">Muhammad Muneeb - </w:t>
-        </w:r>
+      <w:r>
+        <w:rPr>
+          <w:b/>
+          <w:bCs/>
+        </w:rPr>
+        <w:t xml:space="preserve"> | </w:t>
+      </w:r>
+      <w:hyperlink r:id="rId6" w:history="1">
         <w:proofErr w:type="spellStart"/>
         <w:r>
           <w:rPr>
             <w:rStyle w:val="Hyperlink"/>
+            <w:b/>
+            <w:bCs/>
           </w:rPr>
           <w:t>HackerRank</w:t>
         </w:r>
         <w:proofErr w:type="spellEnd"/>
       </w:hyperlink>
-    </w:p>
-    <w:p>
-      <w:pPr>
-        <w:spacing w:after="0"/>
-        <w:jc w:val="both"/>
-      </w:pPr>
-      <w:proofErr w:type="spellStart"/>
-      <w:r>
-        <w:t>LeetCode:</w:t>
-      </w:r>
-      <w:hyperlink r:id="rId8" w:history="1">
-        <w:r>
-          <w:rPr>
-            <w:rStyle w:val="Hyperlink"/>
-          </w:rPr>
-          <w:t>Muhammad</w:t>
-        </w:r>
-        <w:proofErr w:type="spellEnd"/>
-        <w:r>
-          <w:rPr>
-            <w:rStyle w:val="Hyperlink"/>
-          </w:rPr>
-          <w:t xml:space="preserve"> Muneeb - </w:t>
-        </w:r>
+      <w:r>
+        <w:t xml:space="preserve"> | </w:t>
+      </w:r>
+      <w:hyperlink r:id="rId7" w:history="1">
         <w:proofErr w:type="spellStart"/>
         <w:r>
           <w:rPr>
             <w:rStyle w:val="Hyperlink"/>
+            <w:b/>
+            <w:bCs/>
           </w:rPr>
           <w:t>LeetCode</w:t>
         </w:r>
@@ -218,35 +180,384 @@
     </w:p>
     <w:p>
       <w:pPr>
+        <w:pStyle w:val="Heading1"/>
+        <w:pBdr>
+          <w:top w:val="single" w:sz="4" w:space="1" w:color="auto"/>
+        </w:pBdr>
         <w:spacing w:after="0"/>
+      </w:pPr>
+      <w:r>
+        <w:t>PROFESSIONAL SUMMARY</w:t>
+      </w:r>
+    </w:p>
+    <w:p>
+      <w:r>
+        <w:t xml:space="preserve">Senior Software Engineer with </w:t>
+      </w:r>
+      <w:r>
+        <w:rPr>
+          <w:b/>
+          <w:bCs/>
+        </w:rPr>
+        <w:t>6+ years of experience</w:t>
+      </w:r>
+      <w:r>
+        <w:t xml:space="preserve"> designing and delivering </w:t>
+      </w:r>
+      <w:r>
+        <w:rPr>
+          <w:b/>
+          <w:bCs/>
+        </w:rPr>
+        <w:t>scalable, secure, and high-performance backend systems</w:t>
+      </w:r>
+      <w:r>
+        <w:t xml:space="preserve"> across enterprise, fintech, and SaaS environments.</w:t>
+      </w:r>
+      <w:r>
+        <w:br/>
+        <w:t xml:space="preserve">Strong expertise in </w:t>
+      </w:r>
+      <w:r>
+        <w:rPr>
+          <w:b/>
+          <w:bCs/>
+        </w:rPr>
+        <w:t xml:space="preserve">C#, ASP.NET MVC/Web API, Node.js, </w:t>
+      </w:r>
+      <w:proofErr w:type="spellStart"/>
+      <w:r>
+        <w:rPr>
+          <w:b/>
+          <w:bCs/>
+        </w:rPr>
+        <w:t>NestJS</w:t>
+      </w:r>
+      <w:proofErr w:type="spellEnd"/>
+      <w:r>
+        <w:rPr>
+          <w:b/>
+          <w:bCs/>
+        </w:rPr>
+        <w:t>, microservices architecture, CI/CD pipelines, Docker, and Kubernetes</w:t>
+      </w:r>
+      <w:r>
+        <w:t>.</w:t>
+      </w:r>
+      <w:r>
+        <w:br/>
+        <w:t xml:space="preserve">Proven track record of </w:t>
+      </w:r>
+      <w:r>
+        <w:rPr>
+          <w:b/>
+          <w:bCs/>
+        </w:rPr>
+        <w:t>technical leadership</w:t>
+      </w:r>
+      <w:r>
+        <w:t>, modernizing legacy systems, improving deployment efficiency, and leading cross-functional agile teams.</w:t>
+      </w:r>
+      <w:r>
+        <w:br/>
+        <w:t xml:space="preserve">Experienced in </w:t>
+      </w:r>
+      <w:r>
+        <w:rPr>
+          <w:b/>
+          <w:bCs/>
+        </w:rPr>
+        <w:t>cloud-native development, DevOps automation, and distributed systems</w:t>
+      </w:r>
+      <w:r>
+        <w:t>.</w:t>
+      </w:r>
+    </w:p>
+    <w:p>
+      <w:pPr>
+        <w:pStyle w:val="Heading3"/>
         <w:jc w:val="both"/>
+      </w:pPr>
+      <w:r>
+        <w:t>Technical</w:t>
+      </w:r>
+      <w:r>
+        <w:t xml:space="preserve"> skills</w:t>
+      </w:r>
+      <w:r>
+        <w:t>:</w:t>
+      </w:r>
+    </w:p>
+    <w:p>
+      <w:pPr>
         <w:sectPr>
           <w:type w:val="continuous"/>
           <w:pgSz w:w="11906" w:h="16838"/>
           <w:pgMar w:top="720" w:right="720" w:bottom="720" w:left="720" w:header="708" w:footer="708" w:gutter="0"/>
-          <w:cols w:num="2" w:space="708"/>
+          <w:cols w:space="708"/>
           <w:docGrid w:linePitch="360"/>
         </w:sectPr>
       </w:pPr>
-      <w:r>
-        <w:t xml:space="preserve">GitHub: </w:t>
-      </w:r>
-      <w:hyperlink r:id="rId9" w:history="1">
-        <w:r>
-          <w:rPr>
-            <w:rStyle w:val="Hyperlink"/>
-          </w:rPr>
-          <w:t>github.com/</w:t>
-        </w:r>
-        <w:proofErr w:type="spellStart"/>
-        <w:r>
-          <w:rPr>
-            <w:rStyle w:val="Hyperlink"/>
-          </w:rPr>
-          <w:t>muneeebsheikh</w:t>
-        </w:r>
-        <w:proofErr w:type="spellEnd"/>
-      </w:hyperlink>
+    </w:p>
+    <w:p>
+      <w:pPr>
+        <w:spacing w:after="0"/>
+        <w:rPr>
+          <w:b/>
+          <w:bCs/>
+        </w:rPr>
+      </w:pPr>
+      <w:r>
+        <w:rPr>
+          <w:b/>
+          <w:bCs/>
+        </w:rPr>
+        <w:t>Programming Languages &amp; Frameworks</w:t>
+      </w:r>
+    </w:p>
+    <w:p>
+      <w:pPr>
+        <w:numPr>
+          <w:ilvl w:val="0"/>
+          <w:numId w:val="26"/>
+        </w:numPr>
+        <w:spacing w:after="0"/>
+      </w:pPr>
+      <w:r>
+        <w:t xml:space="preserve">C#, .NET, ASP.NET MVC, </w:t>
+      </w:r>
+      <w:proofErr w:type="spellStart"/>
+      <w:r>
+        <w:t>WebForms</w:t>
+      </w:r>
+      <w:proofErr w:type="spellEnd"/>
+      <w:r>
+        <w:t>, Web API</w:t>
+      </w:r>
+    </w:p>
+    <w:p>
+      <w:pPr>
+        <w:numPr>
+          <w:ilvl w:val="0"/>
+          <w:numId w:val="26"/>
+        </w:numPr>
+        <w:spacing w:after="0"/>
+      </w:pPr>
+      <w:r>
+        <w:t xml:space="preserve">Node.js, TypeScript, </w:t>
+      </w:r>
+      <w:proofErr w:type="spellStart"/>
+      <w:r>
+        <w:t>NestJS</w:t>
+      </w:r>
+      <w:proofErr w:type="spellEnd"/>
+    </w:p>
+    <w:p>
+      <w:pPr>
+        <w:numPr>
+          <w:ilvl w:val="0"/>
+          <w:numId w:val="26"/>
+        </w:numPr>
+        <w:spacing w:after="0"/>
+      </w:pPr>
+      <w:r>
+        <w:t>React.js, jQuery, Bootstrap</w:t>
+      </w:r>
+    </w:p>
+    <w:p>
+      <w:pPr>
+        <w:spacing w:after="0"/>
+        <w:rPr>
+          <w:b/>
+          <w:bCs/>
+        </w:rPr>
+      </w:pPr>
+      <w:r>
+        <w:rPr>
+          <w:b/>
+          <w:bCs/>
+        </w:rPr>
+        <w:t>Cloud, DevOps &amp; Architecture</w:t>
+      </w:r>
+    </w:p>
+    <w:p>
+      <w:pPr>
+        <w:numPr>
+          <w:ilvl w:val="0"/>
+          <w:numId w:val="27"/>
+        </w:numPr>
+        <w:spacing w:after="0"/>
+      </w:pPr>
+      <w:r>
+        <w:t>Docker, Kubernetes</w:t>
+      </w:r>
+    </w:p>
+    <w:p>
+      <w:pPr>
+        <w:numPr>
+          <w:ilvl w:val="0"/>
+          <w:numId w:val="27"/>
+        </w:numPr>
+        <w:spacing w:after="0"/>
+      </w:pPr>
+      <w:r>
+        <w:t>CI/CD Pipelines: Jenkins, GitLab CI/CD, Bitbucket Pipelines</w:t>
+      </w:r>
+    </w:p>
+    <w:p>
+      <w:pPr>
+        <w:numPr>
+          <w:ilvl w:val="0"/>
+          <w:numId w:val="27"/>
+        </w:numPr>
+        <w:spacing w:after="0"/>
+      </w:pPr>
+      <w:r>
+        <w:t>Microservices Architecture</w:t>
+      </w:r>
+    </w:p>
+    <w:p>
+      <w:pPr>
+        <w:numPr>
+          <w:ilvl w:val="0"/>
+          <w:numId w:val="27"/>
+        </w:numPr>
+        <w:spacing w:after="0"/>
+      </w:pPr>
+      <w:r>
+        <w:t>Message Brokers: Kafka, NATS</w:t>
+      </w:r>
+    </w:p>
+    <w:p>
+      <w:pPr>
+        <w:spacing w:after="0"/>
+        <w:rPr>
+          <w:b/>
+          <w:bCs/>
+        </w:rPr>
+      </w:pPr>
+      <w:r>
+        <w:rPr>
+          <w:b/>
+          <w:bCs/>
+        </w:rPr>
+        <w:t>Databases &amp; Data Engineering</w:t>
+      </w:r>
+    </w:p>
+    <w:p>
+      <w:pPr>
+        <w:numPr>
+          <w:ilvl w:val="0"/>
+          <w:numId w:val="28"/>
+        </w:numPr>
+        <w:spacing w:after="0"/>
+      </w:pPr>
+      <w:r>
+        <w:t>SQL Server</w:t>
+      </w:r>
+    </w:p>
+    <w:p>
+      <w:pPr>
+        <w:numPr>
+          <w:ilvl w:val="0"/>
+          <w:numId w:val="28"/>
+        </w:numPr>
+        <w:spacing w:after="0"/>
+      </w:pPr>
+      <w:r>
+        <w:t>Entity Framework, Dapper</w:t>
+      </w:r>
+    </w:p>
+    <w:p>
+      <w:pPr>
+        <w:numPr>
+          <w:ilvl w:val="0"/>
+          <w:numId w:val="28"/>
+        </w:numPr>
+        <w:spacing w:after="0"/>
+      </w:pPr>
+      <w:r>
+        <w:t>ETL Pipelines</w:t>
+      </w:r>
+    </w:p>
+    <w:p>
+      <w:pPr>
+        <w:numPr>
+          <w:ilvl w:val="0"/>
+          <w:numId w:val="28"/>
+        </w:numPr>
+        <w:spacing w:after="0"/>
+      </w:pPr>
+      <w:r>
+        <w:t>Power BI</w:t>
+      </w:r>
+    </w:p>
+    <w:p>
+      <w:pPr>
+        <w:spacing w:after="0"/>
+        <w:rPr>
+          <w:b/>
+          <w:bCs/>
+        </w:rPr>
+      </w:pPr>
+      <w:r>
+        <w:rPr>
+          <w:b/>
+          <w:bCs/>
+        </w:rPr>
+        <w:t>Methodologies &amp; Soft Skills</w:t>
+      </w:r>
+    </w:p>
+    <w:p>
+      <w:pPr>
+        <w:numPr>
+          <w:ilvl w:val="0"/>
+          <w:numId w:val="29"/>
+        </w:numPr>
+        <w:spacing w:after="0"/>
+      </w:pPr>
+      <w:r>
+        <w:t>Agile / Scrum</w:t>
+      </w:r>
+    </w:p>
+    <w:p>
+      <w:pPr>
+        <w:numPr>
+          <w:ilvl w:val="0"/>
+          <w:numId w:val="29"/>
+        </w:numPr>
+        <w:spacing w:after="0"/>
+      </w:pPr>
+      <w:r>
+        <w:t>Team Leadership &amp; Mentoring</w:t>
+      </w:r>
+    </w:p>
+    <w:p>
+      <w:pPr>
+        <w:numPr>
+          <w:ilvl w:val="0"/>
+          <w:numId w:val="29"/>
+        </w:numPr>
+        <w:spacing w:after="0"/>
+      </w:pPr>
+      <w:r>
+        <w:t>Cross-functional Collaboration</w:t>
+      </w:r>
+    </w:p>
+    <w:p>
+      <w:pPr>
+        <w:numPr>
+          <w:ilvl w:val="0"/>
+          <w:numId w:val="29"/>
+        </w:numPr>
+        <w:spacing w:after="0"/>
+      </w:pPr>
+      <w:r>
+        <w:t>Technical Documentation &amp; Stakeholder Communication</w:t>
+      </w:r>
+      <w:r>
+        <w:br w:type="page"/>
+      </w:r>
     </w:p>
     <w:p>
       <w:pPr>
@@ -258,63 +569,76 @@
         <w:jc w:val="both"/>
       </w:pPr>
       <w:r>
-        <w:t>PROFESSIONAL SUMMARY</w:t>
-      </w:r>
-    </w:p>
-    <w:p>
-      <w:pPr>
+        <w:lastRenderedPageBreak/>
+        <w:t>PROFESSIONAL EXPERIENCE</w:t>
+      </w:r>
+    </w:p>
+    <w:p>
+      <w:pPr>
+        <w:sectPr>
+          <w:type w:val="continuous"/>
+          <w:pgSz w:w="11906" w:h="16838"/>
+          <w:pgMar w:top="720" w:right="720" w:bottom="720" w:left="720" w:header="708" w:footer="708" w:gutter="0"/>
+          <w:cols w:space="708"/>
+          <w:docGrid w:linePitch="360"/>
+        </w:sectPr>
+      </w:pPr>
+    </w:p>
+    <w:p>
+      <w:pPr>
+        <w:pStyle w:val="Heading2"/>
         <w:spacing w:after="0"/>
-        <w:jc w:val="both"/>
-      </w:pPr>
-      <w:r>
-        <w:t>Senior Software Engineer with 5+ years of experience building scalable, secure, and high-performance applications across enterprise, fintech, and SaaS domains. Strong expertise in .NET, React, Node.js, CI/CD, Docker, Kubernetes, and distributed systems.</w:t>
-      </w:r>
-    </w:p>
-    <w:p>
-      <w:pPr>
-        <w:spacing w:after="0"/>
-        <w:jc w:val="both"/>
-      </w:pPr>
-      <w:r>
-        <w:t>Demonstrated success in leading teams, improving delivery speed, modernizing legacy systems, and implementing cloud-native best practices.</w:t>
-      </w:r>
-    </w:p>
-    <w:p>
-      <w:pPr>
-        <w:spacing w:after="0"/>
-        <w:jc w:val="both"/>
-      </w:pPr>
-    </w:p>
-    <w:p>
-      <w:pPr>
-        <w:spacing w:after="0"/>
-        <w:jc w:val="both"/>
-      </w:pPr>
-      <w:r>
-        <w:t>Open to relocation to Germany, UAE, and Saudi Arabia.</w:t>
-      </w:r>
-    </w:p>
-    <w:p>
-      <w:pPr>
-        <w:pStyle w:val="Heading3"/>
-        <w:jc w:val="both"/>
-      </w:pPr>
-      <w:r>
-        <w:t>Core</w:t>
-      </w:r>
-      <w:r>
-        <w:t xml:space="preserve"> skills</w:t>
-      </w:r>
-      <w:r>
-        <w:t>:</w:t>
-      </w:r>
-    </w:p>
-    <w:p>
-      <w:r>
-        <w:t>Languages &amp; Frameworks</w:t>
-      </w:r>
-      <w:r>
-        <w:t>:</w:t>
+      </w:pPr>
+      <w:r>
+        <w:rPr>
+          <w:b/>
+          <w:bCs/>
+        </w:rPr>
+        <w:t>Software Developer</w:t>
+      </w:r>
+    </w:p>
+    <w:p>
+      <w:pPr>
+        <w:rPr>
+          <w:b/>
+          <w:bCs/>
+        </w:rPr>
+      </w:pPr>
+      <w:r>
+        <w:rPr>
+          <w:b/>
+          <w:bCs/>
+        </w:rPr>
+        <w:t>Contour Software / Perseus (Karachi, Pakistan)</w:t>
+      </w:r>
+    </w:p>
+    <w:p>
+      <w:pPr>
+        <w:rPr>
+          <w:b/>
+          <w:bCs/>
+        </w:rPr>
+      </w:pPr>
+      <w:r>
+        <w:rPr>
+          <w:b/>
+          <w:bCs/>
+        </w:rPr>
+        <w:t xml:space="preserve">June </w:t>
+      </w:r>
+      <w:r>
+        <w:rPr>
+          <w:b/>
+          <w:bCs/>
+        </w:rPr>
+        <w:t>20</w:t>
+      </w:r>
+      <w:r>
+        <w:rPr>
+          <w:b/>
+          <w:bCs/>
+        </w:rPr>
+        <w:t>25 - Present</w:t>
       </w:r>
     </w:p>
     <w:p>
@@ -322,19 +646,22 @@
         <w:pStyle w:val="ListParagraph"/>
         <w:numPr>
           <w:ilvl w:val="0"/>
-          <w:numId w:val="14"/>
+          <w:numId w:val="30"/>
         </w:numPr>
-      </w:pPr>
-      <w:r>
-        <w:t xml:space="preserve">C#, ASP.NET MVC, </w:t>
-      </w:r>
-      <w:proofErr w:type="spellStart"/>
-      <w:r>
-        <w:t>WebForms</w:t>
-      </w:r>
-      <w:proofErr w:type="spellEnd"/>
-      <w:r>
-        <w:t>, Web API</w:t>
+        <w:spacing w:after="0"/>
+      </w:pPr>
+      <w:r>
+        <w:t xml:space="preserve">Develop and maintain </w:t>
+      </w:r>
+      <w:r>
+        <w:rPr>
+          <w:b/>
+          <w:bCs/>
+        </w:rPr>
+        <w:t>highly scalable and resilient enterprise applications</w:t>
+      </w:r>
+      <w:r>
+        <w:t xml:space="preserve"> using ASP.NET MVC, Web API, and SQL Server.</w:t>
       </w:r>
     </w:p>
     <w:p>
@@ -342,36 +669,45 @@
         <w:pStyle w:val="ListParagraph"/>
         <w:numPr>
           <w:ilvl w:val="0"/>
-          <w:numId w:val="14"/>
+          <w:numId w:val="30"/>
         </w:numPr>
-      </w:pPr>
-      <w:r>
-        <w:t xml:space="preserve">Node.js, TypeScript, </w:t>
-      </w:r>
-      <w:proofErr w:type="spellStart"/>
-      <w:r>
-        <w:t>NestJS</w:t>
-      </w:r>
-      <w:proofErr w:type="spellEnd"/>
+        <w:spacing w:after="0"/>
+      </w:pPr>
+      <w:r>
+        <w:t xml:space="preserve">Implement backend features with a strong focus on </w:t>
+      </w:r>
+      <w:r>
+        <w:rPr>
+          <w:b/>
+          <w:bCs/>
+        </w:rPr>
+        <w:t>performance, usability, and maintainability</w:t>
+      </w:r>
+      <w:r>
+        <w:t>.</w:t>
+      </w:r>
     </w:p>
     <w:p>
       <w:pPr>
         <w:pStyle w:val="ListParagraph"/>
         <w:numPr>
           <w:ilvl w:val="0"/>
-          <w:numId w:val="14"/>
+          <w:numId w:val="30"/>
         </w:numPr>
-      </w:pPr>
-      <w:r>
-        <w:t>React.js, jQuery, Bootstrap</w:t>
-      </w:r>
-    </w:p>
-    <w:p>
-      <w:r>
-        <w:t>Cloud &amp; DevOps</w:t>
-      </w:r>
-      <w:r>
-        <w:t>:</w:t>
+        <w:spacing w:after="0"/>
+      </w:pPr>
+      <w:r>
+        <w:t xml:space="preserve">Manage development tasks within </w:t>
+      </w:r>
+      <w:r>
+        <w:rPr>
+          <w:b/>
+          <w:bCs/>
+        </w:rPr>
+        <w:t>tight R&amp;D release cycles</w:t>
+      </w:r>
+      <w:r>
+        <w:t xml:space="preserve"> and milestone-driven delivery schedules.</w:t>
       </w:r>
     </w:p>
     <w:p>
@@ -379,11 +715,12 @@
         <w:pStyle w:val="ListParagraph"/>
         <w:numPr>
           <w:ilvl w:val="0"/>
-          <w:numId w:val="15"/>
+          <w:numId w:val="30"/>
         </w:numPr>
-      </w:pPr>
-      <w:r>
-        <w:t>Docker, Kubernetes</w:t>
+        <w:spacing w:after="0"/>
+      </w:pPr>
+      <w:r>
+        <w:t>Investigate and resolve complex production issues escalated from first-line support.</w:t>
       </w:r>
     </w:p>
     <w:p>
@@ -391,11 +728,108 @@
         <w:pStyle w:val="ListParagraph"/>
         <w:numPr>
           <w:ilvl w:val="0"/>
-          <w:numId w:val="15"/>
+          <w:numId w:val="30"/>
         </w:numPr>
-      </w:pPr>
-      <w:r>
-        <w:t>Jenkins, GitLab CI/CD, Bitbucket Pipelines</w:t>
+        <w:spacing w:after="0"/>
+      </w:pPr>
+      <w:r>
+        <w:t xml:space="preserve">Author detailed </w:t>
+      </w:r>
+      <w:r>
+        <w:rPr>
+          <w:b/>
+          <w:bCs/>
+        </w:rPr>
+        <w:t>technical documentation and implementation specifications</w:t>
+      </w:r>
+      <w:r>
+        <w:t xml:space="preserve"> for new features and enhancements.</w:t>
+      </w:r>
+    </w:p>
+    <w:p>
+      <w:pPr>
+        <w:spacing w:after="0"/>
+      </w:pPr>
+    </w:p>
+    <w:p>
+      <w:r>
+        <w:rPr>
+          <w:b/>
+          <w:bCs/>
+        </w:rPr>
+        <w:t>Tech</w:t>
+      </w:r>
+      <w:r>
+        <w:t xml:space="preserve"> </w:t>
+      </w:r>
+      <w:r>
+        <w:rPr>
+          <w:b/>
+          <w:bCs/>
+        </w:rPr>
+        <w:t>Stack</w:t>
+      </w:r>
+      <w:r>
+        <w:t>:</w:t>
+      </w:r>
+      <w:r>
+        <w:t xml:space="preserve"> ASP.NET MVC, C#, Web API, SQL Server, Entity Framework, Dapper, jQuery, Bootstrap, Power BI </w:t>
+      </w:r>
+    </w:p>
+    <w:p>
+      <w:pPr>
+        <w:pStyle w:val="Heading2"/>
+        <w:spacing w:after="0"/>
+        <w:rPr>
+          <w:b/>
+          <w:bCs/>
+        </w:rPr>
+      </w:pPr>
+      <w:r>
+        <w:rPr>
+          <w:b/>
+          <w:bCs/>
+        </w:rPr>
+        <w:t xml:space="preserve">Senior Software Engineer (Lead) </w:t>
+      </w:r>
+    </w:p>
+    <w:p>
+      <w:pPr>
+        <w:rPr>
+          <w:b/>
+          <w:bCs/>
+        </w:rPr>
+      </w:pPr>
+      <w:proofErr w:type="spellStart"/>
+      <w:r>
+        <w:rPr>
+          <w:b/>
+          <w:bCs/>
+        </w:rPr>
+        <w:t>Mythod</w:t>
+      </w:r>
+      <w:proofErr w:type="spellEnd"/>
+      <w:r>
+        <w:rPr>
+          <w:b/>
+          <w:bCs/>
+        </w:rPr>
+        <w:t xml:space="preserve"> (Jeddah, Saudi Arabia)</w:t>
+      </w:r>
+    </w:p>
+    <w:p>
+      <w:pPr>
+        <w:rPr>
+          <w:b/>
+          <w:bCs/>
+        </w:rPr>
+      </w:pPr>
+      <w:r>
+        <w:rPr>
+          <w:b/>
+          <w:bCs/>
+        </w:rPr>
+        <w:t>March 2023 – June 2025</w:t>
       </w:r>
     </w:p>
     <w:p>
@@ -403,11 +837,21 @@
         <w:pStyle w:val="ListParagraph"/>
         <w:numPr>
           <w:ilvl w:val="0"/>
-          <w:numId w:val="15"/>
+          <w:numId w:val="31"/>
         </w:numPr>
       </w:pPr>
       <w:r>
-        <w:t>Microservices Architecture</w:t>
+        <w:t xml:space="preserve">Led a </w:t>
+      </w:r>
+      <w:r>
+        <w:rPr>
+          <w:b/>
+          <w:bCs/>
+        </w:rPr>
+        <w:t>cross-functional scrum team of 5+ developers, QA engineers, and designers</w:t>
+      </w:r>
+      <w:r>
+        <w:t xml:space="preserve"> across Pakistan and Saudi Arabia.</w:t>
       </w:r>
     </w:p>
     <w:p>
@@ -415,19 +859,31 @@
         <w:pStyle w:val="ListParagraph"/>
         <w:numPr>
           <w:ilvl w:val="0"/>
-          <w:numId w:val="15"/>
+          <w:numId w:val="31"/>
         </w:numPr>
       </w:pPr>
       <w:r>
-        <w:t>Kafka, NATS</w:t>
-      </w:r>
-    </w:p>
-    <w:p>
-      <w:r>
-        <w:t>Databases &amp; Analytics</w:t>
-      </w:r>
-      <w:r>
-        <w:t>:</w:t>
+        <w:t xml:space="preserve">Reduced sprint cycle time by </w:t>
+      </w:r>
+      <w:r>
+        <w:rPr>
+          <w:b/>
+          <w:bCs/>
+        </w:rPr>
+        <w:t>25%</w:t>
+      </w:r>
+      <w:r>
+        <w:t xml:space="preserve"> and increased release frequency by </w:t>
+      </w:r>
+      <w:r>
+        <w:rPr>
+          <w:b/>
+          <w:bCs/>
+        </w:rPr>
+        <w:t>20%</w:t>
+      </w:r>
+      <w:r>
+        <w:t xml:space="preserve"> through agile process optimization.</w:t>
       </w:r>
     </w:p>
     <w:p>
@@ -435,11 +891,21 @@
         <w:pStyle w:val="ListParagraph"/>
         <w:numPr>
           <w:ilvl w:val="0"/>
-          <w:numId w:val="16"/>
+          <w:numId w:val="31"/>
         </w:numPr>
       </w:pPr>
       <w:r>
-        <w:t>SQL Server, EF, Dapper</w:t>
+        <w:t xml:space="preserve">Successfully delivered </w:t>
+      </w:r>
+      <w:r>
+        <w:rPr>
+          <w:b/>
+          <w:bCs/>
+        </w:rPr>
+        <w:t>2 large-scale production systems within one year</w:t>
+      </w:r>
+      <w:r>
+        <w:t>.</w:t>
       </w:r>
     </w:p>
     <w:p>
@@ -447,11 +913,41 @@
         <w:pStyle w:val="ListParagraph"/>
         <w:numPr>
           <w:ilvl w:val="0"/>
-          <w:numId w:val="16"/>
+          <w:numId w:val="31"/>
         </w:numPr>
       </w:pPr>
       <w:r>
-        <w:t>Power BI</w:t>
+        <w:t xml:space="preserve">Designed and implemented </w:t>
+      </w:r>
+      <w:r>
+        <w:rPr>
+          <w:b/>
+          <w:bCs/>
+        </w:rPr>
+        <w:t>CI/CD pipelines using Jenkins</w:t>
+      </w:r>
+      <w:r>
+        <w:t xml:space="preserve">, reducing deployment time by </w:t>
+      </w:r>
+      <w:r>
+        <w:rPr>
+          <w:b/>
+          <w:bCs/>
+        </w:rPr>
+        <w:t>60%</w:t>
+      </w:r>
+      <w:r>
+        <w:t xml:space="preserve"> and increasing release frequency by </w:t>
+      </w:r>
+      <w:r>
+        <w:rPr>
+          <w:b/>
+          <w:bCs/>
+        </w:rPr>
+        <w:t>40%</w:t>
+      </w:r>
+      <w:r>
+        <w:t>.</w:t>
       </w:r>
     </w:p>
     <w:p>
@@ -459,19 +955,21 @@
         <w:pStyle w:val="ListParagraph"/>
         <w:numPr>
           <w:ilvl w:val="0"/>
-          <w:numId w:val="16"/>
+          <w:numId w:val="31"/>
         </w:numPr>
       </w:pPr>
       <w:r>
-        <w:t>ETL pipelines</w:t>
-      </w:r>
-    </w:p>
-    <w:p>
-      <w:r>
-        <w:t>Soft Skills</w:t>
-      </w:r>
-      <w:r>
-        <w:t>:</w:t>
+        <w:t xml:space="preserve">Introduced engineering tools and best practices that </w:t>
+      </w:r>
+      <w:r>
+        <w:rPr>
+          <w:b/>
+          <w:bCs/>
+        </w:rPr>
+        <w:t>doubled development productivity</w:t>
+      </w:r>
+      <w:r>
+        <w:t xml:space="preserve"> and improved code quality.</w:t>
       </w:r>
     </w:p>
     <w:p>
@@ -479,11 +977,155 @@
         <w:pStyle w:val="ListParagraph"/>
         <w:numPr>
           <w:ilvl w:val="0"/>
-          <w:numId w:val="17"/>
+          <w:numId w:val="31"/>
         </w:numPr>
       </w:pPr>
       <w:r>
-        <w:t>Team Leadership &amp; Mentoring</w:t>
+        <w:t xml:space="preserve">Improved customer satisfaction by converting </w:t>
+      </w:r>
+      <w:r>
+        <w:rPr>
+          <w:b/>
+          <w:bCs/>
+        </w:rPr>
+        <w:t>80% of negative feedback into positive testimonials</w:t>
+      </w:r>
+      <w:r>
+        <w:t>.</w:t>
+      </w:r>
+    </w:p>
+    <w:p>
+      <w:pPr>
+        <w:rPr>
+          <w:rFonts w:asciiTheme="majorHAnsi" w:eastAsiaTheme="majorEastAsia" w:hAnsiTheme="majorHAnsi" w:cstheme="majorBidi"/>
+          <w:b/>
+          <w:bCs/>
+          <w:color w:val="0F4761" w:themeColor="accent1" w:themeShade="BF"/>
+          <w:sz w:val="32"/>
+          <w:szCs w:val="32"/>
+        </w:rPr>
+      </w:pPr>
+      <w:r>
+        <w:rPr>
+          <w:b/>
+          <w:bCs/>
+        </w:rPr>
+        <w:t>Tech</w:t>
+      </w:r>
+      <w:r>
+        <w:t xml:space="preserve"> </w:t>
+      </w:r>
+      <w:r>
+        <w:rPr>
+          <w:b/>
+          <w:bCs/>
+        </w:rPr>
+        <w:t>Stack</w:t>
+      </w:r>
+      <w:r>
+        <w:t>:</w:t>
+      </w:r>
+      <w:r>
+        <w:t xml:space="preserve"> </w:t>
+      </w:r>
+      <w:r>
+        <w:t>TypeScript</w:t>
+      </w:r>
+      <w:r>
+        <w:t xml:space="preserve">, </w:t>
+      </w:r>
+      <w:proofErr w:type="spellStart"/>
+      <w:r>
+        <w:t>NestJS</w:t>
+      </w:r>
+      <w:proofErr w:type="spellEnd"/>
+      <w:r>
+        <w:t xml:space="preserve">, </w:t>
+      </w:r>
+      <w:r>
+        <w:t>Docker &amp; Kubernetes</w:t>
+      </w:r>
+      <w:r>
+        <w:t xml:space="preserve">, </w:t>
+      </w:r>
+      <w:r>
+        <w:t>ReactJS</w:t>
+      </w:r>
+      <w:r>
+        <w:t xml:space="preserve">, </w:t>
+      </w:r>
+      <w:r>
+        <w:t>NATs</w:t>
+      </w:r>
+      <w:r>
+        <w:t xml:space="preserve">, </w:t>
+      </w:r>
+      <w:r>
+        <w:t xml:space="preserve">Jenkins and </w:t>
+      </w:r>
+      <w:proofErr w:type="spellStart"/>
+      <w:r>
+        <w:t>BitBucket</w:t>
+      </w:r>
+      <w:proofErr w:type="spellEnd"/>
+      <w:r>
+        <w:t xml:space="preserve"> Ci/CD </w:t>
+      </w:r>
+      <w:r>
+        <w:t>Build Automation</w:t>
+      </w:r>
+    </w:p>
+    <w:p>
+      <w:pPr>
+        <w:pStyle w:val="Heading2"/>
+        <w:spacing w:after="0"/>
+      </w:pPr>
+      <w:r>
+        <w:rPr>
+          <w:b/>
+          <w:bCs/>
+        </w:rPr>
+        <w:t>Senior Software Engineer</w:t>
+      </w:r>
+      <w:r>
+        <w:t xml:space="preserve"> </w:t>
+      </w:r>
+    </w:p>
+    <w:p>
+      <w:pPr>
+        <w:rPr>
+          <w:b/>
+          <w:bCs/>
+        </w:rPr>
+      </w:pPr>
+      <w:r>
+        <w:rPr>
+          <w:b/>
+          <w:bCs/>
+        </w:rPr>
+        <w:t xml:space="preserve">App In Snap (Karachi, Pakistan) </w:t>
+      </w:r>
+    </w:p>
+    <w:p>
+      <w:pPr>
+        <w:rPr>
+          <w:b/>
+          <w:bCs/>
+        </w:rPr>
+        <w:sectPr>
+          <w:type w:val="continuous"/>
+          <w:pgSz w:w="11906" w:h="16838"/>
+          <w:pgMar w:top="720" w:right="720" w:bottom="720" w:left="720" w:header="708" w:footer="708" w:gutter="0"/>
+          <w:cols w:space="708"/>
+          <w:docGrid w:linePitch="360"/>
+        </w:sectPr>
+      </w:pPr>
+      <w:r>
+        <w:rPr>
+          <w:b/>
+          <w:bCs/>
+        </w:rPr>
+        <w:t>Dec 2022 – Mar 2023</w:t>
       </w:r>
     </w:p>
     <w:p>
@@ -491,11 +1133,11 @@
         <w:pStyle w:val="ListParagraph"/>
         <w:numPr>
           <w:ilvl w:val="0"/>
-          <w:numId w:val="17"/>
+          <w:numId w:val="32"/>
         </w:numPr>
       </w:pPr>
       <w:r>
-        <w:t>Agile/Scrum Delivery</w:t>
+        <w:t>Planned and executed release tasks, ensuring timely delivery of new features.</w:t>
       </w:r>
     </w:p>
     <w:p>
@@ -503,23 +1145,79 @@
         <w:pStyle w:val="ListParagraph"/>
         <w:numPr>
           <w:ilvl w:val="0"/>
-          <w:numId w:val="17"/>
+          <w:numId w:val="32"/>
         </w:numPr>
       </w:pPr>
       <w:r>
-        <w:t>Cross-functional Collaboration</w:t>
-      </w:r>
-    </w:p>
-    <w:p>
-      <w:pPr>
-        <w:pStyle w:val="ListParagraph"/>
-        <w:numPr>
-          <w:ilvl w:val="0"/>
-          <w:numId w:val="17"/>
-        </w:numPr>
-      </w:pPr>
-      <w:r>
-        <w:t>Strong Communication</w:t>
+        <w:t xml:space="preserve">Led the successful </w:t>
+      </w:r>
+      <w:r>
+        <w:rPr>
+          <w:b/>
+          <w:bCs/>
+        </w:rPr>
+        <w:t>relocation of a complex production system</w:t>
+      </w:r>
+      <w:r>
+        <w:t xml:space="preserve">, reducing operational costs by </w:t>
+      </w:r>
+      <w:r>
+        <w:rPr>
+          <w:b/>
+          <w:bCs/>
+        </w:rPr>
+        <w:t>15%</w:t>
+      </w:r>
+      <w:r>
+        <w:t xml:space="preserve"> while maintaining delivery timelines.</w:t>
+      </w:r>
+    </w:p>
+    <w:p>
+      <w:r>
+        <w:rPr>
+          <w:b/>
+          <w:bCs/>
+        </w:rPr>
+        <w:t>Tech</w:t>
+      </w:r>
+      <w:r>
+        <w:t xml:space="preserve"> </w:t>
+      </w:r>
+      <w:r>
+        <w:rPr>
+          <w:b/>
+          <w:bCs/>
+        </w:rPr>
+        <w:t>Stack</w:t>
+      </w:r>
+      <w:r>
+        <w:t>:</w:t>
+      </w:r>
+      <w:r>
+        <w:t xml:space="preserve"> </w:t>
+      </w:r>
+      <w:r>
+        <w:t>.Net</w:t>
+      </w:r>
+      <w:r>
+        <w:t xml:space="preserve">, </w:t>
+      </w:r>
+      <w:r>
+        <w:t>NodeJS</w:t>
+      </w:r>
+      <w:r>
+        <w:t xml:space="preserve">, </w:t>
+      </w:r>
+      <w:proofErr w:type="spellStart"/>
+      <w:r>
+        <w:t>NestJS</w:t>
+      </w:r>
+      <w:proofErr w:type="spellEnd"/>
+      <w:r>
+        <w:t xml:space="preserve">, </w:t>
+      </w:r>
+      <w:r>
+        <w:t>MSSQL</w:t>
       </w:r>
     </w:p>
     <w:p>
@@ -536,465 +1234,442 @@
     </w:p>
     <w:p>
       <w:pPr>
+        <w:pStyle w:val="Heading3"/>
+        <w:rPr>
+          <w:b/>
+          <w:bCs/>
+          <w:sz w:val="32"/>
+          <w:szCs w:val="32"/>
+        </w:rPr>
+      </w:pPr>
+      <w:r>
+        <w:rPr>
+          <w:b/>
+          <w:bCs/>
+          <w:sz w:val="32"/>
+          <w:szCs w:val="32"/>
+        </w:rPr>
+        <w:t>Analyst Software Engineer</w:t>
+      </w:r>
+    </w:p>
+    <w:p>
+      <w:pPr>
+        <w:rPr>
+          <w:b/>
+          <w:bCs/>
+        </w:rPr>
+      </w:pPr>
+      <w:r>
+        <w:rPr>
+          <w:b/>
+          <w:bCs/>
+        </w:rPr>
+        <w:t>Ibex Global (Karachi, Pakistan)</w:t>
+      </w:r>
+    </w:p>
+    <w:p>
+      <w:pPr>
+        <w:rPr>
+          <w:b/>
+          <w:bCs/>
+        </w:rPr>
+      </w:pPr>
+      <w:r>
+        <w:rPr>
+          <w:b/>
+          <w:bCs/>
+        </w:rPr>
+        <w:t>Sep 2021 – Dec 2022</w:t>
+      </w:r>
+    </w:p>
+    <w:p>
+      <w:pPr>
+        <w:pStyle w:val="ListParagraph"/>
+        <w:numPr>
+          <w:ilvl w:val="0"/>
+          <w:numId w:val="33"/>
+        </w:numPr>
+      </w:pPr>
+      <w:r>
+        <w:t xml:space="preserve">Developed </w:t>
+      </w:r>
+      <w:r>
+        <w:rPr>
+          <w:b/>
+          <w:bCs/>
+        </w:rPr>
+        <w:t>ETL pipelines for 10+ enterprise clients</w:t>
+      </w:r>
+      <w:r>
+        <w:t xml:space="preserve">, improving data accuracy by </w:t>
+      </w:r>
+      <w:r>
+        <w:rPr>
+          <w:b/>
+          <w:bCs/>
+        </w:rPr>
+        <w:t>30%</w:t>
+      </w:r>
+      <w:r>
+        <w:t xml:space="preserve"> and reducing processing time by </w:t>
+      </w:r>
+      <w:r>
+        <w:rPr>
+          <w:b/>
+          <w:bCs/>
+        </w:rPr>
+        <w:t>20%</w:t>
+      </w:r>
+      <w:r>
+        <w:t>.</w:t>
+      </w:r>
+    </w:p>
+    <w:p>
+      <w:pPr>
+        <w:pStyle w:val="ListParagraph"/>
+        <w:numPr>
+          <w:ilvl w:val="0"/>
+          <w:numId w:val="33"/>
+        </w:numPr>
+      </w:pPr>
+      <w:r>
+        <w:t xml:space="preserve">Migrated a </w:t>
+      </w:r>
+      <w:r>
+        <w:rPr>
+          <w:b/>
+          <w:bCs/>
+        </w:rPr>
+        <w:t>7-year-old .NET library</w:t>
+      </w:r>
+      <w:r>
+        <w:t xml:space="preserve"> to modern versions, improving stability and performance.</w:t>
+      </w:r>
+    </w:p>
+    <w:p>
+      <w:pPr>
+        <w:pStyle w:val="ListParagraph"/>
+        <w:numPr>
+          <w:ilvl w:val="0"/>
+          <w:numId w:val="33"/>
+        </w:numPr>
+      </w:pPr>
+      <w:r>
+        <w:t xml:space="preserve">Automated database deployments, reducing deployment time by </w:t>
+      </w:r>
+      <w:r>
+        <w:rPr>
+          <w:b/>
+          <w:bCs/>
+        </w:rPr>
+        <w:t>50%</w:t>
+      </w:r>
+      <w:r>
+        <w:t xml:space="preserve"> across </w:t>
+      </w:r>
+      <w:r>
+        <w:rPr>
+          <w:b/>
+          <w:bCs/>
+        </w:rPr>
+        <w:t>50+ projects</w:t>
+      </w:r>
+      <w:r>
+        <w:t>.</w:t>
+      </w:r>
+    </w:p>
+    <w:p>
+      <w:pPr>
+        <w:pStyle w:val="ListParagraph"/>
+        <w:numPr>
+          <w:ilvl w:val="0"/>
+          <w:numId w:val="33"/>
+        </w:numPr>
+      </w:pPr>
+      <w:r>
+        <w:lastRenderedPageBreak/>
+        <w:t xml:space="preserve">Implemented production-to-DR server synchronization, improving backup time from </w:t>
+      </w:r>
+      <w:r>
+        <w:rPr>
+          <w:b/>
+          <w:bCs/>
+        </w:rPr>
+        <w:t>7 days to 5 hours</w:t>
+      </w:r>
+      <w:r>
+        <w:t xml:space="preserve"> and achieving </w:t>
+      </w:r>
+      <w:r>
+        <w:rPr>
+          <w:b/>
+          <w:bCs/>
+        </w:rPr>
+        <w:t>99.99% uptime</w:t>
+      </w:r>
+      <w:r>
+        <w:t>.</w:t>
+      </w:r>
+    </w:p>
+    <w:p>
+      <w:pPr>
+        <w:pStyle w:val="ListParagraph"/>
+        <w:numPr>
+          <w:ilvl w:val="0"/>
+          <w:numId w:val="33"/>
+        </w:numPr>
+      </w:pPr>
+      <w:r>
+        <w:t xml:space="preserve">Collaborated with DevOps teams to automate ETL deployments using </w:t>
+      </w:r>
+      <w:r>
+        <w:rPr>
+          <w:b/>
+          <w:bCs/>
+        </w:rPr>
+        <w:t>GitLab CI/CD</w:t>
+      </w:r>
+      <w:r>
+        <w:t>.</w:t>
+      </w:r>
+    </w:p>
+    <w:p>
+      <w:r>
+        <w:rPr>
+          <w:b/>
+          <w:bCs/>
+        </w:rPr>
+        <w:t>Tech Stack</w:t>
+      </w:r>
+      <w:r>
+        <w:t>:</w:t>
+      </w:r>
+      <w:r>
+        <w:t xml:space="preserve">  </w:t>
+      </w:r>
+      <w:r>
+        <w:t>TypeScript</w:t>
+      </w:r>
+      <w:r>
+        <w:t xml:space="preserve">, </w:t>
+      </w:r>
+      <w:r>
+        <w:t>ReactJS</w:t>
+      </w:r>
+      <w:r>
+        <w:t xml:space="preserve">, </w:t>
+      </w:r>
+      <w:r>
+        <w:t>.Net</w:t>
+      </w:r>
+      <w:r>
+        <w:t xml:space="preserve">, </w:t>
+      </w:r>
+      <w:r>
+        <w:t>CI/CD Automation</w:t>
+      </w:r>
+    </w:p>
+    <w:p>
+      <w:pPr>
+        <w:pStyle w:val="Heading2"/>
+        <w:rPr>
+          <w:b/>
+          <w:bCs/>
+        </w:rPr>
+      </w:pPr>
+      <w:r>
+        <w:rPr>
+          <w:b/>
+          <w:bCs/>
+        </w:rPr>
+        <w:t>Software Engineer</w:t>
+      </w:r>
+    </w:p>
+    <w:p>
+      <w:pPr>
+        <w:rPr>
+          <w:b/>
+          <w:bCs/>
+        </w:rPr>
+      </w:pPr>
+      <w:r>
+        <w:rPr>
+          <w:b/>
+          <w:bCs/>
+        </w:rPr>
+        <w:t>Hyperdata Computing (PVT). LTD (Karachi, Pakistan)</w:t>
+      </w:r>
+    </w:p>
+    <w:p>
+      <w:pPr>
+        <w:rPr>
+          <w:b/>
+          <w:bCs/>
+        </w:rPr>
+      </w:pPr>
+      <w:r>
+        <w:rPr>
+          <w:b/>
+          <w:bCs/>
+        </w:rPr>
+        <w:t>S</w:t>
+      </w:r>
+      <w:r>
+        <w:rPr>
+          <w:b/>
+          <w:bCs/>
+        </w:rPr>
+        <w:t>ep</w:t>
+      </w:r>
+      <w:r>
+        <w:rPr>
+          <w:b/>
+          <w:bCs/>
+        </w:rPr>
+        <w:t xml:space="preserve"> 2020 – S</w:t>
+      </w:r>
+      <w:r>
+        <w:rPr>
+          <w:b/>
+          <w:bCs/>
+        </w:rPr>
+        <w:t>ep</w:t>
+      </w:r>
+      <w:r>
+        <w:rPr>
+          <w:b/>
+          <w:bCs/>
+        </w:rPr>
+        <w:t xml:space="preserve"> 2021</w:t>
+      </w:r>
+    </w:p>
+    <w:p>
+      <w:pPr>
+        <w:pStyle w:val="ListParagraph"/>
+        <w:numPr>
+          <w:ilvl w:val="0"/>
+          <w:numId w:val="34"/>
+        </w:numPr>
+      </w:pPr>
+      <w:r>
+        <w:t xml:space="preserve">Developed </w:t>
+      </w:r>
+      <w:r>
+        <w:rPr>
+          <w:b/>
+          <w:bCs/>
+        </w:rPr>
+        <w:t>microservices with Kafka and Zookeeper</w:t>
+      </w:r>
+      <w:r>
+        <w:t xml:space="preserve"> for inter-service communication.</w:t>
+      </w:r>
+    </w:p>
+    <w:p>
+      <w:pPr>
+        <w:pStyle w:val="ListParagraph"/>
+        <w:numPr>
+          <w:ilvl w:val="0"/>
+          <w:numId w:val="34"/>
+        </w:numPr>
+      </w:pPr>
+      <w:r>
+        <w:t xml:space="preserve">Migrated legacy .NET framework libraries to </w:t>
+      </w:r>
+      <w:r>
+        <w:rPr>
+          <w:b/>
+          <w:bCs/>
+        </w:rPr>
+        <w:t>.NET Core</w:t>
+      </w:r>
+      <w:r>
+        <w:t>, enabling cross-platform compatibility.</w:t>
+      </w:r>
+    </w:p>
+    <w:p>
+      <w:pPr>
+        <w:pStyle w:val="ListParagraph"/>
+        <w:numPr>
+          <w:ilvl w:val="0"/>
+          <w:numId w:val="34"/>
+        </w:numPr>
+      </w:pPr>
+      <w:r>
+        <w:t>Built communication services for an in-house enterprise framework.</w:t>
+      </w:r>
+    </w:p>
+    <w:p>
+      <w:r>
+        <w:rPr>
+          <w:b/>
+          <w:bCs/>
+        </w:rPr>
+        <w:t>Tech</w:t>
+      </w:r>
+      <w:r>
+        <w:t xml:space="preserve"> </w:t>
+      </w:r>
+      <w:r>
+        <w:rPr>
+          <w:b/>
+          <w:bCs/>
+        </w:rPr>
+        <w:t>Stack</w:t>
+      </w:r>
+      <w:r>
+        <w:t>:</w:t>
+      </w:r>
+      <w:r>
+        <w:t xml:space="preserve"> </w:t>
+      </w:r>
+      <w:r>
+        <w:t>Kafka &amp; Zookeeper (Inter service message streaming)</w:t>
+      </w:r>
+      <w:r>
+        <w:t xml:space="preserve">, </w:t>
+      </w:r>
+      <w:r>
+        <w:t xml:space="preserve">React </w:t>
+      </w:r>
+      <w:proofErr w:type="gramStart"/>
+      <w:r>
+        <w:t>JS</w:t>
+      </w:r>
+      <w:r>
+        <w:t xml:space="preserve"> ,</w:t>
+      </w:r>
+      <w:proofErr w:type="gramEnd"/>
+      <w:r>
+        <w:t xml:space="preserve"> </w:t>
+      </w:r>
+      <w:r>
+        <w:t>.Net</w:t>
+      </w:r>
+      <w:r>
+        <w:t xml:space="preserve">, </w:t>
+      </w:r>
+      <w:proofErr w:type="spellStart"/>
+      <w:r>
+        <w:t>RxJS</w:t>
+      </w:r>
+      <w:proofErr w:type="spellEnd"/>
+    </w:p>
+    <w:p>
+      <w:pPr>
         <w:pStyle w:val="Heading1"/>
         <w:pBdr>
           <w:top w:val="single" w:sz="4" w:space="1" w:color="auto"/>
         </w:pBdr>
-        <w:spacing w:after="0"/>
-        <w:jc w:val="both"/>
-      </w:pPr>
-      <w:r>
-        <w:t>PROFESSIONAL EXPERIENCE</w:t>
+      </w:pPr>
+      <w:r>
+        <w:t>EDUCATION</w:t>
       </w:r>
     </w:p>
     <w:p>
       <w:pPr>
         <w:pStyle w:val="Heading2"/>
         <w:spacing w:after="0"/>
-        <w:jc w:val="both"/>
-        <w:rPr>
-          <w:b/>
-          <w:bCs/>
-        </w:rPr>
-      </w:pPr>
-      <w:r>
-        <w:rPr>
-          <w:b/>
-          <w:bCs/>
-        </w:rPr>
-        <w:t>Software Developer — Contour Software / Perseus (Karachi, Pakistan)</w:t>
-      </w:r>
-    </w:p>
-    <w:p>
-      <w:r>
-        <w:t>June 25 - Present</w:t>
-      </w:r>
-    </w:p>
-    <w:p>
-      <w:r>
-        <w:t>A global enterprise software provider serving clients across North America, Europe, and the Middle East.</w:t>
-      </w:r>
-    </w:p>
-    <w:p>
-      <w:pPr>
-        <w:pStyle w:val="Heading4"/>
-        <w:jc w:val="both"/>
-      </w:pPr>
-      <w:r>
-        <w:lastRenderedPageBreak/>
-        <w:t xml:space="preserve">Key </w:t>
-      </w:r>
-      <w:r>
-        <w:t>Responsibilities</w:t>
-      </w:r>
-      <w:r>
-        <w:t>:</w:t>
-      </w:r>
-    </w:p>
-    <w:p>
-      <w:pPr>
-        <w:spacing w:after="0"/>
-        <w:jc w:val="both"/>
-      </w:pPr>
-      <w:r>
-        <w:t>• Hands-on code development for highly responsive and resilient solutions.</w:t>
-      </w:r>
-    </w:p>
-    <w:p>
-      <w:pPr>
-        <w:spacing w:after="0"/>
-        <w:jc w:val="both"/>
-      </w:pPr>
-      <w:r>
-        <w:t>• Ability to manage work items in tight deadlines, and within a fixed R&amp;D release schedule as per</w:t>
-      </w:r>
-      <w:r>
-        <w:t xml:space="preserve"> </w:t>
-      </w:r>
-      <w:r>
-        <w:t>milestones set internally and externally</w:t>
-      </w:r>
-    </w:p>
-    <w:p>
-      <w:pPr>
-        <w:spacing w:after="0"/>
-        <w:jc w:val="both"/>
-      </w:pPr>
-      <w:r>
-        <w:t>• Demonstrating persistence and visible passion for the product</w:t>
-      </w:r>
-    </w:p>
-    <w:p>
-      <w:pPr>
-        <w:spacing w:after="0"/>
-        <w:jc w:val="both"/>
-      </w:pPr>
-      <w:r>
-        <w:t>• Doing whatever it takes to make the product or service useful, exciting, and successful</w:t>
-      </w:r>
-    </w:p>
-    <w:p>
-      <w:pPr>
-        <w:spacing w:after="0"/>
-        <w:jc w:val="both"/>
-      </w:pPr>
-      <w:r>
-        <w:t>• Diligence and attention to detail in the team's record-keeping within corporate systems</w:t>
-      </w:r>
-    </w:p>
-    <w:p>
-      <w:pPr>
-        <w:spacing w:after="0"/>
-        <w:jc w:val="both"/>
-      </w:pPr>
-      <w:r>
-        <w:t>• Proposing specifications for future enhancements and bug fixes</w:t>
-      </w:r>
-    </w:p>
-    <w:p>
-      <w:pPr>
-        <w:spacing w:after="0"/>
-        <w:jc w:val="both"/>
-      </w:pPr>
-      <w:r>
-        <w:t>• Documenting all system &amp; implementation requirements for the software developed</w:t>
-      </w:r>
-    </w:p>
-    <w:p>
-      <w:pPr>
-        <w:spacing w:after="0"/>
-        <w:jc w:val="both"/>
-      </w:pPr>
-      <w:r>
-        <w:t>• Concentrated focus on product usability and the user experience</w:t>
-      </w:r>
-    </w:p>
-    <w:p>
-      <w:pPr>
-        <w:spacing w:after="0"/>
-        <w:jc w:val="both"/>
-      </w:pPr>
-      <w:r>
-        <w:t>• Caring deeply about implementations, and the ongoing operational success that turns a product that customers need into a product they want for life</w:t>
-      </w:r>
-    </w:p>
-    <w:p>
-      <w:pPr>
-        <w:spacing w:after="0"/>
-        <w:jc w:val="both"/>
-      </w:pPr>
-      <w:r>
-        <w:t>• Investigating customer tickets promptly where investigations were unresolvable by first-line support.</w:t>
-      </w:r>
-    </w:p>
-    <w:p>
-      <w:pPr>
-        <w:spacing w:after="0"/>
-        <w:jc w:val="both"/>
-      </w:pPr>
-    </w:p>
-    <w:p>
-      <w:r>
-        <w:t>Tech Stack:</w:t>
-      </w:r>
-      <w:r>
-        <w:t xml:space="preserve"> ASP.NET MVC, C#, Web API, SQL Server, Entity Framework, Dapper, jQuery, Bootstrap, Power BI </w:t>
-      </w:r>
-    </w:p>
-    <w:p>
-      <w:pPr>
-        <w:pStyle w:val="Heading2"/>
-        <w:spacing w:after="0"/>
-        <w:jc w:val="both"/>
-      </w:pPr>
-      <w:r>
-        <w:rPr>
-          <w:b/>
-          <w:bCs/>
-        </w:rPr>
-        <w:t xml:space="preserve">Senior Software Engineer (Lead) — </w:t>
-      </w:r>
-      <w:proofErr w:type="spellStart"/>
-      <w:r>
-        <w:rPr>
-          <w:b/>
-          <w:bCs/>
-        </w:rPr>
-        <w:t>Mythod</w:t>
-      </w:r>
-      <w:proofErr w:type="spellEnd"/>
-      <w:r>
-        <w:rPr>
-          <w:b/>
-          <w:bCs/>
-        </w:rPr>
-        <w:t xml:space="preserve"> (Jeddah, Saudi Arabia)</w:t>
-      </w:r>
-    </w:p>
-    <w:p>
-      <w:r>
-        <w:t>March 2023 – June 2025</w:t>
-      </w:r>
-    </w:p>
-    <w:p>
-      <w:pPr>
-        <w:jc w:val="both"/>
-      </w:pPr>
-      <w:r>
-        <w:t>Led a multi-disciplinary team across Pakistan and Saudi Arabia.</w:t>
-      </w:r>
-    </w:p>
-    <w:p>
-      <w:pPr>
-        <w:spacing w:after="0"/>
-        <w:jc w:val="both"/>
-      </w:pPr>
-      <w:r>
-        <w:t xml:space="preserve">Directed a cross-functional scrum team of </w:t>
-      </w:r>
-      <w:r>
-        <w:t>5</w:t>
-      </w:r>
-      <w:r>
-        <w:t>+ frontend and backend developers, SQA engineers, and designers, achieving a 25% reduction in sprint cycle time and enhancing product release frequency by 20%</w:t>
-      </w:r>
-      <w:r>
-        <w:t>.</w:t>
-      </w:r>
-    </w:p>
-    <w:p>
-      <w:pPr>
-        <w:pStyle w:val="Heading4"/>
-        <w:jc w:val="both"/>
-      </w:pPr>
-      <w:r>
-        <w:rPr>
-          <w:rStyle w:val="Heading4Char"/>
-        </w:rPr>
-        <w:t>Achievements</w:t>
-      </w:r>
-      <w:r>
-        <w:t>:</w:t>
-      </w:r>
-    </w:p>
-    <w:p>
-      <w:pPr>
-        <w:pStyle w:val="ListBullet"/>
-        <w:spacing w:after="0"/>
-        <w:jc w:val="both"/>
-      </w:pPr>
-      <w:r>
-        <w:t>Oversaw development team in successfully delivering 2 projects in 1 year.</w:t>
-      </w:r>
-    </w:p>
-    <w:p>
-      <w:pPr>
-        <w:pStyle w:val="ListBullet"/>
-        <w:spacing w:after="0"/>
-        <w:jc w:val="both"/>
-      </w:pPr>
-      <w:r>
-        <w:t>Revamped customer feedback processes, converting 80% of negative reviews into positive testimonials</w:t>
-      </w:r>
-      <w:r>
-        <w:t>.</w:t>
-      </w:r>
-    </w:p>
-    <w:p>
-      <w:pPr>
-        <w:pStyle w:val="ListBullet"/>
-        <w:jc w:val="both"/>
-      </w:pPr>
-      <w:r>
-        <w:t xml:space="preserve">Introduced development teams with tools making development 2x faster and </w:t>
-      </w:r>
-      <w:r>
-        <w:t>improved code quality</w:t>
-      </w:r>
-      <w:r>
-        <w:t>.</w:t>
-      </w:r>
-    </w:p>
-    <w:p>
-      <w:pPr>
-        <w:pStyle w:val="ListBullet"/>
-        <w:jc w:val="both"/>
-      </w:pPr>
-      <w:r>
-        <w:t>Implemented CI/CD for application builds and deployments using Jenkins</w:t>
-      </w:r>
-      <w:r>
-        <w:t>, reducing deployment time by 60% and increasing release frequency by 40%.</w:t>
-      </w:r>
-    </w:p>
-    <w:p>
-      <w:pPr>
-        <w:pStyle w:val="Heading4"/>
-        <w:jc w:val="both"/>
-      </w:pPr>
-      <w:r>
-        <w:t>Tech Stack:</w:t>
-      </w:r>
-    </w:p>
-    <w:tbl>
-      <w:tblPr>
-        <w:tblStyle w:val="PlainTable3"/>
-        <w:tblW w:w="0" w:type="auto"/>
-        <w:tblLook w:val="0400" w:firstRow="0" w:lastRow="0" w:firstColumn="0" w:lastColumn="0" w:noHBand="0" w:noVBand="1"/>
-      </w:tblPr>
-      <w:tblGrid>
-        <w:gridCol w:w="4868"/>
-        <w:gridCol w:w="4868"/>
-      </w:tblGrid>
-      <w:tr>
-        <w:trPr>
-          <w:cnfStyle w:val="000000100000" w:firstRow="0" w:lastRow="0" w:firstColumn="0" w:lastColumn="0" w:oddVBand="0" w:evenVBand="0" w:oddHBand="1" w:evenHBand="0" w:firstRowFirstColumn="0" w:firstRowLastColumn="0" w:lastRowFirstColumn="0" w:lastRowLastColumn="0"/>
-        </w:trPr>
-        <w:tc>
-          <w:tcPr>
-            <w:tcW w:w="4868" w:type="dxa"/>
-          </w:tcPr>
-          <w:p>
-            <w:pPr>
-              <w:pStyle w:val="ListBullet"/>
-              <w:numPr>
-                <w:ilvl w:val="0"/>
-                <w:numId w:val="0"/>
-              </w:numPr>
-              <w:ind w:left="360" w:hanging="360"/>
-              <w:jc w:val="both"/>
-            </w:pPr>
-            <w:r>
-              <w:t>Type</w:t>
-            </w:r>
-            <w:r>
-              <w:t>Sc</w:t>
-            </w:r>
-            <w:r>
-              <w:t>ript</w:t>
-            </w:r>
-          </w:p>
-          <w:p>
-            <w:pPr>
-              <w:pStyle w:val="ListBullet"/>
-              <w:numPr>
-                <w:ilvl w:val="0"/>
-                <w:numId w:val="0"/>
-              </w:numPr>
-              <w:ind w:left="360" w:hanging="360"/>
-              <w:jc w:val="both"/>
-            </w:pPr>
-          </w:p>
-        </w:tc>
-        <w:tc>
-          <w:tcPr>
-            <w:tcW w:w="4868" w:type="dxa"/>
-          </w:tcPr>
-          <w:p>
-            <w:pPr>
-              <w:jc w:val="both"/>
-            </w:pPr>
-            <w:r>
-              <w:t>ReactJS</w:t>
-            </w:r>
-          </w:p>
-        </w:tc>
-      </w:tr>
-      <w:tr>
-        <w:tc>
-          <w:tcPr>
-            <w:tcW w:w="4868" w:type="dxa"/>
-          </w:tcPr>
-          <w:p>
-            <w:pPr>
-              <w:pStyle w:val="ListBullet"/>
-              <w:numPr>
-                <w:ilvl w:val="0"/>
-                <w:numId w:val="0"/>
-              </w:numPr>
-              <w:ind w:left="360" w:hanging="360"/>
-              <w:jc w:val="both"/>
-            </w:pPr>
-            <w:proofErr w:type="spellStart"/>
-            <w:r>
-              <w:t>NestJS</w:t>
-            </w:r>
-            <w:proofErr w:type="spellEnd"/>
-          </w:p>
-          <w:p>
-            <w:pPr>
-              <w:pStyle w:val="ListBullet"/>
-              <w:numPr>
-                <w:ilvl w:val="0"/>
-                <w:numId w:val="0"/>
-              </w:numPr>
-              <w:ind w:left="360" w:hanging="360"/>
-              <w:jc w:val="both"/>
-            </w:pPr>
-          </w:p>
-        </w:tc>
-        <w:tc>
-          <w:tcPr>
-            <w:tcW w:w="4868" w:type="dxa"/>
-          </w:tcPr>
-          <w:p>
-            <w:pPr>
-              <w:jc w:val="both"/>
-            </w:pPr>
-            <w:r>
-              <w:t>NATs</w:t>
-            </w:r>
-          </w:p>
-        </w:tc>
-      </w:tr>
-      <w:tr>
-        <w:trPr>
-          <w:cnfStyle w:val="000000100000" w:firstRow="0" w:lastRow="0" w:firstColumn="0" w:lastColumn="0" w:oddVBand="0" w:evenVBand="0" w:oddHBand="1" w:evenHBand="0" w:firstRowFirstColumn="0" w:firstRowLastColumn="0" w:lastRowFirstColumn="0" w:lastRowLastColumn="0"/>
-        </w:trPr>
-        <w:tc>
-          <w:tcPr>
-            <w:tcW w:w="4868" w:type="dxa"/>
-          </w:tcPr>
-          <w:p>
-            <w:pPr>
-              <w:jc w:val="both"/>
-            </w:pPr>
-            <w:r>
-              <w:t>Docker &amp; Kubernetes</w:t>
-            </w:r>
-          </w:p>
-          <w:p>
-            <w:pPr>
-              <w:jc w:val="both"/>
-            </w:pPr>
-          </w:p>
-        </w:tc>
-        <w:tc>
-          <w:tcPr>
-            <w:tcW w:w="4868" w:type="dxa"/>
-          </w:tcPr>
-          <w:p>
-            <w:pPr>
-              <w:jc w:val="both"/>
-            </w:pPr>
-            <w:r>
-              <w:t xml:space="preserve">Jenkins and </w:t>
-            </w:r>
-            <w:proofErr w:type="spellStart"/>
-            <w:r>
-              <w:t>BitBucket</w:t>
-            </w:r>
-            <w:proofErr w:type="spellEnd"/>
-            <w:r>
-              <w:t xml:space="preserve"> Ci/CD Pipelines</w:t>
-            </w:r>
-          </w:p>
-        </w:tc>
-      </w:tr>
-    </w:tbl>
-    <w:p>
-      <w:pPr>
-        <w:jc w:val="both"/>
         <w:sectPr>
           <w:type w:val="continuous"/>
           <w:pgSz w:w="11906" w:h="16838"/>
@@ -1006,13 +1681,65 @@
     </w:p>
     <w:p>
       <w:pPr>
-        <w:pStyle w:val="ListBullet"/>
-        <w:numPr>
-          <w:ilvl w:val="0"/>
-          <w:numId w:val="0"/>
-        </w:numPr>
+        <w:pStyle w:val="Heading2"/>
         <w:spacing w:after="0"/>
-        <w:jc w:val="both"/>
+      </w:pPr>
+      <w:r>
+        <w:t xml:space="preserve">FAST National </w:t>
+      </w:r>
+      <w:r>
+        <w:t>University</w:t>
+      </w:r>
+      <w:r>
+        <w:t>,</w:t>
+      </w:r>
+      <w:r>
+        <w:t xml:space="preserve"> Karachi</w:t>
+      </w:r>
+    </w:p>
+    <w:p>
+      <w:pPr>
+        <w:spacing w:after="0"/>
+      </w:pPr>
+      <w:r>
+        <w:t>Master of Science</w:t>
+      </w:r>
+      <w:r>
+        <w:t xml:space="preserve"> in </w:t>
+      </w:r>
+      <w:r>
+        <w:t xml:space="preserve">Data </w:t>
+      </w:r>
+      <w:r>
+        <w:t>Science, 202</w:t>
+      </w:r>
+      <w:r>
+        <w:t>6</w:t>
+      </w:r>
+    </w:p>
+    <w:p>
+      <w:pPr>
+        <w:pStyle w:val="Heading2"/>
+        <w:spacing w:after="0"/>
+      </w:pPr>
+      <w:r>
+        <w:t>Bahria University, Karachi</w:t>
+      </w:r>
+    </w:p>
+    <w:p>
+      <w:pPr>
+        <w:spacing w:after="0"/>
+      </w:pPr>
+      <w:r>
+        <w:t>Bachelor of Science in Computer Science, 2020</w:t>
+      </w:r>
+    </w:p>
+    <w:p>
+      <w:pPr>
+        <w:pStyle w:val="Heading1"/>
+        <w:pBdr>
+          <w:top w:val="single" w:sz="4" w:space="1" w:color="auto"/>
+        </w:pBdr>
         <w:sectPr>
           <w:type w:val="continuous"/>
           <w:pgSz w:w="11906" w:h="16838"/>
@@ -1024,7 +1751,244 @@
     </w:p>
     <w:p>
       <w:pPr>
+        <w:pStyle w:val="Heading1"/>
+        <w:pBdr>
+          <w:top w:val="single" w:sz="4" w:space="1" w:color="auto"/>
+        </w:pBdr>
+      </w:pPr>
+      <w:r>
+        <w:t>CERTIFICATIONS &amp; ORGANIZATIONS</w:t>
+      </w:r>
+    </w:p>
+    <w:p>
+      <w:pPr>
         <w:pStyle w:val="Heading2"/>
+        <w:spacing w:after="0"/>
+        <w:sectPr>
+          <w:type w:val="continuous"/>
+          <w:pgSz w:w="11906" w:h="16838"/>
+          <w:pgMar w:top="720" w:right="720" w:bottom="720" w:left="720" w:header="708" w:footer="708" w:gutter="0"/>
+          <w:cols w:space="708"/>
+          <w:docGrid w:linePitch="360"/>
+        </w:sectPr>
+      </w:pPr>
+    </w:p>
+    <w:p>
+      <w:pPr>
+        <w:pStyle w:val="ListParagraph"/>
+        <w:numPr>
+          <w:ilvl w:val="0"/>
+          <w:numId w:val="24"/>
+        </w:numPr>
+      </w:pPr>
+      <w:r>
+        <w:rPr>
+          <w:b/>
+          <w:bCs/>
+        </w:rPr>
+        <w:t>AWS Cloud Quest: Cloud Practitioner</w:t>
+      </w:r>
+      <w:r>
+        <w:t xml:space="preserve"> (</w:t>
+      </w:r>
+      <w:r>
+        <w:t xml:space="preserve">AWS </w:t>
+      </w:r>
+      <w:r>
+        <w:t>Training and Certification, May 202</w:t>
+      </w:r>
+      <w:r>
+        <w:t>4)</w:t>
+      </w:r>
+    </w:p>
+    <w:p>
+      <w:pPr>
+        <w:pStyle w:val="ListParagraph"/>
+        <w:numPr>
+          <w:ilvl w:val="0"/>
+          <w:numId w:val="24"/>
+        </w:numPr>
+      </w:pPr>
+      <w:r>
+        <w:rPr>
+          <w:b/>
+          <w:bCs/>
+        </w:rPr>
+        <w:t>Agile Project Management</w:t>
+      </w:r>
+      <w:r>
+        <w:t xml:space="preserve"> (G</w:t>
+      </w:r>
+      <w:r>
+        <w:t>oogle, Coursera, Dec 202</w:t>
+      </w:r>
+      <w:r>
+        <w:t>3</w:t>
+      </w:r>
+      <w:r>
+        <w:t>)</w:t>
+      </w:r>
+    </w:p>
+    <w:p>
+      <w:pPr>
+        <w:pStyle w:val="ListParagraph"/>
+        <w:numPr>
+          <w:ilvl w:val="0"/>
+          <w:numId w:val="24"/>
+        </w:numPr>
+      </w:pPr>
+      <w:r>
+        <w:rPr>
+          <w:b/>
+          <w:bCs/>
+        </w:rPr>
+        <w:t>Design Patterns</w:t>
+      </w:r>
+      <w:r>
+        <w:t xml:space="preserve"> (</w:t>
+      </w:r>
+      <w:r>
+        <w:t>University of Alberta, Coursera, Jan 2023</w:t>
+      </w:r>
+      <w:r>
+        <w:t>)</w:t>
+      </w:r>
+    </w:p>
+    <w:p>
+      <w:pPr>
+        <w:pStyle w:val="ListParagraph"/>
+        <w:numPr>
+          <w:ilvl w:val="0"/>
+          <w:numId w:val="24"/>
+        </w:numPr>
+      </w:pPr>
+      <w:proofErr w:type="spellStart"/>
+      <w:r>
+        <w:rPr>
+          <w:b/>
+          <w:bCs/>
+        </w:rPr>
+        <w:t>Analysing</w:t>
+      </w:r>
+      <w:proofErr w:type="spellEnd"/>
+      <w:r>
+        <w:rPr>
+          <w:b/>
+          <w:bCs/>
+        </w:rPr>
+        <w:t xml:space="preserve"> and </w:t>
+      </w:r>
+      <w:proofErr w:type="spellStart"/>
+      <w:r>
+        <w:rPr>
+          <w:b/>
+          <w:bCs/>
+        </w:rPr>
+        <w:t>Visualising</w:t>
+      </w:r>
+      <w:proofErr w:type="spellEnd"/>
+      <w:r>
+        <w:t xml:space="preserve"> data with Excel</w:t>
+      </w:r>
+      <w:r>
+        <w:t xml:space="preserve"> (</w:t>
+      </w:r>
+      <w:r>
+        <w:t>Quick Start</w:t>
+      </w:r>
+      <w:r>
+        <w:t>,</w:t>
+      </w:r>
+      <w:r>
+        <w:t xml:space="preserve"> July</w:t>
+      </w:r>
+      <w:r>
+        <w:t xml:space="preserve"> 20</w:t>
+      </w:r>
+      <w:r>
+        <w:t>22</w:t>
+      </w:r>
+      <w:r>
+        <w:t>)</w:t>
+      </w:r>
+    </w:p>
+    <w:p>
+      <w:pPr>
+        <w:pStyle w:val="ListParagraph"/>
+        <w:numPr>
+          <w:ilvl w:val="0"/>
+          <w:numId w:val="24"/>
+        </w:numPr>
+      </w:pPr>
+      <w:r>
+        <w:rPr>
+          <w:b/>
+          <w:bCs/>
+        </w:rPr>
+        <w:t>Introduction to Data Science</w:t>
+      </w:r>
+      <w:r>
+        <w:t xml:space="preserve"> (</w:t>
+      </w:r>
+      <w:r>
+        <w:t>Quick Start</w:t>
+      </w:r>
+      <w:r>
+        <w:t xml:space="preserve">, </w:t>
+      </w:r>
+      <w:r>
+        <w:t>July 2022</w:t>
+      </w:r>
+      <w:r>
+        <w:t>)</w:t>
+      </w:r>
+    </w:p>
+    <w:p>
+      <w:pPr>
+        <w:pStyle w:val="ListParagraph"/>
+        <w:numPr>
+          <w:ilvl w:val="0"/>
+          <w:numId w:val="24"/>
+        </w:numPr>
+      </w:pPr>
+      <w:r>
+        <w:rPr>
+          <w:b/>
+          <w:bCs/>
+        </w:rPr>
+        <w:t>Extracting and Transforming Data in SSIS</w:t>
+      </w:r>
+      <w:r>
+        <w:t xml:space="preserve"> (</w:t>
+      </w:r>
+      <w:r>
+        <w:t>LinkedIn Learning, Aug 20</w:t>
+      </w:r>
+      <w:r>
+        <w:t>21</w:t>
+      </w:r>
+      <w:r>
+        <w:t>)</w:t>
+      </w:r>
+    </w:p>
+    <w:p>
+      <w:pPr>
+        <w:pStyle w:val="Heading1"/>
+        <w:pBdr>
+          <w:top w:val="single" w:sz="4" w:space="1" w:color="auto"/>
+        </w:pBdr>
+      </w:pPr>
+      <w:r>
+        <w:t>Availability &amp; Mobility:</w:t>
+      </w:r>
+    </w:p>
+    <w:p>
+      <w:pPr>
+        <w:pStyle w:val="ListParagraph"/>
+        <w:numPr>
+          <w:ilvl w:val="0"/>
+          <w:numId w:val="24"/>
+        </w:numPr>
         <w:spacing w:after="0"/>
         <w:jc w:val="both"/>
         <w:sectPr>
@@ -1036,1006 +2000,10 @@
         </w:sectPr>
       </w:pPr>
       <w:r>
-        <w:rPr>
-          <w:b/>
-          <w:bCs/>
-        </w:rPr>
-        <w:t>App In Snap</w:t>
-      </w:r>
-      <w:r>
-        <w:t xml:space="preserve"> (Karachi, Pakistan) </w:t>
-      </w:r>
-      <w:r>
-        <w:rPr>
-          <w:sz w:val="22"/>
-          <w:szCs w:val="22"/>
-        </w:rPr>
-        <w:t>(Dec 2022 – Mar 2023)</w:t>
-      </w:r>
-    </w:p>
-    <w:p>
-      <w:pPr>
-        <w:pStyle w:val="ListBullet"/>
-        <w:numPr>
-          <w:ilvl w:val="0"/>
-          <w:numId w:val="0"/>
-        </w:numPr>
-        <w:ind w:left="360" w:hanging="360"/>
-        <w:jc w:val="both"/>
-      </w:pPr>
-      <w:r>
-        <w:t>A platform builder for FinTech, Transportation and Healthcare to Retail with 250 employees in Pakistan.</w:t>
-      </w:r>
-    </w:p>
-    <w:p>
-      <w:pPr>
-        <w:pStyle w:val="Heading3"/>
-        <w:jc w:val="both"/>
-      </w:pPr>
-      <w:r>
-        <w:t>Senior Software Engineer – Backend Developer</w:t>
-      </w:r>
-    </w:p>
-    <w:p>
-      <w:pPr>
-        <w:spacing w:after="0"/>
-        <w:jc w:val="both"/>
-      </w:pPr>
-      <w:r>
-        <w:t xml:space="preserve">Aligned and breakdown tasks </w:t>
-      </w:r>
-      <w:r>
-        <w:t xml:space="preserve">for </w:t>
-      </w:r>
-      <w:r>
-        <w:t>new releases and execution of the project</w:t>
-      </w:r>
-      <w:r>
-        <w:t>.</w:t>
-      </w:r>
-    </w:p>
-    <w:p>
-      <w:pPr>
-        <w:pStyle w:val="Heading4"/>
-        <w:jc w:val="both"/>
-      </w:pPr>
-      <w:r>
-        <w:t>Achievements</w:t>
-      </w:r>
-      <w:r>
-        <w:t>:</w:t>
-      </w:r>
-    </w:p>
-    <w:p>
-      <w:pPr>
-        <w:pStyle w:val="ListBullet"/>
-        <w:spacing w:after="0"/>
-        <w:jc w:val="both"/>
-      </w:pPr>
-      <w:r>
-        <w:t>Orchestrated the successful relocation of a complex project from</w:t>
-      </w:r>
-      <w:r>
-        <w:t xml:space="preserve"> Islamabad</w:t>
-      </w:r>
-      <w:r>
-        <w:t xml:space="preserve"> to </w:t>
-      </w:r>
-      <w:r>
-        <w:t>Karachi</w:t>
-      </w:r>
-      <w:r>
-        <w:t>, ensuring on-time delivery and achieving a 15% cost reduction through optimized logistics.</w:t>
-      </w:r>
-    </w:p>
-    <w:p>
-      <w:pPr>
-        <w:pStyle w:val="Heading4"/>
-        <w:jc w:val="both"/>
-      </w:pPr>
-      <w:r>
-        <w:t>Tech Stack:</w:t>
-      </w:r>
-    </w:p>
-    <w:tbl>
-      <w:tblPr>
-        <w:tblStyle w:val="PlainTable3"/>
-        <w:tblW w:w="0" w:type="auto"/>
-        <w:tblLook w:val="0400" w:firstRow="0" w:lastRow="0" w:firstColumn="0" w:lastColumn="0" w:noHBand="0" w:noVBand="1"/>
-      </w:tblPr>
-      <w:tblGrid>
-        <w:gridCol w:w="4950"/>
-        <w:gridCol w:w="4786"/>
-      </w:tblGrid>
-      <w:tr>
-        <w:trPr>
-          <w:cnfStyle w:val="000000100000" w:firstRow="0" w:lastRow="0" w:firstColumn="0" w:lastColumn="0" w:oddVBand="0" w:evenVBand="0" w:oddHBand="1" w:evenHBand="0" w:firstRowFirstColumn="0" w:firstRowLastColumn="0" w:lastRowFirstColumn="0" w:lastRowLastColumn="0"/>
-        </w:trPr>
-        <w:tc>
-          <w:tcPr>
-            <w:tcW w:w="4950" w:type="dxa"/>
-          </w:tcPr>
-          <w:p>
-            <w:pPr>
-              <w:jc w:val="both"/>
-            </w:pPr>
-            <w:r>
-              <w:t>.Net</w:t>
-            </w:r>
-          </w:p>
-          <w:p>
-            <w:pPr>
-              <w:jc w:val="both"/>
-            </w:pPr>
-          </w:p>
-        </w:tc>
-        <w:tc>
-          <w:tcPr>
-            <w:tcW w:w="4786" w:type="dxa"/>
-          </w:tcPr>
-          <w:p>
-            <w:pPr>
-              <w:jc w:val="both"/>
-            </w:pPr>
-            <w:r>
-              <w:t>Node JS</w:t>
-            </w:r>
-          </w:p>
-        </w:tc>
-      </w:tr>
-      <w:tr>
-        <w:tc>
-          <w:tcPr>
-            <w:tcW w:w="4950" w:type="dxa"/>
-          </w:tcPr>
-          <w:p>
-            <w:pPr>
-              <w:jc w:val="both"/>
-            </w:pPr>
-            <w:proofErr w:type="spellStart"/>
-            <w:r>
-              <w:t>NestJS</w:t>
-            </w:r>
-            <w:proofErr w:type="spellEnd"/>
-          </w:p>
-          <w:p>
-            <w:pPr>
-              <w:jc w:val="both"/>
-            </w:pPr>
-          </w:p>
-        </w:tc>
-        <w:tc>
-          <w:tcPr>
-            <w:tcW w:w="4786" w:type="dxa"/>
-          </w:tcPr>
-          <w:p>
-            <w:pPr>
-              <w:jc w:val="both"/>
-            </w:pPr>
-            <w:r>
-              <w:lastRenderedPageBreak/>
-              <w:t>MSSQL</w:t>
-            </w:r>
-          </w:p>
-        </w:tc>
-      </w:tr>
-    </w:tbl>
-    <w:p>
-      <w:pPr>
-        <w:jc w:val="both"/>
-        <w:sectPr>
-          <w:type w:val="continuous"/>
-          <w:pgSz w:w="11906" w:h="16838"/>
-          <w:pgMar w:top="720" w:right="720" w:bottom="720" w:left="720" w:header="708" w:footer="708" w:gutter="0"/>
-          <w:cols w:space="708"/>
-          <w:docGrid w:linePitch="360"/>
-        </w:sectPr>
-      </w:pPr>
-    </w:p>
-    <w:p>
-      <w:pPr>
-        <w:pStyle w:val="Heading2"/>
-        <w:spacing w:after="0"/>
-        <w:jc w:val="both"/>
-        <w:rPr>
-          <w:sz w:val="22"/>
-          <w:szCs w:val="22"/>
-        </w:rPr>
-      </w:pPr>
-      <w:r>
-        <w:rPr>
-          <w:b/>
-          <w:bCs/>
-        </w:rPr>
-        <w:t>Ibex Global</w:t>
-      </w:r>
-      <w:r>
-        <w:t xml:space="preserve"> (Karachi, Pakistan) </w:t>
-      </w:r>
-      <w:r>
-        <w:rPr>
-          <w:sz w:val="22"/>
-          <w:szCs w:val="22"/>
-        </w:rPr>
-        <w:t>(Sep 2021 – Dec 2022)</w:t>
-      </w:r>
-    </w:p>
-    <w:p>
-      <w:pPr>
-        <w:jc w:val="both"/>
-      </w:pPr>
-      <w:r>
-        <w:t>A</w:t>
-      </w:r>
-      <w:r>
-        <w:t xml:space="preserve"> leading end-to-end provider of technology-enabled Customer Lifecycle Experience (CLX) solutions.</w:t>
-      </w:r>
-    </w:p>
-    <w:p>
-      <w:pPr>
-        <w:pStyle w:val="Heading3"/>
-        <w:jc w:val="both"/>
-      </w:pPr>
-      <w:r>
-        <w:t>Analyst Software Engineer</w:t>
-      </w:r>
-    </w:p>
-    <w:p>
-      <w:pPr>
-        <w:spacing w:after="0"/>
-        <w:jc w:val="both"/>
-      </w:pPr>
-      <w:r>
-        <w:t xml:space="preserve">Developed ETL processes and systems for 10+ clients, enhancing data accuracy by 30% and reducing data processing time by </w:t>
-      </w:r>
-      <w:r>
-        <w:t>2</w:t>
-      </w:r>
-      <w:r>
-        <w:t>0%.</w:t>
-      </w:r>
-    </w:p>
-    <w:p>
-      <w:pPr>
-        <w:pStyle w:val="Heading4"/>
-        <w:jc w:val="both"/>
-      </w:pPr>
-      <w:r>
-        <w:t>Achievements</w:t>
-      </w:r>
-      <w:r>
-        <w:t>:</w:t>
-      </w:r>
-    </w:p>
-    <w:p>
-      <w:pPr>
-        <w:pStyle w:val="ListBullet"/>
-        <w:spacing w:after="0"/>
-        <w:jc w:val="both"/>
-      </w:pPr>
-      <w:r>
-        <w:t>Successfully</w:t>
-      </w:r>
-      <w:r>
-        <w:t xml:space="preserve"> migrated</w:t>
-      </w:r>
-      <w:r>
-        <w:t xml:space="preserve"> 7 years old in-house .Net library to latest versions</w:t>
-      </w:r>
-    </w:p>
-    <w:p>
-      <w:pPr>
-        <w:pStyle w:val="ListBullet"/>
-        <w:spacing w:after="0"/>
-        <w:jc w:val="both"/>
-      </w:pPr>
-      <w:r>
-        <w:t>Managed utility services for automated database deployment</w:t>
-      </w:r>
-      <w:r>
-        <w:t xml:space="preserve">, reducing </w:t>
-      </w:r>
-      <w:r>
-        <w:t>deployment time by 50%</w:t>
-      </w:r>
-      <w:r>
-        <w:t xml:space="preserve"> and increasing operational efficiency for over 50+ projects.</w:t>
-      </w:r>
-    </w:p>
-    <w:p>
-      <w:pPr>
-        <w:pStyle w:val="ListBullet"/>
-        <w:spacing w:after="0"/>
-        <w:jc w:val="both"/>
-      </w:pPr>
-      <w:r>
-        <w:t xml:space="preserve">Auto-synced production server with disaster recovery servers using </w:t>
-      </w:r>
-      <w:proofErr w:type="spellStart"/>
-      <w:r>
-        <w:t>SyncFolder</w:t>
-      </w:r>
-      <w:proofErr w:type="spellEnd"/>
-      <w:r>
-        <w:t>, improved server backup time from 7 days to 5 hours, achieving 99.99% uptime.</w:t>
-      </w:r>
-    </w:p>
-    <w:p>
-      <w:pPr>
-        <w:pStyle w:val="ListBullet"/>
-        <w:spacing w:after="0"/>
-        <w:jc w:val="both"/>
-      </w:pPr>
-      <w:r>
-        <w:t>Automated all ETL process deployment in collaboration with DevOps team using Gitlab CI/CD pipelines</w:t>
-      </w:r>
-    </w:p>
-    <w:p>
-      <w:pPr>
-        <w:pStyle w:val="Heading4"/>
-        <w:jc w:val="both"/>
-      </w:pPr>
-      <w:r>
-        <w:t>Tech Stack:</w:t>
-      </w:r>
-    </w:p>
-    <w:tbl>
-      <w:tblPr>
-        <w:tblStyle w:val="PlainTable3"/>
-        <w:tblW w:w="0" w:type="auto"/>
-        <w:tblLook w:val="0400" w:firstRow="0" w:lastRow="0" w:firstColumn="0" w:lastColumn="0" w:noHBand="0" w:noVBand="1"/>
-      </w:tblPr>
-      <w:tblGrid>
-        <w:gridCol w:w="5040"/>
-        <w:gridCol w:w="4696"/>
-      </w:tblGrid>
-      <w:tr>
-        <w:trPr>
-          <w:cnfStyle w:val="000000100000" w:firstRow="0" w:lastRow="0" w:firstColumn="0" w:lastColumn="0" w:oddVBand="0" w:evenVBand="0" w:oddHBand="1" w:evenHBand="0" w:firstRowFirstColumn="0" w:firstRowLastColumn="0" w:lastRowFirstColumn="0" w:lastRowLastColumn="0"/>
-        </w:trPr>
-        <w:tc>
-          <w:tcPr>
-            <w:tcW w:w="5040" w:type="dxa"/>
-          </w:tcPr>
-          <w:p>
-            <w:pPr>
-              <w:pStyle w:val="ListBullet"/>
-              <w:numPr>
-                <w:ilvl w:val="0"/>
-                <w:numId w:val="0"/>
-              </w:numPr>
-              <w:ind w:left="360" w:hanging="360"/>
-              <w:jc w:val="both"/>
-            </w:pPr>
-            <w:r>
-              <w:t>Type</w:t>
-            </w:r>
-            <w:r>
-              <w:t>Sc</w:t>
-            </w:r>
-            <w:r>
-              <w:t>ript</w:t>
-            </w:r>
-          </w:p>
-          <w:p>
-            <w:pPr>
-              <w:pStyle w:val="ListBullet"/>
-              <w:numPr>
-                <w:ilvl w:val="0"/>
-                <w:numId w:val="0"/>
-              </w:numPr>
-              <w:ind w:left="360" w:hanging="360"/>
-              <w:jc w:val="both"/>
-            </w:pPr>
-          </w:p>
-        </w:tc>
-        <w:tc>
-          <w:tcPr>
-            <w:tcW w:w="4696" w:type="dxa"/>
-          </w:tcPr>
-          <w:p>
-            <w:pPr>
-              <w:jc w:val="both"/>
-            </w:pPr>
-            <w:r>
-              <w:t>ReactJS</w:t>
-            </w:r>
-          </w:p>
-        </w:tc>
-      </w:tr>
-      <w:tr>
-        <w:tc>
-          <w:tcPr>
-            <w:tcW w:w="5040" w:type="dxa"/>
-          </w:tcPr>
-          <w:p>
-            <w:pPr>
-              <w:pStyle w:val="ListBullet"/>
-              <w:numPr>
-                <w:ilvl w:val="0"/>
-                <w:numId w:val="0"/>
-              </w:numPr>
-              <w:ind w:left="360" w:hanging="360"/>
-              <w:jc w:val="both"/>
-            </w:pPr>
-            <w:r>
-              <w:t>.Net</w:t>
-            </w:r>
-          </w:p>
-          <w:p>
-            <w:pPr>
-              <w:pStyle w:val="ListBullet"/>
-              <w:numPr>
-                <w:ilvl w:val="0"/>
-                <w:numId w:val="0"/>
-              </w:numPr>
-              <w:ind w:left="360" w:hanging="360"/>
-              <w:jc w:val="both"/>
-            </w:pPr>
-          </w:p>
-        </w:tc>
-        <w:tc>
-          <w:tcPr>
-            <w:tcW w:w="4696" w:type="dxa"/>
-          </w:tcPr>
-          <w:p>
-            <w:pPr>
-              <w:jc w:val="both"/>
-            </w:pPr>
-            <w:r>
-              <w:t xml:space="preserve">Jenkins and </w:t>
-            </w:r>
-            <w:proofErr w:type="spellStart"/>
-            <w:r>
-              <w:t>BitBucket</w:t>
-            </w:r>
-            <w:proofErr w:type="spellEnd"/>
-            <w:r>
-              <w:t xml:space="preserve"> Ci/CD Pipelines</w:t>
-            </w:r>
-          </w:p>
-        </w:tc>
-      </w:tr>
-    </w:tbl>
-    <w:p>
-      <w:pPr>
-        <w:jc w:val="both"/>
-        <w:sectPr>
-          <w:type w:val="continuous"/>
-          <w:pgSz w:w="11906" w:h="16838"/>
-          <w:pgMar w:top="720" w:right="720" w:bottom="720" w:left="720" w:header="708" w:footer="708" w:gutter="0"/>
-          <w:cols w:space="708"/>
-          <w:docGrid w:linePitch="360"/>
-        </w:sectPr>
-      </w:pPr>
-    </w:p>
-    <w:p>
-      <w:pPr>
-        <w:pStyle w:val="Heading2"/>
-        <w:jc w:val="both"/>
-      </w:pPr>
-      <w:r>
-        <w:rPr>
-          <w:b/>
-          <w:bCs/>
-        </w:rPr>
-        <w:t>Hyperdata Computing</w:t>
-      </w:r>
-      <w:r>
-        <w:t xml:space="preserve"> (PVT). LTD (Karachi, Pakistan) </w:t>
-      </w:r>
-      <w:r>
-        <w:rPr>
-          <w:sz w:val="22"/>
-          <w:szCs w:val="22"/>
-        </w:rPr>
-        <w:t>(SEP 2020 – SEP 2021)</w:t>
-      </w:r>
-    </w:p>
-    <w:p>
-      <w:pPr>
-        <w:pStyle w:val="ListBullet"/>
-        <w:numPr>
-          <w:ilvl w:val="0"/>
-          <w:numId w:val="0"/>
-        </w:numPr>
-        <w:jc w:val="both"/>
-      </w:pPr>
-      <w:r>
-        <w:t>A technology provider for enterprise solutions.</w:t>
-      </w:r>
-    </w:p>
-    <w:p>
-      <w:pPr>
-        <w:pStyle w:val="Heading3"/>
-        <w:jc w:val="both"/>
-      </w:pPr>
-      <w:r>
-        <w:t>Software Engineer</w:t>
-      </w:r>
-    </w:p>
-    <w:p>
-      <w:pPr>
-        <w:spacing w:after="0"/>
-        <w:jc w:val="both"/>
-      </w:pPr>
-      <w:r>
-        <w:t>Development of microservices and intercommunication of services using Kafka and zookeeper.</w:t>
-      </w:r>
-    </w:p>
-    <w:p>
-      <w:pPr>
-        <w:pStyle w:val="Heading4"/>
-        <w:jc w:val="both"/>
-      </w:pPr>
-      <w:r>
-        <w:t>Achievements</w:t>
-      </w:r>
-      <w:r>
-        <w:t>:</w:t>
-      </w:r>
-    </w:p>
-    <w:p>
-      <w:pPr>
-        <w:pStyle w:val="ListBullet"/>
-        <w:spacing w:after="0"/>
-        <w:jc w:val="both"/>
-      </w:pPr>
-      <w:r>
-        <w:t>Developed communications service for an in-house framework</w:t>
-      </w:r>
-      <w:r>
-        <w:t>.</w:t>
-      </w:r>
-    </w:p>
-    <w:p>
-      <w:pPr>
-        <w:pStyle w:val="ListBullet"/>
-        <w:spacing w:after="0"/>
-        <w:jc w:val="both"/>
-      </w:pPr>
-      <w:r>
-        <w:t>Successfully migrated .Net framework libraries to .Net core</w:t>
-      </w:r>
-      <w:r>
-        <w:t xml:space="preserve">, impacting services to work on latest </w:t>
-      </w:r>
-      <w:r>
-        <w:t>platforms.</w:t>
-      </w:r>
-    </w:p>
-    <w:p>
-      <w:pPr>
-        <w:pStyle w:val="Heading4"/>
-        <w:jc w:val="both"/>
-      </w:pPr>
-      <w:r>
-        <w:t>Tech Stack:</w:t>
-      </w:r>
-    </w:p>
-    <w:p>
-      <w:pPr>
-        <w:jc w:val="both"/>
-      </w:pPr>
-    </w:p>
-    <w:tbl>
-      <w:tblPr>
-        <w:tblStyle w:val="PlainTable3"/>
-        <w:tblW w:w="0" w:type="auto"/>
-        <w:tblLook w:val="0400" w:firstRow="0" w:lastRow="0" w:firstColumn="0" w:lastColumn="0" w:noHBand="0" w:noVBand="1"/>
-      </w:tblPr>
-      <w:tblGrid>
-        <w:gridCol w:w="5130"/>
-        <w:gridCol w:w="4606"/>
-      </w:tblGrid>
-      <w:tr>
-        <w:trPr>
-          <w:cnfStyle w:val="000000100000" w:firstRow="0" w:lastRow="0" w:firstColumn="0" w:lastColumn="0" w:oddVBand="0" w:evenVBand="0" w:oddHBand="1" w:evenHBand="0" w:firstRowFirstColumn="0" w:firstRowLastColumn="0" w:lastRowFirstColumn="0" w:lastRowLastColumn="0"/>
-        </w:trPr>
-        <w:tc>
-          <w:tcPr>
-            <w:tcW w:w="5130" w:type="dxa"/>
-          </w:tcPr>
-          <w:p>
-            <w:pPr>
-              <w:pStyle w:val="ListBullet"/>
-              <w:numPr>
-                <w:ilvl w:val="0"/>
-                <w:numId w:val="0"/>
-              </w:numPr>
-              <w:ind w:left="360" w:hanging="360"/>
-              <w:jc w:val="both"/>
-            </w:pPr>
-            <w:r>
-              <w:t>Kafka &amp; Zookeeper</w:t>
-            </w:r>
-          </w:p>
-          <w:p>
-            <w:pPr>
-              <w:pStyle w:val="ListBullet"/>
-              <w:numPr>
-                <w:ilvl w:val="0"/>
-                <w:numId w:val="0"/>
-              </w:numPr>
-              <w:ind w:left="360" w:hanging="360"/>
-              <w:jc w:val="both"/>
-            </w:pPr>
-          </w:p>
-        </w:tc>
-        <w:tc>
-          <w:tcPr>
-            <w:tcW w:w="4606" w:type="dxa"/>
-          </w:tcPr>
-          <w:p>
-            <w:pPr>
-              <w:jc w:val="both"/>
-            </w:pPr>
-            <w:r>
-              <w:t>ReactJS</w:t>
-            </w:r>
-          </w:p>
-        </w:tc>
-      </w:tr>
-      <w:tr>
-        <w:tc>
-          <w:tcPr>
-            <w:tcW w:w="5130" w:type="dxa"/>
-          </w:tcPr>
-          <w:p>
-            <w:pPr>
-              <w:pStyle w:val="ListBullet"/>
-              <w:numPr>
-                <w:ilvl w:val="0"/>
-                <w:numId w:val="0"/>
-              </w:numPr>
-              <w:ind w:left="360" w:hanging="360"/>
-              <w:jc w:val="both"/>
-            </w:pPr>
-            <w:r>
-              <w:t>.Net</w:t>
-            </w:r>
-          </w:p>
-          <w:p>
-            <w:pPr>
-              <w:pStyle w:val="ListBullet"/>
-              <w:numPr>
-                <w:ilvl w:val="0"/>
-                <w:numId w:val="0"/>
-              </w:numPr>
-              <w:ind w:left="360" w:hanging="360"/>
-              <w:jc w:val="both"/>
-            </w:pPr>
-          </w:p>
-        </w:tc>
-        <w:tc>
-          <w:tcPr>
-            <w:tcW w:w="4606" w:type="dxa"/>
-          </w:tcPr>
-          <w:p>
-            <w:pPr>
-              <w:jc w:val="both"/>
-            </w:pPr>
-            <w:proofErr w:type="spellStart"/>
-            <w:r>
-              <w:t>RxJS</w:t>
-            </w:r>
-            <w:proofErr w:type="spellEnd"/>
-          </w:p>
-        </w:tc>
-      </w:tr>
-    </w:tbl>
-    <w:p>
-      <w:pPr>
-        <w:pStyle w:val="Heading1"/>
-        <w:pBdr>
-          <w:top w:val="single" w:sz="4" w:space="1" w:color="auto"/>
-        </w:pBdr>
-        <w:jc w:val="both"/>
-      </w:pPr>
-      <w:r>
-        <w:t>EDUCATION</w:t>
-      </w:r>
-    </w:p>
-    <w:p>
-      <w:pPr>
-        <w:pStyle w:val="Heading2"/>
-        <w:spacing w:after="0"/>
-        <w:jc w:val="both"/>
-      </w:pPr>
-      <w:r>
-        <w:t xml:space="preserve">FAST National </w:t>
-      </w:r>
-      <w:r>
-        <w:t>University</w:t>
-      </w:r>
-      <w:r>
-        <w:t>,</w:t>
-      </w:r>
-      <w:r>
-        <w:t xml:space="preserve"> Karachi</w:t>
-      </w:r>
-    </w:p>
-    <w:p>
-      <w:pPr>
-        <w:spacing w:after="0"/>
-        <w:jc w:val="both"/>
-      </w:pPr>
-      <w:r>
-        <w:t>Master of Science</w:t>
-      </w:r>
-      <w:r>
-        <w:t xml:space="preserve"> in </w:t>
-      </w:r>
-      <w:r>
-        <w:t xml:space="preserve">Data </w:t>
-      </w:r>
-      <w:r>
-        <w:t>Science, 202</w:t>
-      </w:r>
-      <w:r>
-        <w:t>6</w:t>
-      </w:r>
-    </w:p>
-    <w:p>
-      <w:pPr>
-        <w:pStyle w:val="Heading2"/>
-        <w:spacing w:after="0"/>
-        <w:jc w:val="both"/>
-      </w:pPr>
-      <w:r>
-        <w:t>Bahria University, Karachi</w:t>
-      </w:r>
-    </w:p>
-    <w:p>
-      <w:pPr>
-        <w:spacing w:after="0"/>
-        <w:jc w:val="both"/>
-      </w:pPr>
-      <w:r>
-        <w:t>Bachelor of Science in Computer Science, 2020</w:t>
-      </w:r>
-    </w:p>
-    <w:p>
-      <w:pPr>
-        <w:jc w:val="both"/>
-      </w:pPr>
-      <w:r>
-        <w:br w:type="page"/>
-      </w:r>
-    </w:p>
-    <w:p>
-      <w:pPr>
-        <w:pStyle w:val="Heading1"/>
-        <w:pBdr>
-          <w:top w:val="single" w:sz="4" w:space="1" w:color="auto"/>
-        </w:pBdr>
-        <w:jc w:val="both"/>
-      </w:pPr>
-      <w:r>
-        <w:lastRenderedPageBreak/>
-        <w:t>CERTIFICATIONS &amp; ORGANIZATIONS</w:t>
-      </w:r>
-    </w:p>
-    <w:p>
-      <w:pPr>
-        <w:pStyle w:val="Heading2"/>
-        <w:spacing w:after="0"/>
-        <w:jc w:val="both"/>
-        <w:sectPr>
-          <w:type w:val="continuous"/>
-          <w:pgSz w:w="11906" w:h="16838"/>
-          <w:pgMar w:top="720" w:right="720" w:bottom="720" w:left="720" w:header="708" w:footer="708" w:gutter="0"/>
-          <w:cols w:space="708"/>
-          <w:docGrid w:linePitch="360"/>
-        </w:sectPr>
-      </w:pPr>
-    </w:p>
-    <w:p>
-      <w:pPr>
-        <w:pStyle w:val="Heading2"/>
-        <w:spacing w:before="0" w:after="0"/>
-        <w:jc w:val="both"/>
-      </w:pPr>
-      <w:r>
-        <w:t>AWS Cloud Quest: Cloud Practitioner</w:t>
-      </w:r>
-    </w:p>
-    <w:p>
-      <w:pPr>
-        <w:spacing w:after="0"/>
-        <w:jc w:val="both"/>
-      </w:pPr>
-      <w:r>
-        <w:t xml:space="preserve">AWS </w:t>
-      </w:r>
-      <w:r>
-        <w:t>Training and Certification, May 2024</w:t>
-      </w:r>
-    </w:p>
-    <w:p>
-      <w:pPr>
-        <w:spacing w:after="0"/>
-        <w:jc w:val="both"/>
-      </w:pPr>
-    </w:p>
-    <w:p>
-      <w:pPr>
-        <w:pStyle w:val="Heading2"/>
-        <w:spacing w:before="0" w:after="0"/>
-        <w:jc w:val="both"/>
-      </w:pPr>
-      <w:r>
-        <w:t>Agile Project Management</w:t>
-      </w:r>
-    </w:p>
-    <w:p>
-      <w:pPr>
-        <w:spacing w:after="0"/>
-        <w:jc w:val="both"/>
-      </w:pPr>
-      <w:r>
-        <w:t>Google, Coursera, Dec 202</w:t>
-      </w:r>
-      <w:r>
-        <w:t>3</w:t>
-      </w:r>
-    </w:p>
-    <w:p>
-      <w:pPr>
-        <w:spacing w:after="0"/>
-        <w:jc w:val="both"/>
-      </w:pPr>
-    </w:p>
-    <w:p>
-      <w:pPr>
-        <w:pStyle w:val="Heading2"/>
-        <w:spacing w:before="0" w:after="0"/>
-        <w:jc w:val="both"/>
-      </w:pPr>
-      <w:r>
-        <w:t>Design Patterns</w:t>
-      </w:r>
-    </w:p>
-    <w:p>
-      <w:pPr>
-        <w:spacing w:after="0"/>
-        <w:jc w:val="both"/>
-      </w:pPr>
-      <w:r>
-        <w:t>University of Alberta, Coursera, Jan 2023</w:t>
-      </w:r>
-    </w:p>
-    <w:p>
-      <w:pPr>
-        <w:pStyle w:val="Heading2"/>
-        <w:spacing w:before="0" w:after="0"/>
-        <w:jc w:val="both"/>
-      </w:pPr>
-      <w:proofErr w:type="spellStart"/>
-      <w:r>
-        <w:t>Analysing</w:t>
-      </w:r>
-      <w:proofErr w:type="spellEnd"/>
-      <w:r>
-        <w:t xml:space="preserve"> and </w:t>
-      </w:r>
-      <w:proofErr w:type="spellStart"/>
-      <w:r>
-        <w:t>Visualising</w:t>
-      </w:r>
-      <w:proofErr w:type="spellEnd"/>
-      <w:r>
-        <w:t xml:space="preserve"> data with Excel</w:t>
-      </w:r>
-    </w:p>
-    <w:p>
-      <w:pPr>
-        <w:spacing w:after="0"/>
-        <w:jc w:val="both"/>
-      </w:pPr>
-      <w:r>
-        <w:t>Quick Start</w:t>
-      </w:r>
-      <w:r>
-        <w:t>,</w:t>
-      </w:r>
-      <w:r>
-        <w:t xml:space="preserve"> July</w:t>
-      </w:r>
-      <w:r>
-        <w:t xml:space="preserve"> 20</w:t>
-      </w:r>
-      <w:r>
-        <w:t>22</w:t>
-      </w:r>
-    </w:p>
-    <w:p>
-      <w:pPr>
-        <w:spacing w:after="0"/>
-        <w:jc w:val="both"/>
-      </w:pPr>
-    </w:p>
-    <w:p>
-      <w:pPr>
-        <w:pStyle w:val="Heading2"/>
-        <w:spacing w:before="0" w:after="0"/>
-        <w:jc w:val="both"/>
-      </w:pPr>
-      <w:r>
-        <w:t>Introduction to Data Science</w:t>
-      </w:r>
-    </w:p>
-    <w:p>
-      <w:pPr>
-        <w:spacing w:after="0"/>
-        <w:jc w:val="both"/>
-      </w:pPr>
-      <w:r>
-        <w:t>Quick Start</w:t>
-      </w:r>
-      <w:r>
-        <w:t xml:space="preserve">, </w:t>
-      </w:r>
-      <w:r>
-        <w:t>July 2022</w:t>
-      </w:r>
-    </w:p>
-    <w:p>
-      <w:pPr>
-        <w:spacing w:after="0"/>
-        <w:jc w:val="both"/>
-      </w:pPr>
-    </w:p>
-    <w:p>
-      <w:pPr>
-        <w:pStyle w:val="Heading2"/>
-        <w:spacing w:before="0" w:after="0"/>
-        <w:jc w:val="both"/>
-      </w:pPr>
-      <w:r>
-        <w:t>Extracting and Transforming</w:t>
-      </w:r>
-      <w:r>
-        <w:t xml:space="preserve"> Data in SSIS</w:t>
-      </w:r>
-    </w:p>
-    <w:p>
-      <w:pPr>
-        <w:spacing w:after="0"/>
-        <w:jc w:val="both"/>
-      </w:pPr>
-      <w:r>
-        <w:t>LinkedIn Learning, Aug 20</w:t>
-      </w:r>
-      <w:r>
-        <w:t>21</w:t>
-      </w:r>
-    </w:p>
-    <w:p>
-      <w:pPr>
-        <w:spacing w:after="0"/>
-        <w:jc w:val="both"/>
-      </w:pPr>
-    </w:p>
-    <w:p>
-      <w:pPr>
-        <w:spacing w:after="0"/>
-        <w:jc w:val="both"/>
-        <w:sectPr>
-          <w:type w:val="continuous"/>
-          <w:pgSz w:w="11906" w:h="16838"/>
-          <w:pgMar w:top="720" w:right="720" w:bottom="720" w:left="720" w:header="708" w:footer="708" w:gutter="0"/>
-          <w:cols w:num="2" w:space="708"/>
-          <w:docGrid w:linePitch="360"/>
-        </w:sectPr>
-      </w:pPr>
-    </w:p>
-    <w:p>
-      <w:pPr>
-        <w:spacing w:after="0"/>
-        <w:jc w:val="both"/>
-      </w:pPr>
-    </w:p>
+        <w:t>Open for relocation.</w:t>
+      </w:r>
+    </w:p>
+    <w:p/>
     <w:sectPr>
       <w:type w:val="continuous"/>
       <w:pgSz w:w="11906" w:h="16838"/>
@@ -2052,7 +2020,7 @@
   <w:abstractNum w:abstractNumId="0" w15:restartNumberingAfterBreak="0">
     <w:nsid w:val="FFFFFF89"/>
     <w:multiLevelType w:val="singleLevel"/>
-    <w:tmpl w:val="197AD210"/>
+    <w:tmpl w:val="B4A818CE"/>
     <w:lvl w:ilvl="0">
       <w:start w:val="1"/>
       <w:numFmt w:val="bullet"/>
@@ -2369,6 +2337,232 @@
     </w:lvl>
   </w:abstractNum>
   <w:abstractNum w:abstractNumId="3" w15:restartNumberingAfterBreak="0">
+    <w:nsid w:val="0B167666"/>
+    <w:multiLevelType w:val="hybridMultilevel"/>
+    <w:tmpl w:val="8E003252"/>
+    <w:lvl w:ilvl="0" w:tplc="04090001">
+      <w:start w:val="1"/>
+      <w:numFmt w:val="bullet"/>
+      <w:lvlText w:val=""/>
+      <w:lvlJc w:val="left"/>
+      <w:pPr>
+        <w:ind w:left="720" w:hanging="360"/>
+      </w:pPr>
+      <w:rPr>
+        <w:rFonts w:ascii="Symbol" w:hAnsi="Symbol" w:hint="default"/>
+      </w:rPr>
+    </w:lvl>
+    <w:lvl w:ilvl="1" w:tplc="04090003" w:tentative="1">
+      <w:start w:val="1"/>
+      <w:numFmt w:val="bullet"/>
+      <w:lvlText w:val="o"/>
+      <w:lvlJc w:val="left"/>
+      <w:pPr>
+        <w:ind w:left="1440" w:hanging="360"/>
+      </w:pPr>
+      <w:rPr>
+        <w:rFonts w:ascii="Courier New" w:hAnsi="Courier New" w:cs="Courier New" w:hint="default"/>
+      </w:rPr>
+    </w:lvl>
+    <w:lvl w:ilvl="2" w:tplc="04090005" w:tentative="1">
+      <w:start w:val="1"/>
+      <w:numFmt w:val="bullet"/>
+      <w:lvlText w:val=""/>
+      <w:lvlJc w:val="left"/>
+      <w:pPr>
+        <w:ind w:left="2160" w:hanging="360"/>
+      </w:pPr>
+      <w:rPr>
+        <w:rFonts w:ascii="Wingdings" w:hAnsi="Wingdings" w:hint="default"/>
+      </w:rPr>
+    </w:lvl>
+    <w:lvl w:ilvl="3" w:tplc="04090001" w:tentative="1">
+      <w:start w:val="1"/>
+      <w:numFmt w:val="bullet"/>
+      <w:lvlText w:val=""/>
+      <w:lvlJc w:val="left"/>
+      <w:pPr>
+        <w:ind w:left="2880" w:hanging="360"/>
+      </w:pPr>
+      <w:rPr>
+        <w:rFonts w:ascii="Symbol" w:hAnsi="Symbol" w:hint="default"/>
+      </w:rPr>
+    </w:lvl>
+    <w:lvl w:ilvl="4" w:tplc="04090003" w:tentative="1">
+      <w:start w:val="1"/>
+      <w:numFmt w:val="bullet"/>
+      <w:lvlText w:val="o"/>
+      <w:lvlJc w:val="left"/>
+      <w:pPr>
+        <w:ind w:left="3600" w:hanging="360"/>
+      </w:pPr>
+      <w:rPr>
+        <w:rFonts w:ascii="Courier New" w:hAnsi="Courier New" w:cs="Courier New" w:hint="default"/>
+      </w:rPr>
+    </w:lvl>
+    <w:lvl w:ilvl="5" w:tplc="04090005" w:tentative="1">
+      <w:start w:val="1"/>
+      <w:numFmt w:val="bullet"/>
+      <w:lvlText w:val=""/>
+      <w:lvlJc w:val="left"/>
+      <w:pPr>
+        <w:ind w:left="4320" w:hanging="360"/>
+      </w:pPr>
+      <w:rPr>
+        <w:rFonts w:ascii="Wingdings" w:hAnsi="Wingdings" w:hint="default"/>
+      </w:rPr>
+    </w:lvl>
+    <w:lvl w:ilvl="6" w:tplc="04090001" w:tentative="1">
+      <w:start w:val="1"/>
+      <w:numFmt w:val="bullet"/>
+      <w:lvlText w:val=""/>
+      <w:lvlJc w:val="left"/>
+      <w:pPr>
+        <w:ind w:left="5040" w:hanging="360"/>
+      </w:pPr>
+      <w:rPr>
+        <w:rFonts w:ascii="Symbol" w:hAnsi="Symbol" w:hint="default"/>
+      </w:rPr>
+    </w:lvl>
+    <w:lvl w:ilvl="7" w:tplc="04090003" w:tentative="1">
+      <w:start w:val="1"/>
+      <w:numFmt w:val="bullet"/>
+      <w:lvlText w:val="o"/>
+      <w:lvlJc w:val="left"/>
+      <w:pPr>
+        <w:ind w:left="5760" w:hanging="360"/>
+      </w:pPr>
+      <w:rPr>
+        <w:rFonts w:ascii="Courier New" w:hAnsi="Courier New" w:cs="Courier New" w:hint="default"/>
+      </w:rPr>
+    </w:lvl>
+    <w:lvl w:ilvl="8" w:tplc="04090005" w:tentative="1">
+      <w:start w:val="1"/>
+      <w:numFmt w:val="bullet"/>
+      <w:lvlText w:val=""/>
+      <w:lvlJc w:val="left"/>
+      <w:pPr>
+        <w:ind w:left="6480" w:hanging="360"/>
+      </w:pPr>
+      <w:rPr>
+        <w:rFonts w:ascii="Wingdings" w:hAnsi="Wingdings" w:hint="default"/>
+      </w:rPr>
+    </w:lvl>
+  </w:abstractNum>
+  <w:abstractNum w:abstractNumId="4" w15:restartNumberingAfterBreak="0">
+    <w:nsid w:val="0BF029E6"/>
+    <w:multiLevelType w:val="hybridMultilevel"/>
+    <w:tmpl w:val="149AB348"/>
+    <w:lvl w:ilvl="0" w:tplc="04090001">
+      <w:start w:val="1"/>
+      <w:numFmt w:val="bullet"/>
+      <w:lvlText w:val=""/>
+      <w:lvlJc w:val="left"/>
+      <w:pPr>
+        <w:ind w:left="720" w:hanging="360"/>
+      </w:pPr>
+      <w:rPr>
+        <w:rFonts w:ascii="Symbol" w:hAnsi="Symbol" w:hint="default"/>
+      </w:rPr>
+    </w:lvl>
+    <w:lvl w:ilvl="1" w:tplc="04090003" w:tentative="1">
+      <w:start w:val="1"/>
+      <w:numFmt w:val="bullet"/>
+      <w:lvlText w:val="o"/>
+      <w:lvlJc w:val="left"/>
+      <w:pPr>
+        <w:ind w:left="1440" w:hanging="360"/>
+      </w:pPr>
+      <w:rPr>
+        <w:rFonts w:ascii="Courier New" w:hAnsi="Courier New" w:cs="Courier New" w:hint="default"/>
+      </w:rPr>
+    </w:lvl>
+    <w:lvl w:ilvl="2" w:tplc="04090005" w:tentative="1">
+      <w:start w:val="1"/>
+      <w:numFmt w:val="bullet"/>
+      <w:lvlText w:val=""/>
+      <w:lvlJc w:val="left"/>
+      <w:pPr>
+        <w:ind w:left="2160" w:hanging="360"/>
+      </w:pPr>
+      <w:rPr>
+        <w:rFonts w:ascii="Wingdings" w:hAnsi="Wingdings" w:hint="default"/>
+      </w:rPr>
+    </w:lvl>
+    <w:lvl w:ilvl="3" w:tplc="04090001" w:tentative="1">
+      <w:start w:val="1"/>
+      <w:numFmt w:val="bullet"/>
+      <w:lvlText w:val=""/>
+      <w:lvlJc w:val="left"/>
+      <w:pPr>
+        <w:ind w:left="2880" w:hanging="360"/>
+      </w:pPr>
+      <w:rPr>
+        <w:rFonts w:ascii="Symbol" w:hAnsi="Symbol" w:hint="default"/>
+      </w:rPr>
+    </w:lvl>
+    <w:lvl w:ilvl="4" w:tplc="04090003" w:tentative="1">
+      <w:start w:val="1"/>
+      <w:numFmt w:val="bullet"/>
+      <w:lvlText w:val="o"/>
+      <w:lvlJc w:val="left"/>
+      <w:pPr>
+        <w:ind w:left="3600" w:hanging="360"/>
+      </w:pPr>
+      <w:rPr>
+        <w:rFonts w:ascii="Courier New" w:hAnsi="Courier New" w:cs="Courier New" w:hint="default"/>
+      </w:rPr>
+    </w:lvl>
+    <w:lvl w:ilvl="5" w:tplc="04090005" w:tentative="1">
+      <w:start w:val="1"/>
+      <w:numFmt w:val="bullet"/>
+      <w:lvlText w:val=""/>
+      <w:lvlJc w:val="left"/>
+      <w:pPr>
+        <w:ind w:left="4320" w:hanging="360"/>
+      </w:pPr>
+      <w:rPr>
+        <w:rFonts w:ascii="Wingdings" w:hAnsi="Wingdings" w:hint="default"/>
+      </w:rPr>
+    </w:lvl>
+    <w:lvl w:ilvl="6" w:tplc="04090001" w:tentative="1">
+      <w:start w:val="1"/>
+      <w:numFmt w:val="bullet"/>
+      <w:lvlText w:val=""/>
+      <w:lvlJc w:val="left"/>
+      <w:pPr>
+        <w:ind w:left="5040" w:hanging="360"/>
+      </w:pPr>
+      <w:rPr>
+        <w:rFonts w:ascii="Symbol" w:hAnsi="Symbol" w:hint="default"/>
+      </w:rPr>
+    </w:lvl>
+    <w:lvl w:ilvl="7" w:tplc="04090003" w:tentative="1">
+      <w:start w:val="1"/>
+      <w:numFmt w:val="bullet"/>
+      <w:lvlText w:val="o"/>
+      <w:lvlJc w:val="left"/>
+      <w:pPr>
+        <w:ind w:left="5760" w:hanging="360"/>
+      </w:pPr>
+      <w:rPr>
+        <w:rFonts w:ascii="Courier New" w:hAnsi="Courier New" w:cs="Courier New" w:hint="default"/>
+      </w:rPr>
+    </w:lvl>
+    <w:lvl w:ilvl="8" w:tplc="04090005" w:tentative="1">
+      <w:start w:val="1"/>
+      <w:numFmt w:val="bullet"/>
+      <w:lvlText w:val=""/>
+      <w:lvlJc w:val="left"/>
+      <w:pPr>
+        <w:ind w:left="6480" w:hanging="360"/>
+      </w:pPr>
+      <w:rPr>
+        <w:rFonts w:ascii="Wingdings" w:hAnsi="Wingdings" w:hint="default"/>
+      </w:rPr>
+    </w:lvl>
+  </w:abstractNum>
+  <w:abstractNum w:abstractNumId="5" w15:restartNumberingAfterBreak="0">
     <w:nsid w:val="106A6E42"/>
     <w:multiLevelType w:val="multilevel"/>
     <w:tmpl w:val="70E8E5A4"/>
@@ -2517,7 +2711,7 @@
       </w:rPr>
     </w:lvl>
   </w:abstractNum>
-  <w:abstractNum w:abstractNumId="4" w15:restartNumberingAfterBreak="0">
+  <w:abstractNum w:abstractNumId="6" w15:restartNumberingAfterBreak="0">
     <w:nsid w:val="13EA2658"/>
     <w:multiLevelType w:val="hybridMultilevel"/>
     <w:tmpl w:val="4AE45B16"/>
@@ -2630,7 +2824,7 @@
       </w:rPr>
     </w:lvl>
   </w:abstractNum>
-  <w:abstractNum w:abstractNumId="5" w15:restartNumberingAfterBreak="0">
+  <w:abstractNum w:abstractNumId="7" w15:restartNumberingAfterBreak="0">
     <w:nsid w:val="15E8285D"/>
     <w:multiLevelType w:val="multilevel"/>
     <w:tmpl w:val="607627F4"/>
@@ -2779,7 +2973,7 @@
       </w:rPr>
     </w:lvl>
   </w:abstractNum>
-  <w:abstractNum w:abstractNumId="6" w15:restartNumberingAfterBreak="0">
+  <w:abstractNum w:abstractNumId="8" w15:restartNumberingAfterBreak="0">
     <w:nsid w:val="196D16CB"/>
     <w:multiLevelType w:val="hybridMultilevel"/>
     <w:tmpl w:val="56905434"/>
@@ -2892,7 +3086,233 @@
       </w:rPr>
     </w:lvl>
   </w:abstractNum>
-  <w:abstractNum w:abstractNumId="7" w15:restartNumberingAfterBreak="0">
+  <w:abstractNum w:abstractNumId="9" w15:restartNumberingAfterBreak="0">
+    <w:nsid w:val="290435E7"/>
+    <w:multiLevelType w:val="hybridMultilevel"/>
+    <w:tmpl w:val="7DEC3554"/>
+    <w:lvl w:ilvl="0" w:tplc="04090001">
+      <w:start w:val="1"/>
+      <w:numFmt w:val="bullet"/>
+      <w:lvlText w:val=""/>
+      <w:lvlJc w:val="left"/>
+      <w:pPr>
+        <w:ind w:left="720" w:hanging="360"/>
+      </w:pPr>
+      <w:rPr>
+        <w:rFonts w:ascii="Symbol" w:hAnsi="Symbol" w:hint="default"/>
+      </w:rPr>
+    </w:lvl>
+    <w:lvl w:ilvl="1" w:tplc="04090003" w:tentative="1">
+      <w:start w:val="1"/>
+      <w:numFmt w:val="bullet"/>
+      <w:lvlText w:val="o"/>
+      <w:lvlJc w:val="left"/>
+      <w:pPr>
+        <w:ind w:left="1440" w:hanging="360"/>
+      </w:pPr>
+      <w:rPr>
+        <w:rFonts w:ascii="Courier New" w:hAnsi="Courier New" w:cs="Courier New" w:hint="default"/>
+      </w:rPr>
+    </w:lvl>
+    <w:lvl w:ilvl="2" w:tplc="04090005" w:tentative="1">
+      <w:start w:val="1"/>
+      <w:numFmt w:val="bullet"/>
+      <w:lvlText w:val=""/>
+      <w:lvlJc w:val="left"/>
+      <w:pPr>
+        <w:ind w:left="2160" w:hanging="360"/>
+      </w:pPr>
+      <w:rPr>
+        <w:rFonts w:ascii="Wingdings" w:hAnsi="Wingdings" w:hint="default"/>
+      </w:rPr>
+    </w:lvl>
+    <w:lvl w:ilvl="3" w:tplc="04090001" w:tentative="1">
+      <w:start w:val="1"/>
+      <w:numFmt w:val="bullet"/>
+      <w:lvlText w:val=""/>
+      <w:lvlJc w:val="left"/>
+      <w:pPr>
+        <w:ind w:left="2880" w:hanging="360"/>
+      </w:pPr>
+      <w:rPr>
+        <w:rFonts w:ascii="Symbol" w:hAnsi="Symbol" w:hint="default"/>
+      </w:rPr>
+    </w:lvl>
+    <w:lvl w:ilvl="4" w:tplc="04090003" w:tentative="1">
+      <w:start w:val="1"/>
+      <w:numFmt w:val="bullet"/>
+      <w:lvlText w:val="o"/>
+      <w:lvlJc w:val="left"/>
+      <w:pPr>
+        <w:ind w:left="3600" w:hanging="360"/>
+      </w:pPr>
+      <w:rPr>
+        <w:rFonts w:ascii="Courier New" w:hAnsi="Courier New" w:cs="Courier New" w:hint="default"/>
+      </w:rPr>
+    </w:lvl>
+    <w:lvl w:ilvl="5" w:tplc="04090005" w:tentative="1">
+      <w:start w:val="1"/>
+      <w:numFmt w:val="bullet"/>
+      <w:lvlText w:val=""/>
+      <w:lvlJc w:val="left"/>
+      <w:pPr>
+        <w:ind w:left="4320" w:hanging="360"/>
+      </w:pPr>
+      <w:rPr>
+        <w:rFonts w:ascii="Wingdings" w:hAnsi="Wingdings" w:hint="default"/>
+      </w:rPr>
+    </w:lvl>
+    <w:lvl w:ilvl="6" w:tplc="04090001" w:tentative="1">
+      <w:start w:val="1"/>
+      <w:numFmt w:val="bullet"/>
+      <w:lvlText w:val=""/>
+      <w:lvlJc w:val="left"/>
+      <w:pPr>
+        <w:ind w:left="5040" w:hanging="360"/>
+      </w:pPr>
+      <w:rPr>
+        <w:rFonts w:ascii="Symbol" w:hAnsi="Symbol" w:hint="default"/>
+      </w:rPr>
+    </w:lvl>
+    <w:lvl w:ilvl="7" w:tplc="04090003" w:tentative="1">
+      <w:start w:val="1"/>
+      <w:numFmt w:val="bullet"/>
+      <w:lvlText w:val="o"/>
+      <w:lvlJc w:val="left"/>
+      <w:pPr>
+        <w:ind w:left="5760" w:hanging="360"/>
+      </w:pPr>
+      <w:rPr>
+        <w:rFonts w:ascii="Courier New" w:hAnsi="Courier New" w:cs="Courier New" w:hint="default"/>
+      </w:rPr>
+    </w:lvl>
+    <w:lvl w:ilvl="8" w:tplc="04090005" w:tentative="1">
+      <w:start w:val="1"/>
+      <w:numFmt w:val="bullet"/>
+      <w:lvlText w:val=""/>
+      <w:lvlJc w:val="left"/>
+      <w:pPr>
+        <w:ind w:left="6480" w:hanging="360"/>
+      </w:pPr>
+      <w:rPr>
+        <w:rFonts w:ascii="Wingdings" w:hAnsi="Wingdings" w:hint="default"/>
+      </w:rPr>
+    </w:lvl>
+  </w:abstractNum>
+  <w:abstractNum w:abstractNumId="10" w15:restartNumberingAfterBreak="0">
+    <w:nsid w:val="2B9661CD"/>
+    <w:multiLevelType w:val="hybridMultilevel"/>
+    <w:tmpl w:val="69544664"/>
+    <w:lvl w:ilvl="0" w:tplc="04090001">
+      <w:start w:val="1"/>
+      <w:numFmt w:val="bullet"/>
+      <w:lvlText w:val=""/>
+      <w:lvlJc w:val="left"/>
+      <w:pPr>
+        <w:ind w:left="720" w:hanging="360"/>
+      </w:pPr>
+      <w:rPr>
+        <w:rFonts w:ascii="Symbol" w:hAnsi="Symbol" w:hint="default"/>
+      </w:rPr>
+    </w:lvl>
+    <w:lvl w:ilvl="1" w:tplc="04090003">
+      <w:start w:val="1"/>
+      <w:numFmt w:val="bullet"/>
+      <w:lvlText w:val="o"/>
+      <w:lvlJc w:val="left"/>
+      <w:pPr>
+        <w:ind w:left="1440" w:hanging="360"/>
+      </w:pPr>
+      <w:rPr>
+        <w:rFonts w:ascii="Courier New" w:hAnsi="Courier New" w:cs="Courier New" w:hint="default"/>
+      </w:rPr>
+    </w:lvl>
+    <w:lvl w:ilvl="2" w:tplc="04090005" w:tentative="1">
+      <w:start w:val="1"/>
+      <w:numFmt w:val="bullet"/>
+      <w:lvlText w:val=""/>
+      <w:lvlJc w:val="left"/>
+      <w:pPr>
+        <w:ind w:left="2160" w:hanging="360"/>
+      </w:pPr>
+      <w:rPr>
+        <w:rFonts w:ascii="Wingdings" w:hAnsi="Wingdings" w:hint="default"/>
+      </w:rPr>
+    </w:lvl>
+    <w:lvl w:ilvl="3" w:tplc="04090001" w:tentative="1">
+      <w:start w:val="1"/>
+      <w:numFmt w:val="bullet"/>
+      <w:lvlText w:val=""/>
+      <w:lvlJc w:val="left"/>
+      <w:pPr>
+        <w:ind w:left="2880" w:hanging="360"/>
+      </w:pPr>
+      <w:rPr>
+        <w:rFonts w:ascii="Symbol" w:hAnsi="Symbol" w:hint="default"/>
+      </w:rPr>
+    </w:lvl>
+    <w:lvl w:ilvl="4" w:tplc="04090003" w:tentative="1">
+      <w:start w:val="1"/>
+      <w:numFmt w:val="bullet"/>
+      <w:lvlText w:val="o"/>
+      <w:lvlJc w:val="left"/>
+      <w:pPr>
+        <w:ind w:left="3600" w:hanging="360"/>
+      </w:pPr>
+      <w:rPr>
+        <w:rFonts w:ascii="Courier New" w:hAnsi="Courier New" w:cs="Courier New" w:hint="default"/>
+      </w:rPr>
+    </w:lvl>
+    <w:lvl w:ilvl="5" w:tplc="04090005" w:tentative="1">
+      <w:start w:val="1"/>
+      <w:numFmt w:val="bullet"/>
+      <w:lvlText w:val=""/>
+      <w:lvlJc w:val="left"/>
+      <w:pPr>
+        <w:ind w:left="4320" w:hanging="360"/>
+      </w:pPr>
+      <w:rPr>
+        <w:rFonts w:ascii="Wingdings" w:hAnsi="Wingdings" w:hint="default"/>
+      </w:rPr>
+    </w:lvl>
+    <w:lvl w:ilvl="6" w:tplc="04090001" w:tentative="1">
+      <w:start w:val="1"/>
+      <w:numFmt w:val="bullet"/>
+      <w:lvlText w:val=""/>
+      <w:lvlJc w:val="left"/>
+      <w:pPr>
+        <w:ind w:left="5040" w:hanging="360"/>
+      </w:pPr>
+      <w:rPr>
+        <w:rFonts w:ascii="Symbol" w:hAnsi="Symbol" w:hint="default"/>
+      </w:rPr>
+    </w:lvl>
+    <w:lvl w:ilvl="7" w:tplc="04090003" w:tentative="1">
+      <w:start w:val="1"/>
+      <w:numFmt w:val="bullet"/>
+      <w:lvlText w:val="o"/>
+      <w:lvlJc w:val="left"/>
+      <w:pPr>
+        <w:ind w:left="5760" w:hanging="360"/>
+      </w:pPr>
+      <w:rPr>
+        <w:rFonts w:ascii="Courier New" w:hAnsi="Courier New" w:cs="Courier New" w:hint="default"/>
+      </w:rPr>
+    </w:lvl>
+    <w:lvl w:ilvl="8" w:tplc="04090005" w:tentative="1">
+      <w:start w:val="1"/>
+      <w:numFmt w:val="bullet"/>
+      <w:lvlText w:val=""/>
+      <w:lvlJc w:val="left"/>
+      <w:pPr>
+        <w:ind w:left="6480" w:hanging="360"/>
+      </w:pPr>
+      <w:rPr>
+        <w:rFonts w:ascii="Wingdings" w:hAnsi="Wingdings" w:hint="default"/>
+      </w:rPr>
+    </w:lvl>
+  </w:abstractNum>
+  <w:abstractNum w:abstractNumId="11" w15:restartNumberingAfterBreak="0">
     <w:nsid w:val="2C544095"/>
     <w:multiLevelType w:val="multilevel"/>
     <w:tmpl w:val="97FAF4F6"/>
@@ -3041,7 +3461,7 @@
       </w:rPr>
     </w:lvl>
   </w:abstractNum>
-  <w:abstractNum w:abstractNumId="8" w15:restartNumberingAfterBreak="0">
+  <w:abstractNum w:abstractNumId="12" w15:restartNumberingAfterBreak="0">
     <w:nsid w:val="3267660B"/>
     <w:multiLevelType w:val="hybridMultilevel"/>
     <w:tmpl w:val="ED2C3210"/>
@@ -3154,10 +3574,123 @@
       </w:rPr>
     </w:lvl>
   </w:abstractNum>
-  <w:abstractNum w:abstractNumId="9" w15:restartNumberingAfterBreak="0">
+  <w:abstractNum w:abstractNumId="13" w15:restartNumberingAfterBreak="0">
+    <w:nsid w:val="34DC08F1"/>
+    <w:multiLevelType w:val="hybridMultilevel"/>
+    <w:tmpl w:val="91B43A5A"/>
+    <w:lvl w:ilvl="0" w:tplc="04090001">
+      <w:start w:val="1"/>
+      <w:numFmt w:val="bullet"/>
+      <w:lvlText w:val=""/>
+      <w:lvlJc w:val="left"/>
+      <w:pPr>
+        <w:ind w:left="720" w:hanging="360"/>
+      </w:pPr>
+      <w:rPr>
+        <w:rFonts w:ascii="Symbol" w:hAnsi="Symbol" w:hint="default"/>
+      </w:rPr>
+    </w:lvl>
+    <w:lvl w:ilvl="1" w:tplc="04090003" w:tentative="1">
+      <w:start w:val="1"/>
+      <w:numFmt w:val="bullet"/>
+      <w:lvlText w:val="o"/>
+      <w:lvlJc w:val="left"/>
+      <w:pPr>
+        <w:ind w:left="1440" w:hanging="360"/>
+      </w:pPr>
+      <w:rPr>
+        <w:rFonts w:ascii="Courier New" w:hAnsi="Courier New" w:cs="Courier New" w:hint="default"/>
+      </w:rPr>
+    </w:lvl>
+    <w:lvl w:ilvl="2" w:tplc="04090005" w:tentative="1">
+      <w:start w:val="1"/>
+      <w:numFmt w:val="bullet"/>
+      <w:lvlText w:val=""/>
+      <w:lvlJc w:val="left"/>
+      <w:pPr>
+        <w:ind w:left="2160" w:hanging="360"/>
+      </w:pPr>
+      <w:rPr>
+        <w:rFonts w:ascii="Wingdings" w:hAnsi="Wingdings" w:hint="default"/>
+      </w:rPr>
+    </w:lvl>
+    <w:lvl w:ilvl="3" w:tplc="04090001" w:tentative="1">
+      <w:start w:val="1"/>
+      <w:numFmt w:val="bullet"/>
+      <w:lvlText w:val=""/>
+      <w:lvlJc w:val="left"/>
+      <w:pPr>
+        <w:ind w:left="2880" w:hanging="360"/>
+      </w:pPr>
+      <w:rPr>
+        <w:rFonts w:ascii="Symbol" w:hAnsi="Symbol" w:hint="default"/>
+      </w:rPr>
+    </w:lvl>
+    <w:lvl w:ilvl="4" w:tplc="04090003" w:tentative="1">
+      <w:start w:val="1"/>
+      <w:numFmt w:val="bullet"/>
+      <w:lvlText w:val="o"/>
+      <w:lvlJc w:val="left"/>
+      <w:pPr>
+        <w:ind w:left="3600" w:hanging="360"/>
+      </w:pPr>
+      <w:rPr>
+        <w:rFonts w:ascii="Courier New" w:hAnsi="Courier New" w:cs="Courier New" w:hint="default"/>
+      </w:rPr>
+    </w:lvl>
+    <w:lvl w:ilvl="5" w:tplc="04090005" w:tentative="1">
+      <w:start w:val="1"/>
+      <w:numFmt w:val="bullet"/>
+      <w:lvlText w:val=""/>
+      <w:lvlJc w:val="left"/>
+      <w:pPr>
+        <w:ind w:left="4320" w:hanging="360"/>
+      </w:pPr>
+      <w:rPr>
+        <w:rFonts w:ascii="Wingdings" w:hAnsi="Wingdings" w:hint="default"/>
+      </w:rPr>
+    </w:lvl>
+    <w:lvl w:ilvl="6" w:tplc="04090001" w:tentative="1">
+      <w:start w:val="1"/>
+      <w:numFmt w:val="bullet"/>
+      <w:lvlText w:val=""/>
+      <w:lvlJc w:val="left"/>
+      <w:pPr>
+        <w:ind w:left="5040" w:hanging="360"/>
+      </w:pPr>
+      <w:rPr>
+        <w:rFonts w:ascii="Symbol" w:hAnsi="Symbol" w:hint="default"/>
+      </w:rPr>
+    </w:lvl>
+    <w:lvl w:ilvl="7" w:tplc="04090003" w:tentative="1">
+      <w:start w:val="1"/>
+      <w:numFmt w:val="bullet"/>
+      <w:lvlText w:val="o"/>
+      <w:lvlJc w:val="left"/>
+      <w:pPr>
+        <w:ind w:left="5760" w:hanging="360"/>
+      </w:pPr>
+      <w:rPr>
+        <w:rFonts w:ascii="Courier New" w:hAnsi="Courier New" w:cs="Courier New" w:hint="default"/>
+      </w:rPr>
+    </w:lvl>
+    <w:lvl w:ilvl="8" w:tplc="04090005" w:tentative="1">
+      <w:start w:val="1"/>
+      <w:numFmt w:val="bullet"/>
+      <w:lvlText w:val=""/>
+      <w:lvlJc w:val="left"/>
+      <w:pPr>
+        <w:ind w:left="6480" w:hanging="360"/>
+      </w:pPr>
+      <w:rPr>
+        <w:rFonts w:ascii="Wingdings" w:hAnsi="Wingdings" w:hint="default"/>
+      </w:rPr>
+    </w:lvl>
+  </w:abstractNum>
+  <w:abstractNum w:abstractNumId="14" w15:restartNumberingAfterBreak="0">
     <w:nsid w:val="355F4B9B"/>
     <w:multiLevelType w:val="hybridMultilevel"/>
-    <w:tmpl w:val="7D7C80E0"/>
+    <w:tmpl w:val="F1863372"/>
     <w:lvl w:ilvl="0" w:tplc="04090001">
       <w:start w:val="1"/>
       <w:numFmt w:val="bullet"/>
@@ -3170,6 +3703,416 @@
         <w:rFonts w:ascii="Symbol" w:hAnsi="Symbol" w:hint="default"/>
       </w:rPr>
     </w:lvl>
+    <w:lvl w:ilvl="1" w:tplc="09D207CC">
+      <w:numFmt w:val="bullet"/>
+      <w:lvlText w:val="•"/>
+      <w:lvlJc w:val="left"/>
+      <w:pPr>
+        <w:ind w:left="1440" w:hanging="360"/>
+      </w:pPr>
+      <w:rPr>
+        <w:rFonts w:ascii="Aptos" w:eastAsiaTheme="minorHAnsi" w:hAnsi="Aptos" w:cstheme="minorBidi" w:hint="default"/>
+      </w:rPr>
+    </w:lvl>
+    <w:lvl w:ilvl="2" w:tplc="04090005" w:tentative="1">
+      <w:start w:val="1"/>
+      <w:numFmt w:val="bullet"/>
+      <w:lvlText w:val=""/>
+      <w:lvlJc w:val="left"/>
+      <w:pPr>
+        <w:ind w:left="2160" w:hanging="360"/>
+      </w:pPr>
+      <w:rPr>
+        <w:rFonts w:ascii="Wingdings" w:hAnsi="Wingdings" w:hint="default"/>
+      </w:rPr>
+    </w:lvl>
+    <w:lvl w:ilvl="3" w:tplc="04090001" w:tentative="1">
+      <w:start w:val="1"/>
+      <w:numFmt w:val="bullet"/>
+      <w:lvlText w:val=""/>
+      <w:lvlJc w:val="left"/>
+      <w:pPr>
+        <w:ind w:left="2880" w:hanging="360"/>
+      </w:pPr>
+      <w:rPr>
+        <w:rFonts w:ascii="Symbol" w:hAnsi="Symbol" w:hint="default"/>
+      </w:rPr>
+    </w:lvl>
+    <w:lvl w:ilvl="4" w:tplc="04090003" w:tentative="1">
+      <w:start w:val="1"/>
+      <w:numFmt w:val="bullet"/>
+      <w:lvlText w:val="o"/>
+      <w:lvlJc w:val="left"/>
+      <w:pPr>
+        <w:ind w:left="3600" w:hanging="360"/>
+      </w:pPr>
+      <w:rPr>
+        <w:rFonts w:ascii="Courier New" w:hAnsi="Courier New" w:cs="Courier New" w:hint="default"/>
+      </w:rPr>
+    </w:lvl>
+    <w:lvl w:ilvl="5" w:tplc="04090005" w:tentative="1">
+      <w:start w:val="1"/>
+      <w:numFmt w:val="bullet"/>
+      <w:lvlText w:val=""/>
+      <w:lvlJc w:val="left"/>
+      <w:pPr>
+        <w:ind w:left="4320" w:hanging="360"/>
+      </w:pPr>
+      <w:rPr>
+        <w:rFonts w:ascii="Wingdings" w:hAnsi="Wingdings" w:hint="default"/>
+      </w:rPr>
+    </w:lvl>
+    <w:lvl w:ilvl="6" w:tplc="04090001" w:tentative="1">
+      <w:start w:val="1"/>
+      <w:numFmt w:val="bullet"/>
+      <w:lvlText w:val=""/>
+      <w:lvlJc w:val="left"/>
+      <w:pPr>
+        <w:ind w:left="5040" w:hanging="360"/>
+      </w:pPr>
+      <w:rPr>
+        <w:rFonts w:ascii="Symbol" w:hAnsi="Symbol" w:hint="default"/>
+      </w:rPr>
+    </w:lvl>
+    <w:lvl w:ilvl="7" w:tplc="04090003" w:tentative="1">
+      <w:start w:val="1"/>
+      <w:numFmt w:val="bullet"/>
+      <w:lvlText w:val="o"/>
+      <w:lvlJc w:val="left"/>
+      <w:pPr>
+        <w:ind w:left="5760" w:hanging="360"/>
+      </w:pPr>
+      <w:rPr>
+        <w:rFonts w:ascii="Courier New" w:hAnsi="Courier New" w:cs="Courier New" w:hint="default"/>
+      </w:rPr>
+    </w:lvl>
+    <w:lvl w:ilvl="8" w:tplc="04090005" w:tentative="1">
+      <w:start w:val="1"/>
+      <w:numFmt w:val="bullet"/>
+      <w:lvlText w:val=""/>
+      <w:lvlJc w:val="left"/>
+      <w:pPr>
+        <w:ind w:left="6480" w:hanging="360"/>
+      </w:pPr>
+      <w:rPr>
+        <w:rFonts w:ascii="Wingdings" w:hAnsi="Wingdings" w:hint="default"/>
+      </w:rPr>
+    </w:lvl>
+  </w:abstractNum>
+  <w:abstractNum w:abstractNumId="15" w15:restartNumberingAfterBreak="0">
+    <w:nsid w:val="36CD0CBA"/>
+    <w:multiLevelType w:val="multilevel"/>
+    <w:tmpl w:val="D146F498"/>
+    <w:lvl w:ilvl="0">
+      <w:start w:val="1"/>
+      <w:numFmt w:val="bullet"/>
+      <w:lvlText w:val=""/>
+      <w:lvlJc w:val="left"/>
+      <w:pPr>
+        <w:tabs>
+          <w:tab w:val="num" w:pos="720"/>
+        </w:tabs>
+        <w:ind w:left="720" w:hanging="360"/>
+      </w:pPr>
+      <w:rPr>
+        <w:rFonts w:ascii="Symbol" w:hAnsi="Symbol" w:hint="default"/>
+        <w:sz w:val="20"/>
+      </w:rPr>
+    </w:lvl>
+    <w:lvl w:ilvl="1" w:tentative="1">
+      <w:start w:val="1"/>
+      <w:numFmt w:val="bullet"/>
+      <w:lvlText w:val="o"/>
+      <w:lvlJc w:val="left"/>
+      <w:pPr>
+        <w:tabs>
+          <w:tab w:val="num" w:pos="1440"/>
+        </w:tabs>
+        <w:ind w:left="1440" w:hanging="360"/>
+      </w:pPr>
+      <w:rPr>
+        <w:rFonts w:ascii="Courier New" w:hAnsi="Courier New" w:hint="default"/>
+        <w:sz w:val="20"/>
+      </w:rPr>
+    </w:lvl>
+    <w:lvl w:ilvl="2" w:tentative="1">
+      <w:start w:val="1"/>
+      <w:numFmt w:val="bullet"/>
+      <w:lvlText w:val=""/>
+      <w:lvlJc w:val="left"/>
+      <w:pPr>
+        <w:tabs>
+          <w:tab w:val="num" w:pos="2160"/>
+        </w:tabs>
+        <w:ind w:left="2160" w:hanging="360"/>
+      </w:pPr>
+      <w:rPr>
+        <w:rFonts w:ascii="Wingdings" w:hAnsi="Wingdings" w:hint="default"/>
+        <w:sz w:val="20"/>
+      </w:rPr>
+    </w:lvl>
+    <w:lvl w:ilvl="3" w:tentative="1">
+      <w:start w:val="1"/>
+      <w:numFmt w:val="bullet"/>
+      <w:lvlText w:val=""/>
+      <w:lvlJc w:val="left"/>
+      <w:pPr>
+        <w:tabs>
+          <w:tab w:val="num" w:pos="2880"/>
+        </w:tabs>
+        <w:ind w:left="2880" w:hanging="360"/>
+      </w:pPr>
+      <w:rPr>
+        <w:rFonts w:ascii="Wingdings" w:hAnsi="Wingdings" w:hint="default"/>
+        <w:sz w:val="20"/>
+      </w:rPr>
+    </w:lvl>
+    <w:lvl w:ilvl="4" w:tentative="1">
+      <w:start w:val="1"/>
+      <w:numFmt w:val="bullet"/>
+      <w:lvlText w:val=""/>
+      <w:lvlJc w:val="left"/>
+      <w:pPr>
+        <w:tabs>
+          <w:tab w:val="num" w:pos="3600"/>
+        </w:tabs>
+        <w:ind w:left="3600" w:hanging="360"/>
+      </w:pPr>
+      <w:rPr>
+        <w:rFonts w:ascii="Wingdings" w:hAnsi="Wingdings" w:hint="default"/>
+        <w:sz w:val="20"/>
+      </w:rPr>
+    </w:lvl>
+    <w:lvl w:ilvl="5" w:tentative="1">
+      <w:start w:val="1"/>
+      <w:numFmt w:val="bullet"/>
+      <w:lvlText w:val=""/>
+      <w:lvlJc w:val="left"/>
+      <w:pPr>
+        <w:tabs>
+          <w:tab w:val="num" w:pos="4320"/>
+        </w:tabs>
+        <w:ind w:left="4320" w:hanging="360"/>
+      </w:pPr>
+      <w:rPr>
+        <w:rFonts w:ascii="Wingdings" w:hAnsi="Wingdings" w:hint="default"/>
+        <w:sz w:val="20"/>
+      </w:rPr>
+    </w:lvl>
+    <w:lvl w:ilvl="6" w:tentative="1">
+      <w:start w:val="1"/>
+      <w:numFmt w:val="bullet"/>
+      <w:lvlText w:val=""/>
+      <w:lvlJc w:val="left"/>
+      <w:pPr>
+        <w:tabs>
+          <w:tab w:val="num" w:pos="5040"/>
+        </w:tabs>
+        <w:ind w:left="5040" w:hanging="360"/>
+      </w:pPr>
+      <w:rPr>
+        <w:rFonts w:ascii="Wingdings" w:hAnsi="Wingdings" w:hint="default"/>
+        <w:sz w:val="20"/>
+      </w:rPr>
+    </w:lvl>
+    <w:lvl w:ilvl="7" w:tentative="1">
+      <w:start w:val="1"/>
+      <w:numFmt w:val="bullet"/>
+      <w:lvlText w:val=""/>
+      <w:lvlJc w:val="left"/>
+      <w:pPr>
+        <w:tabs>
+          <w:tab w:val="num" w:pos="5760"/>
+        </w:tabs>
+        <w:ind w:left="5760" w:hanging="360"/>
+      </w:pPr>
+      <w:rPr>
+        <w:rFonts w:ascii="Wingdings" w:hAnsi="Wingdings" w:hint="default"/>
+        <w:sz w:val="20"/>
+      </w:rPr>
+    </w:lvl>
+    <w:lvl w:ilvl="8" w:tentative="1">
+      <w:start w:val="1"/>
+      <w:numFmt w:val="bullet"/>
+      <w:lvlText w:val=""/>
+      <w:lvlJc w:val="left"/>
+      <w:pPr>
+        <w:tabs>
+          <w:tab w:val="num" w:pos="6480"/>
+        </w:tabs>
+        <w:ind w:left="6480" w:hanging="360"/>
+      </w:pPr>
+      <w:rPr>
+        <w:rFonts w:ascii="Wingdings" w:hAnsi="Wingdings" w:hint="default"/>
+        <w:sz w:val="20"/>
+      </w:rPr>
+    </w:lvl>
+  </w:abstractNum>
+  <w:abstractNum w:abstractNumId="16" w15:restartNumberingAfterBreak="0">
+    <w:nsid w:val="39B76916"/>
+    <w:multiLevelType w:val="multilevel"/>
+    <w:tmpl w:val="8C566BE0"/>
+    <w:lvl w:ilvl="0">
+      <w:start w:val="1"/>
+      <w:numFmt w:val="bullet"/>
+      <w:lvlText w:val=""/>
+      <w:lvlJc w:val="left"/>
+      <w:pPr>
+        <w:tabs>
+          <w:tab w:val="num" w:pos="720"/>
+        </w:tabs>
+        <w:ind w:left="720" w:hanging="360"/>
+      </w:pPr>
+      <w:rPr>
+        <w:rFonts w:ascii="Symbol" w:hAnsi="Symbol" w:hint="default"/>
+        <w:sz w:val="20"/>
+      </w:rPr>
+    </w:lvl>
+    <w:lvl w:ilvl="1" w:tentative="1">
+      <w:start w:val="1"/>
+      <w:numFmt w:val="bullet"/>
+      <w:lvlText w:val="o"/>
+      <w:lvlJc w:val="left"/>
+      <w:pPr>
+        <w:tabs>
+          <w:tab w:val="num" w:pos="1440"/>
+        </w:tabs>
+        <w:ind w:left="1440" w:hanging="360"/>
+      </w:pPr>
+      <w:rPr>
+        <w:rFonts w:ascii="Courier New" w:hAnsi="Courier New" w:hint="default"/>
+        <w:sz w:val="20"/>
+      </w:rPr>
+    </w:lvl>
+    <w:lvl w:ilvl="2" w:tentative="1">
+      <w:start w:val="1"/>
+      <w:numFmt w:val="bullet"/>
+      <w:lvlText w:val=""/>
+      <w:lvlJc w:val="left"/>
+      <w:pPr>
+        <w:tabs>
+          <w:tab w:val="num" w:pos="2160"/>
+        </w:tabs>
+        <w:ind w:left="2160" w:hanging="360"/>
+      </w:pPr>
+      <w:rPr>
+        <w:rFonts w:ascii="Wingdings" w:hAnsi="Wingdings" w:hint="default"/>
+        <w:sz w:val="20"/>
+      </w:rPr>
+    </w:lvl>
+    <w:lvl w:ilvl="3" w:tentative="1">
+      <w:start w:val="1"/>
+      <w:numFmt w:val="bullet"/>
+      <w:lvlText w:val=""/>
+      <w:lvlJc w:val="left"/>
+      <w:pPr>
+        <w:tabs>
+          <w:tab w:val="num" w:pos="2880"/>
+        </w:tabs>
+        <w:ind w:left="2880" w:hanging="360"/>
+      </w:pPr>
+      <w:rPr>
+        <w:rFonts w:ascii="Wingdings" w:hAnsi="Wingdings" w:hint="default"/>
+        <w:sz w:val="20"/>
+      </w:rPr>
+    </w:lvl>
+    <w:lvl w:ilvl="4" w:tentative="1">
+      <w:start w:val="1"/>
+      <w:numFmt w:val="bullet"/>
+      <w:lvlText w:val=""/>
+      <w:lvlJc w:val="left"/>
+      <w:pPr>
+        <w:tabs>
+          <w:tab w:val="num" w:pos="3600"/>
+        </w:tabs>
+        <w:ind w:left="3600" w:hanging="360"/>
+      </w:pPr>
+      <w:rPr>
+        <w:rFonts w:ascii="Wingdings" w:hAnsi="Wingdings" w:hint="default"/>
+        <w:sz w:val="20"/>
+      </w:rPr>
+    </w:lvl>
+    <w:lvl w:ilvl="5" w:tentative="1">
+      <w:start w:val="1"/>
+      <w:numFmt w:val="bullet"/>
+      <w:lvlText w:val=""/>
+      <w:lvlJc w:val="left"/>
+      <w:pPr>
+        <w:tabs>
+          <w:tab w:val="num" w:pos="4320"/>
+        </w:tabs>
+        <w:ind w:left="4320" w:hanging="360"/>
+      </w:pPr>
+      <w:rPr>
+        <w:rFonts w:ascii="Wingdings" w:hAnsi="Wingdings" w:hint="default"/>
+        <w:sz w:val="20"/>
+      </w:rPr>
+    </w:lvl>
+    <w:lvl w:ilvl="6" w:tentative="1">
+      <w:start w:val="1"/>
+      <w:numFmt w:val="bullet"/>
+      <w:lvlText w:val=""/>
+      <w:lvlJc w:val="left"/>
+      <w:pPr>
+        <w:tabs>
+          <w:tab w:val="num" w:pos="5040"/>
+        </w:tabs>
+        <w:ind w:left="5040" w:hanging="360"/>
+      </w:pPr>
+      <w:rPr>
+        <w:rFonts w:ascii="Wingdings" w:hAnsi="Wingdings" w:hint="default"/>
+        <w:sz w:val="20"/>
+      </w:rPr>
+    </w:lvl>
+    <w:lvl w:ilvl="7" w:tentative="1">
+      <w:start w:val="1"/>
+      <w:numFmt w:val="bullet"/>
+      <w:lvlText w:val=""/>
+      <w:lvlJc w:val="left"/>
+      <w:pPr>
+        <w:tabs>
+          <w:tab w:val="num" w:pos="5760"/>
+        </w:tabs>
+        <w:ind w:left="5760" w:hanging="360"/>
+      </w:pPr>
+      <w:rPr>
+        <w:rFonts w:ascii="Wingdings" w:hAnsi="Wingdings" w:hint="default"/>
+        <w:sz w:val="20"/>
+      </w:rPr>
+    </w:lvl>
+    <w:lvl w:ilvl="8" w:tentative="1">
+      <w:start w:val="1"/>
+      <w:numFmt w:val="bullet"/>
+      <w:lvlText w:val=""/>
+      <w:lvlJc w:val="left"/>
+      <w:pPr>
+        <w:tabs>
+          <w:tab w:val="num" w:pos="6480"/>
+        </w:tabs>
+        <w:ind w:left="6480" w:hanging="360"/>
+      </w:pPr>
+      <w:rPr>
+        <w:rFonts w:ascii="Wingdings" w:hAnsi="Wingdings" w:hint="default"/>
+        <w:sz w:val="20"/>
+      </w:rPr>
+    </w:lvl>
+  </w:abstractNum>
+  <w:abstractNum w:abstractNumId="17" w15:restartNumberingAfterBreak="0">
+    <w:nsid w:val="40467C9F"/>
+    <w:multiLevelType w:val="hybridMultilevel"/>
+    <w:tmpl w:val="6E541812"/>
+    <w:lvl w:ilvl="0" w:tplc="04090001">
+      <w:start w:val="1"/>
+      <w:numFmt w:val="bullet"/>
+      <w:lvlText w:val=""/>
+      <w:lvlJc w:val="left"/>
+      <w:pPr>
+        <w:ind w:left="720" w:hanging="360"/>
+      </w:pPr>
+      <w:rPr>
+        <w:rFonts w:ascii="Symbol" w:hAnsi="Symbol" w:hint="default"/>
+      </w:rPr>
+    </w:lvl>
     <w:lvl w:ilvl="1" w:tplc="04090003" w:tentative="1">
       <w:start w:val="1"/>
       <w:numFmt w:val="bullet"/>
@@ -3267,7 +4210,7 @@
       </w:rPr>
     </w:lvl>
   </w:abstractNum>
-  <w:abstractNum w:abstractNumId="10" w15:restartNumberingAfterBreak="0">
+  <w:abstractNum w:abstractNumId="18" w15:restartNumberingAfterBreak="0">
     <w:nsid w:val="47FD764B"/>
     <w:multiLevelType w:val="multilevel"/>
     <w:tmpl w:val="EF3A18B2"/>
@@ -3416,7 +4359,7 @@
       </w:rPr>
     </w:lvl>
   </w:abstractNum>
-  <w:abstractNum w:abstractNumId="11" w15:restartNumberingAfterBreak="0">
+  <w:abstractNum w:abstractNumId="19" w15:restartNumberingAfterBreak="0">
     <w:nsid w:val="4F7C1C7B"/>
     <w:multiLevelType w:val="multilevel"/>
     <w:tmpl w:val="85DA68D2"/>
@@ -3565,7 +4508,120 @@
       </w:rPr>
     </w:lvl>
   </w:abstractNum>
-  <w:abstractNum w:abstractNumId="12" w15:restartNumberingAfterBreak="0">
+  <w:abstractNum w:abstractNumId="20" w15:restartNumberingAfterBreak="0">
+    <w:nsid w:val="51782A2A"/>
+    <w:multiLevelType w:val="hybridMultilevel"/>
+    <w:tmpl w:val="AB36E27A"/>
+    <w:lvl w:ilvl="0" w:tplc="04090001">
+      <w:start w:val="1"/>
+      <w:numFmt w:val="bullet"/>
+      <w:lvlText w:val=""/>
+      <w:lvlJc w:val="left"/>
+      <w:pPr>
+        <w:ind w:left="720" w:hanging="360"/>
+      </w:pPr>
+      <w:rPr>
+        <w:rFonts w:ascii="Symbol" w:hAnsi="Symbol" w:hint="default"/>
+      </w:rPr>
+    </w:lvl>
+    <w:lvl w:ilvl="1" w:tplc="04090003" w:tentative="1">
+      <w:start w:val="1"/>
+      <w:numFmt w:val="bullet"/>
+      <w:lvlText w:val="o"/>
+      <w:lvlJc w:val="left"/>
+      <w:pPr>
+        <w:ind w:left="1440" w:hanging="360"/>
+      </w:pPr>
+      <w:rPr>
+        <w:rFonts w:ascii="Courier New" w:hAnsi="Courier New" w:cs="Courier New" w:hint="default"/>
+      </w:rPr>
+    </w:lvl>
+    <w:lvl w:ilvl="2" w:tplc="04090005" w:tentative="1">
+      <w:start w:val="1"/>
+      <w:numFmt w:val="bullet"/>
+      <w:lvlText w:val=""/>
+      <w:lvlJc w:val="left"/>
+      <w:pPr>
+        <w:ind w:left="2160" w:hanging="360"/>
+      </w:pPr>
+      <w:rPr>
+        <w:rFonts w:ascii="Wingdings" w:hAnsi="Wingdings" w:hint="default"/>
+      </w:rPr>
+    </w:lvl>
+    <w:lvl w:ilvl="3" w:tplc="04090001" w:tentative="1">
+      <w:start w:val="1"/>
+      <w:numFmt w:val="bullet"/>
+      <w:lvlText w:val=""/>
+      <w:lvlJc w:val="left"/>
+      <w:pPr>
+        <w:ind w:left="2880" w:hanging="360"/>
+      </w:pPr>
+      <w:rPr>
+        <w:rFonts w:ascii="Symbol" w:hAnsi="Symbol" w:hint="default"/>
+      </w:rPr>
+    </w:lvl>
+    <w:lvl w:ilvl="4" w:tplc="04090003" w:tentative="1">
+      <w:start w:val="1"/>
+      <w:numFmt w:val="bullet"/>
+      <w:lvlText w:val="o"/>
+      <w:lvlJc w:val="left"/>
+      <w:pPr>
+        <w:ind w:left="3600" w:hanging="360"/>
+      </w:pPr>
+      <w:rPr>
+        <w:rFonts w:ascii="Courier New" w:hAnsi="Courier New" w:cs="Courier New" w:hint="default"/>
+      </w:rPr>
+    </w:lvl>
+    <w:lvl w:ilvl="5" w:tplc="04090005" w:tentative="1">
+      <w:start w:val="1"/>
+      <w:numFmt w:val="bullet"/>
+      <w:lvlText w:val=""/>
+      <w:lvlJc w:val="left"/>
+      <w:pPr>
+        <w:ind w:left="4320" w:hanging="360"/>
+      </w:pPr>
+      <w:rPr>
+        <w:rFonts w:ascii="Wingdings" w:hAnsi="Wingdings" w:hint="default"/>
+      </w:rPr>
+    </w:lvl>
+    <w:lvl w:ilvl="6" w:tplc="04090001" w:tentative="1">
+      <w:start w:val="1"/>
+      <w:numFmt w:val="bullet"/>
+      <w:lvlText w:val=""/>
+      <w:lvlJc w:val="left"/>
+      <w:pPr>
+        <w:ind w:left="5040" w:hanging="360"/>
+      </w:pPr>
+      <w:rPr>
+        <w:rFonts w:ascii="Symbol" w:hAnsi="Symbol" w:hint="default"/>
+      </w:rPr>
+    </w:lvl>
+    <w:lvl w:ilvl="7" w:tplc="04090003" w:tentative="1">
+      <w:start w:val="1"/>
+      <w:numFmt w:val="bullet"/>
+      <w:lvlText w:val="o"/>
+      <w:lvlJc w:val="left"/>
+      <w:pPr>
+        <w:ind w:left="5760" w:hanging="360"/>
+      </w:pPr>
+      <w:rPr>
+        <w:rFonts w:ascii="Courier New" w:hAnsi="Courier New" w:cs="Courier New" w:hint="default"/>
+      </w:rPr>
+    </w:lvl>
+    <w:lvl w:ilvl="8" w:tplc="04090005" w:tentative="1">
+      <w:start w:val="1"/>
+      <w:numFmt w:val="bullet"/>
+      <w:lvlText w:val=""/>
+      <w:lvlJc w:val="left"/>
+      <w:pPr>
+        <w:ind w:left="6480" w:hanging="360"/>
+      </w:pPr>
+      <w:rPr>
+        <w:rFonts w:ascii="Wingdings" w:hAnsi="Wingdings" w:hint="default"/>
+      </w:rPr>
+    </w:lvl>
+  </w:abstractNum>
+  <w:abstractNum w:abstractNumId="21" w15:restartNumberingAfterBreak="0">
     <w:nsid w:val="56634E05"/>
     <w:multiLevelType w:val="hybridMultilevel"/>
     <w:tmpl w:val="AAFE8444"/>
@@ -3678,7 +4734,7 @@
       </w:rPr>
     </w:lvl>
   </w:abstractNum>
-  <w:abstractNum w:abstractNumId="13" w15:restartNumberingAfterBreak="0">
+  <w:abstractNum w:abstractNumId="22" w15:restartNumberingAfterBreak="0">
     <w:nsid w:val="5714531D"/>
     <w:multiLevelType w:val="hybridMultilevel"/>
     <w:tmpl w:val="1448837A"/>
@@ -3790,7 +4846,7 @@
       </w:rPr>
     </w:lvl>
   </w:abstractNum>
-  <w:abstractNum w:abstractNumId="14" w15:restartNumberingAfterBreak="0">
+  <w:abstractNum w:abstractNumId="23" w15:restartNumberingAfterBreak="0">
     <w:nsid w:val="58B31077"/>
     <w:multiLevelType w:val="hybridMultilevel"/>
     <w:tmpl w:val="1E60C484"/>
@@ -3902,7 +4958,120 @@
       </w:rPr>
     </w:lvl>
   </w:abstractNum>
-  <w:abstractNum w:abstractNumId="15" w15:restartNumberingAfterBreak="0">
+  <w:abstractNum w:abstractNumId="24" w15:restartNumberingAfterBreak="0">
+    <w:nsid w:val="5AC62D2A"/>
+    <w:multiLevelType w:val="hybridMultilevel"/>
+    <w:tmpl w:val="0AF8257A"/>
+    <w:lvl w:ilvl="0" w:tplc="04090001">
+      <w:start w:val="1"/>
+      <w:numFmt w:val="bullet"/>
+      <w:lvlText w:val=""/>
+      <w:lvlJc w:val="left"/>
+      <w:pPr>
+        <w:ind w:left="720" w:hanging="360"/>
+      </w:pPr>
+      <w:rPr>
+        <w:rFonts w:ascii="Symbol" w:hAnsi="Symbol" w:hint="default"/>
+      </w:rPr>
+    </w:lvl>
+    <w:lvl w:ilvl="1" w:tplc="04090003" w:tentative="1">
+      <w:start w:val="1"/>
+      <w:numFmt w:val="bullet"/>
+      <w:lvlText w:val="o"/>
+      <w:lvlJc w:val="left"/>
+      <w:pPr>
+        <w:ind w:left="1440" w:hanging="360"/>
+      </w:pPr>
+      <w:rPr>
+        <w:rFonts w:ascii="Courier New" w:hAnsi="Courier New" w:cs="Courier New" w:hint="default"/>
+      </w:rPr>
+    </w:lvl>
+    <w:lvl w:ilvl="2" w:tplc="04090005" w:tentative="1">
+      <w:start w:val="1"/>
+      <w:numFmt w:val="bullet"/>
+      <w:lvlText w:val=""/>
+      <w:lvlJc w:val="left"/>
+      <w:pPr>
+        <w:ind w:left="2160" w:hanging="360"/>
+      </w:pPr>
+      <w:rPr>
+        <w:rFonts w:ascii="Wingdings" w:hAnsi="Wingdings" w:hint="default"/>
+      </w:rPr>
+    </w:lvl>
+    <w:lvl w:ilvl="3" w:tplc="04090001" w:tentative="1">
+      <w:start w:val="1"/>
+      <w:numFmt w:val="bullet"/>
+      <w:lvlText w:val=""/>
+      <w:lvlJc w:val="left"/>
+      <w:pPr>
+        <w:ind w:left="2880" w:hanging="360"/>
+      </w:pPr>
+      <w:rPr>
+        <w:rFonts w:ascii="Symbol" w:hAnsi="Symbol" w:hint="default"/>
+      </w:rPr>
+    </w:lvl>
+    <w:lvl w:ilvl="4" w:tplc="04090003" w:tentative="1">
+      <w:start w:val="1"/>
+      <w:numFmt w:val="bullet"/>
+      <w:lvlText w:val="o"/>
+      <w:lvlJc w:val="left"/>
+      <w:pPr>
+        <w:ind w:left="3600" w:hanging="360"/>
+      </w:pPr>
+      <w:rPr>
+        <w:rFonts w:ascii="Courier New" w:hAnsi="Courier New" w:cs="Courier New" w:hint="default"/>
+      </w:rPr>
+    </w:lvl>
+    <w:lvl w:ilvl="5" w:tplc="04090005" w:tentative="1">
+      <w:start w:val="1"/>
+      <w:numFmt w:val="bullet"/>
+      <w:lvlText w:val=""/>
+      <w:lvlJc w:val="left"/>
+      <w:pPr>
+        <w:ind w:left="4320" w:hanging="360"/>
+      </w:pPr>
+      <w:rPr>
+        <w:rFonts w:ascii="Wingdings" w:hAnsi="Wingdings" w:hint="default"/>
+      </w:rPr>
+    </w:lvl>
+    <w:lvl w:ilvl="6" w:tplc="04090001" w:tentative="1">
+      <w:start w:val="1"/>
+      <w:numFmt w:val="bullet"/>
+      <w:lvlText w:val=""/>
+      <w:lvlJc w:val="left"/>
+      <w:pPr>
+        <w:ind w:left="5040" w:hanging="360"/>
+      </w:pPr>
+      <w:rPr>
+        <w:rFonts w:ascii="Symbol" w:hAnsi="Symbol" w:hint="default"/>
+      </w:rPr>
+    </w:lvl>
+    <w:lvl w:ilvl="7" w:tplc="04090003" w:tentative="1">
+      <w:start w:val="1"/>
+      <w:numFmt w:val="bullet"/>
+      <w:lvlText w:val="o"/>
+      <w:lvlJc w:val="left"/>
+      <w:pPr>
+        <w:ind w:left="5760" w:hanging="360"/>
+      </w:pPr>
+      <w:rPr>
+        <w:rFonts w:ascii="Courier New" w:hAnsi="Courier New" w:cs="Courier New" w:hint="default"/>
+      </w:rPr>
+    </w:lvl>
+    <w:lvl w:ilvl="8" w:tplc="04090005" w:tentative="1">
+      <w:start w:val="1"/>
+      <w:numFmt w:val="bullet"/>
+      <w:lvlText w:val=""/>
+      <w:lvlJc w:val="left"/>
+      <w:pPr>
+        <w:ind w:left="6480" w:hanging="360"/>
+      </w:pPr>
+      <w:rPr>
+        <w:rFonts w:ascii="Wingdings" w:hAnsi="Wingdings" w:hint="default"/>
+      </w:rPr>
+    </w:lvl>
+  </w:abstractNum>
+  <w:abstractNum w:abstractNumId="25" w15:restartNumberingAfterBreak="0">
     <w:nsid w:val="5BB33944"/>
     <w:multiLevelType w:val="multilevel"/>
     <w:tmpl w:val="30DA9742"/>
@@ -4051,7 +5220,494 @@
       </w:rPr>
     </w:lvl>
   </w:abstractNum>
-  <w:abstractNum w:abstractNumId="16" w15:restartNumberingAfterBreak="0">
+  <w:abstractNum w:abstractNumId="26" w15:restartNumberingAfterBreak="0">
+    <w:nsid w:val="5DD21A0D"/>
+    <w:multiLevelType w:val="hybridMultilevel"/>
+    <w:tmpl w:val="3D380142"/>
+    <w:lvl w:ilvl="0" w:tplc="CB8C6B3C">
+      <w:numFmt w:val="bullet"/>
+      <w:lvlText w:val="-"/>
+      <w:lvlJc w:val="left"/>
+      <w:pPr>
+        <w:ind w:left="720" w:hanging="360"/>
+      </w:pPr>
+      <w:rPr>
+        <w:rFonts w:ascii="Aptos" w:eastAsiaTheme="minorHAnsi" w:hAnsi="Aptos" w:cstheme="minorBidi" w:hint="default"/>
+      </w:rPr>
+    </w:lvl>
+    <w:lvl w:ilvl="1" w:tplc="04090003" w:tentative="1">
+      <w:start w:val="1"/>
+      <w:numFmt w:val="bullet"/>
+      <w:lvlText w:val="o"/>
+      <w:lvlJc w:val="left"/>
+      <w:pPr>
+        <w:ind w:left="1440" w:hanging="360"/>
+      </w:pPr>
+      <w:rPr>
+        <w:rFonts w:ascii="Courier New" w:hAnsi="Courier New" w:cs="Courier New" w:hint="default"/>
+      </w:rPr>
+    </w:lvl>
+    <w:lvl w:ilvl="2" w:tplc="04090005" w:tentative="1">
+      <w:start w:val="1"/>
+      <w:numFmt w:val="bullet"/>
+      <w:lvlText w:val=""/>
+      <w:lvlJc w:val="left"/>
+      <w:pPr>
+        <w:ind w:left="2160" w:hanging="360"/>
+      </w:pPr>
+      <w:rPr>
+        <w:rFonts w:ascii="Wingdings" w:hAnsi="Wingdings" w:hint="default"/>
+      </w:rPr>
+    </w:lvl>
+    <w:lvl w:ilvl="3" w:tplc="04090001" w:tentative="1">
+      <w:start w:val="1"/>
+      <w:numFmt w:val="bullet"/>
+      <w:lvlText w:val=""/>
+      <w:lvlJc w:val="left"/>
+      <w:pPr>
+        <w:ind w:left="2880" w:hanging="360"/>
+      </w:pPr>
+      <w:rPr>
+        <w:rFonts w:ascii="Symbol" w:hAnsi="Symbol" w:hint="default"/>
+      </w:rPr>
+    </w:lvl>
+    <w:lvl w:ilvl="4" w:tplc="04090003" w:tentative="1">
+      <w:start w:val="1"/>
+      <w:numFmt w:val="bullet"/>
+      <w:lvlText w:val="o"/>
+      <w:lvlJc w:val="left"/>
+      <w:pPr>
+        <w:ind w:left="3600" w:hanging="360"/>
+      </w:pPr>
+      <w:rPr>
+        <w:rFonts w:ascii="Courier New" w:hAnsi="Courier New" w:cs="Courier New" w:hint="default"/>
+      </w:rPr>
+    </w:lvl>
+    <w:lvl w:ilvl="5" w:tplc="04090005" w:tentative="1">
+      <w:start w:val="1"/>
+      <w:numFmt w:val="bullet"/>
+      <w:lvlText w:val=""/>
+      <w:lvlJc w:val="left"/>
+      <w:pPr>
+        <w:ind w:left="4320" w:hanging="360"/>
+      </w:pPr>
+      <w:rPr>
+        <w:rFonts w:ascii="Wingdings" w:hAnsi="Wingdings" w:hint="default"/>
+      </w:rPr>
+    </w:lvl>
+    <w:lvl w:ilvl="6" w:tplc="04090001" w:tentative="1">
+      <w:start w:val="1"/>
+      <w:numFmt w:val="bullet"/>
+      <w:lvlText w:val=""/>
+      <w:lvlJc w:val="left"/>
+      <w:pPr>
+        <w:ind w:left="5040" w:hanging="360"/>
+      </w:pPr>
+      <w:rPr>
+        <w:rFonts w:ascii="Symbol" w:hAnsi="Symbol" w:hint="default"/>
+      </w:rPr>
+    </w:lvl>
+    <w:lvl w:ilvl="7" w:tplc="04090003" w:tentative="1">
+      <w:start w:val="1"/>
+      <w:numFmt w:val="bullet"/>
+      <w:lvlText w:val="o"/>
+      <w:lvlJc w:val="left"/>
+      <w:pPr>
+        <w:ind w:left="5760" w:hanging="360"/>
+      </w:pPr>
+      <w:rPr>
+        <w:rFonts w:ascii="Courier New" w:hAnsi="Courier New" w:cs="Courier New" w:hint="default"/>
+      </w:rPr>
+    </w:lvl>
+    <w:lvl w:ilvl="8" w:tplc="04090005" w:tentative="1">
+      <w:start w:val="1"/>
+      <w:numFmt w:val="bullet"/>
+      <w:lvlText w:val=""/>
+      <w:lvlJc w:val="left"/>
+      <w:pPr>
+        <w:ind w:left="6480" w:hanging="360"/>
+      </w:pPr>
+      <w:rPr>
+        <w:rFonts w:ascii="Wingdings" w:hAnsi="Wingdings" w:hint="default"/>
+      </w:rPr>
+    </w:lvl>
+  </w:abstractNum>
+  <w:abstractNum w:abstractNumId="27" w15:restartNumberingAfterBreak="0">
+    <w:nsid w:val="61BE1103"/>
+    <w:multiLevelType w:val="hybridMultilevel"/>
+    <w:tmpl w:val="2FA637C8"/>
+    <w:lvl w:ilvl="0" w:tplc="04090001">
+      <w:start w:val="1"/>
+      <w:numFmt w:val="bullet"/>
+      <w:lvlText w:val=""/>
+      <w:lvlJc w:val="left"/>
+      <w:pPr>
+        <w:ind w:left="720" w:hanging="360"/>
+      </w:pPr>
+      <w:rPr>
+        <w:rFonts w:ascii="Symbol" w:hAnsi="Symbol" w:hint="default"/>
+      </w:rPr>
+    </w:lvl>
+    <w:lvl w:ilvl="1" w:tplc="04090003">
+      <w:start w:val="1"/>
+      <w:numFmt w:val="bullet"/>
+      <w:lvlText w:val="o"/>
+      <w:lvlJc w:val="left"/>
+      <w:pPr>
+        <w:ind w:left="1440" w:hanging="360"/>
+      </w:pPr>
+      <w:rPr>
+        <w:rFonts w:ascii="Courier New" w:hAnsi="Courier New" w:cs="Courier New" w:hint="default"/>
+      </w:rPr>
+    </w:lvl>
+    <w:lvl w:ilvl="2" w:tplc="04090005" w:tentative="1">
+      <w:start w:val="1"/>
+      <w:numFmt w:val="bullet"/>
+      <w:lvlText w:val=""/>
+      <w:lvlJc w:val="left"/>
+      <w:pPr>
+        <w:ind w:left="2160" w:hanging="360"/>
+      </w:pPr>
+      <w:rPr>
+        <w:rFonts w:ascii="Wingdings" w:hAnsi="Wingdings" w:hint="default"/>
+      </w:rPr>
+    </w:lvl>
+    <w:lvl w:ilvl="3" w:tplc="04090001" w:tentative="1">
+      <w:start w:val="1"/>
+      <w:numFmt w:val="bullet"/>
+      <w:lvlText w:val=""/>
+      <w:lvlJc w:val="left"/>
+      <w:pPr>
+        <w:ind w:left="2880" w:hanging="360"/>
+      </w:pPr>
+      <w:rPr>
+        <w:rFonts w:ascii="Symbol" w:hAnsi="Symbol" w:hint="default"/>
+      </w:rPr>
+    </w:lvl>
+    <w:lvl w:ilvl="4" w:tplc="04090003" w:tentative="1">
+      <w:start w:val="1"/>
+      <w:numFmt w:val="bullet"/>
+      <w:lvlText w:val="o"/>
+      <w:lvlJc w:val="left"/>
+      <w:pPr>
+        <w:ind w:left="3600" w:hanging="360"/>
+      </w:pPr>
+      <w:rPr>
+        <w:rFonts w:ascii="Courier New" w:hAnsi="Courier New" w:cs="Courier New" w:hint="default"/>
+      </w:rPr>
+    </w:lvl>
+    <w:lvl w:ilvl="5" w:tplc="04090005" w:tentative="1">
+      <w:start w:val="1"/>
+      <w:numFmt w:val="bullet"/>
+      <w:lvlText w:val=""/>
+      <w:lvlJc w:val="left"/>
+      <w:pPr>
+        <w:ind w:left="4320" w:hanging="360"/>
+      </w:pPr>
+      <w:rPr>
+        <w:rFonts w:ascii="Wingdings" w:hAnsi="Wingdings" w:hint="default"/>
+      </w:rPr>
+    </w:lvl>
+    <w:lvl w:ilvl="6" w:tplc="04090001" w:tentative="1">
+      <w:start w:val="1"/>
+      <w:numFmt w:val="bullet"/>
+      <w:lvlText w:val=""/>
+      <w:lvlJc w:val="left"/>
+      <w:pPr>
+        <w:ind w:left="5040" w:hanging="360"/>
+      </w:pPr>
+      <w:rPr>
+        <w:rFonts w:ascii="Symbol" w:hAnsi="Symbol" w:hint="default"/>
+      </w:rPr>
+    </w:lvl>
+    <w:lvl w:ilvl="7" w:tplc="04090003" w:tentative="1">
+      <w:start w:val="1"/>
+      <w:numFmt w:val="bullet"/>
+      <w:lvlText w:val="o"/>
+      <w:lvlJc w:val="left"/>
+      <w:pPr>
+        <w:ind w:left="5760" w:hanging="360"/>
+      </w:pPr>
+      <w:rPr>
+        <w:rFonts w:ascii="Courier New" w:hAnsi="Courier New" w:cs="Courier New" w:hint="default"/>
+      </w:rPr>
+    </w:lvl>
+    <w:lvl w:ilvl="8" w:tplc="04090005" w:tentative="1">
+      <w:start w:val="1"/>
+      <w:numFmt w:val="bullet"/>
+      <w:lvlText w:val=""/>
+      <w:lvlJc w:val="left"/>
+      <w:pPr>
+        <w:ind w:left="6480" w:hanging="360"/>
+      </w:pPr>
+      <w:rPr>
+        <w:rFonts w:ascii="Wingdings" w:hAnsi="Wingdings" w:hint="default"/>
+      </w:rPr>
+    </w:lvl>
+  </w:abstractNum>
+  <w:abstractNum w:abstractNumId="28" w15:restartNumberingAfterBreak="0">
+    <w:nsid w:val="627E35F0"/>
+    <w:multiLevelType w:val="hybridMultilevel"/>
+    <w:tmpl w:val="D4D0E3AE"/>
+    <w:lvl w:ilvl="0" w:tplc="04090001">
+      <w:start w:val="1"/>
+      <w:numFmt w:val="bullet"/>
+      <w:lvlText w:val=""/>
+      <w:lvlJc w:val="left"/>
+      <w:pPr>
+        <w:ind w:left="720" w:hanging="360"/>
+      </w:pPr>
+      <w:rPr>
+        <w:rFonts w:ascii="Symbol" w:hAnsi="Symbol" w:hint="default"/>
+      </w:rPr>
+    </w:lvl>
+    <w:lvl w:ilvl="1" w:tplc="04090003" w:tentative="1">
+      <w:start w:val="1"/>
+      <w:numFmt w:val="bullet"/>
+      <w:lvlText w:val="o"/>
+      <w:lvlJc w:val="left"/>
+      <w:pPr>
+        <w:ind w:left="1440" w:hanging="360"/>
+      </w:pPr>
+      <w:rPr>
+        <w:rFonts w:ascii="Courier New" w:hAnsi="Courier New" w:cs="Courier New" w:hint="default"/>
+      </w:rPr>
+    </w:lvl>
+    <w:lvl w:ilvl="2" w:tplc="04090005" w:tentative="1">
+      <w:start w:val="1"/>
+      <w:numFmt w:val="bullet"/>
+      <w:lvlText w:val=""/>
+      <w:lvlJc w:val="left"/>
+      <w:pPr>
+        <w:ind w:left="2160" w:hanging="360"/>
+      </w:pPr>
+      <w:rPr>
+        <w:rFonts w:ascii="Wingdings" w:hAnsi="Wingdings" w:hint="default"/>
+      </w:rPr>
+    </w:lvl>
+    <w:lvl w:ilvl="3" w:tplc="04090001" w:tentative="1">
+      <w:start w:val="1"/>
+      <w:numFmt w:val="bullet"/>
+      <w:lvlText w:val=""/>
+      <w:lvlJc w:val="left"/>
+      <w:pPr>
+        <w:ind w:left="2880" w:hanging="360"/>
+      </w:pPr>
+      <w:rPr>
+        <w:rFonts w:ascii="Symbol" w:hAnsi="Symbol" w:hint="default"/>
+      </w:rPr>
+    </w:lvl>
+    <w:lvl w:ilvl="4" w:tplc="04090003" w:tentative="1">
+      <w:start w:val="1"/>
+      <w:numFmt w:val="bullet"/>
+      <w:lvlText w:val="o"/>
+      <w:lvlJc w:val="left"/>
+      <w:pPr>
+        <w:ind w:left="3600" w:hanging="360"/>
+      </w:pPr>
+      <w:rPr>
+        <w:rFonts w:ascii="Courier New" w:hAnsi="Courier New" w:cs="Courier New" w:hint="default"/>
+      </w:rPr>
+    </w:lvl>
+    <w:lvl w:ilvl="5" w:tplc="04090005" w:tentative="1">
+      <w:start w:val="1"/>
+      <w:numFmt w:val="bullet"/>
+      <w:lvlText w:val=""/>
+      <w:lvlJc w:val="left"/>
+      <w:pPr>
+        <w:ind w:left="4320" w:hanging="360"/>
+      </w:pPr>
+      <w:rPr>
+        <w:rFonts w:ascii="Wingdings" w:hAnsi="Wingdings" w:hint="default"/>
+      </w:rPr>
+    </w:lvl>
+    <w:lvl w:ilvl="6" w:tplc="04090001" w:tentative="1">
+      <w:start w:val="1"/>
+      <w:numFmt w:val="bullet"/>
+      <w:lvlText w:val=""/>
+      <w:lvlJc w:val="left"/>
+      <w:pPr>
+        <w:ind w:left="5040" w:hanging="360"/>
+      </w:pPr>
+      <w:rPr>
+        <w:rFonts w:ascii="Symbol" w:hAnsi="Symbol" w:hint="default"/>
+      </w:rPr>
+    </w:lvl>
+    <w:lvl w:ilvl="7" w:tplc="04090003" w:tentative="1">
+      <w:start w:val="1"/>
+      <w:numFmt w:val="bullet"/>
+      <w:lvlText w:val="o"/>
+      <w:lvlJc w:val="left"/>
+      <w:pPr>
+        <w:ind w:left="5760" w:hanging="360"/>
+      </w:pPr>
+      <w:rPr>
+        <w:rFonts w:ascii="Courier New" w:hAnsi="Courier New" w:cs="Courier New" w:hint="default"/>
+      </w:rPr>
+    </w:lvl>
+    <w:lvl w:ilvl="8" w:tplc="04090005" w:tentative="1">
+      <w:start w:val="1"/>
+      <w:numFmt w:val="bullet"/>
+      <w:lvlText w:val=""/>
+      <w:lvlJc w:val="left"/>
+      <w:pPr>
+        <w:ind w:left="6480" w:hanging="360"/>
+      </w:pPr>
+      <w:rPr>
+        <w:rFonts w:ascii="Wingdings" w:hAnsi="Wingdings" w:hint="default"/>
+      </w:rPr>
+    </w:lvl>
+  </w:abstractNum>
+  <w:abstractNum w:abstractNumId="29" w15:restartNumberingAfterBreak="0">
+    <w:nsid w:val="6B561E11"/>
+    <w:multiLevelType w:val="multilevel"/>
+    <w:tmpl w:val="37D0A93E"/>
+    <w:lvl w:ilvl="0">
+      <w:start w:val="1"/>
+      <w:numFmt w:val="bullet"/>
+      <w:lvlText w:val=""/>
+      <w:lvlJc w:val="left"/>
+      <w:pPr>
+        <w:tabs>
+          <w:tab w:val="num" w:pos="720"/>
+        </w:tabs>
+        <w:ind w:left="720" w:hanging="360"/>
+      </w:pPr>
+      <w:rPr>
+        <w:rFonts w:ascii="Symbol" w:hAnsi="Symbol" w:hint="default"/>
+        <w:sz w:val="20"/>
+      </w:rPr>
+    </w:lvl>
+    <w:lvl w:ilvl="1" w:tentative="1">
+      <w:start w:val="1"/>
+      <w:numFmt w:val="bullet"/>
+      <w:lvlText w:val="o"/>
+      <w:lvlJc w:val="left"/>
+      <w:pPr>
+        <w:tabs>
+          <w:tab w:val="num" w:pos="1440"/>
+        </w:tabs>
+        <w:ind w:left="1440" w:hanging="360"/>
+      </w:pPr>
+      <w:rPr>
+        <w:rFonts w:ascii="Courier New" w:hAnsi="Courier New" w:hint="default"/>
+        <w:sz w:val="20"/>
+      </w:rPr>
+    </w:lvl>
+    <w:lvl w:ilvl="2" w:tentative="1">
+      <w:start w:val="1"/>
+      <w:numFmt w:val="bullet"/>
+      <w:lvlText w:val=""/>
+      <w:lvlJc w:val="left"/>
+      <w:pPr>
+        <w:tabs>
+          <w:tab w:val="num" w:pos="2160"/>
+        </w:tabs>
+        <w:ind w:left="2160" w:hanging="360"/>
+      </w:pPr>
+      <w:rPr>
+        <w:rFonts w:ascii="Wingdings" w:hAnsi="Wingdings" w:hint="default"/>
+        <w:sz w:val="20"/>
+      </w:rPr>
+    </w:lvl>
+    <w:lvl w:ilvl="3" w:tentative="1">
+      <w:start w:val="1"/>
+      <w:numFmt w:val="bullet"/>
+      <w:lvlText w:val=""/>
+      <w:lvlJc w:val="left"/>
+      <w:pPr>
+        <w:tabs>
+          <w:tab w:val="num" w:pos="2880"/>
+        </w:tabs>
+        <w:ind w:left="2880" w:hanging="360"/>
+      </w:pPr>
+      <w:rPr>
+        <w:rFonts w:ascii="Wingdings" w:hAnsi="Wingdings" w:hint="default"/>
+        <w:sz w:val="20"/>
+      </w:rPr>
+    </w:lvl>
+    <w:lvl w:ilvl="4" w:tentative="1">
+      <w:start w:val="1"/>
+      <w:numFmt w:val="bullet"/>
+      <w:lvlText w:val=""/>
+      <w:lvlJc w:val="left"/>
+      <w:pPr>
+        <w:tabs>
+          <w:tab w:val="num" w:pos="3600"/>
+        </w:tabs>
+        <w:ind w:left="3600" w:hanging="360"/>
+      </w:pPr>
+      <w:rPr>
+        <w:rFonts w:ascii="Wingdings" w:hAnsi="Wingdings" w:hint="default"/>
+        <w:sz w:val="20"/>
+      </w:rPr>
+    </w:lvl>
+    <w:lvl w:ilvl="5" w:tentative="1">
+      <w:start w:val="1"/>
+      <w:numFmt w:val="bullet"/>
+      <w:lvlText w:val=""/>
+      <w:lvlJc w:val="left"/>
+      <w:pPr>
+        <w:tabs>
+          <w:tab w:val="num" w:pos="4320"/>
+        </w:tabs>
+        <w:ind w:left="4320" w:hanging="360"/>
+      </w:pPr>
+      <w:rPr>
+        <w:rFonts w:ascii="Wingdings" w:hAnsi="Wingdings" w:hint="default"/>
+        <w:sz w:val="20"/>
+      </w:rPr>
+    </w:lvl>
+    <w:lvl w:ilvl="6" w:tentative="1">
+      <w:start w:val="1"/>
+      <w:numFmt w:val="bullet"/>
+      <w:lvlText w:val=""/>
+      <w:lvlJc w:val="left"/>
+      <w:pPr>
+        <w:tabs>
+          <w:tab w:val="num" w:pos="5040"/>
+        </w:tabs>
+        <w:ind w:left="5040" w:hanging="360"/>
+      </w:pPr>
+      <w:rPr>
+        <w:rFonts w:ascii="Wingdings" w:hAnsi="Wingdings" w:hint="default"/>
+        <w:sz w:val="20"/>
+      </w:rPr>
+    </w:lvl>
+    <w:lvl w:ilvl="7" w:tentative="1">
+      <w:start w:val="1"/>
+      <w:numFmt w:val="bullet"/>
+      <w:lvlText w:val=""/>
+      <w:lvlJc w:val="left"/>
+      <w:pPr>
+        <w:tabs>
+          <w:tab w:val="num" w:pos="5760"/>
+        </w:tabs>
+        <w:ind w:left="5760" w:hanging="360"/>
+      </w:pPr>
+      <w:rPr>
+        <w:rFonts w:ascii="Wingdings" w:hAnsi="Wingdings" w:hint="default"/>
+        <w:sz w:val="20"/>
+      </w:rPr>
+    </w:lvl>
+    <w:lvl w:ilvl="8" w:tentative="1">
+      <w:start w:val="1"/>
+      <w:numFmt w:val="bullet"/>
+      <w:lvlText w:val=""/>
+      <w:lvlJc w:val="left"/>
+      <w:pPr>
+        <w:tabs>
+          <w:tab w:val="num" w:pos="6480"/>
+        </w:tabs>
+        <w:ind w:left="6480" w:hanging="360"/>
+      </w:pPr>
+      <w:rPr>
+        <w:rFonts w:ascii="Wingdings" w:hAnsi="Wingdings" w:hint="default"/>
+        <w:sz w:val="20"/>
+      </w:rPr>
+    </w:lvl>
+  </w:abstractNum>
+  <w:abstractNum w:abstractNumId="30" w15:restartNumberingAfterBreak="0">
     <w:nsid w:val="720D299D"/>
     <w:multiLevelType w:val="multilevel"/>
     <w:tmpl w:val="61C432D8"/>
@@ -4197,6 +5853,381 @@
       <w:rPr>
         <w:rFonts w:ascii="Symbol" w:hAnsi="Symbol" w:hint="default"/>
         <w:sz w:val="20"/>
+      </w:rPr>
+    </w:lvl>
+  </w:abstractNum>
+  <w:abstractNum w:abstractNumId="31" w15:restartNumberingAfterBreak="0">
+    <w:nsid w:val="788E3FE9"/>
+    <w:multiLevelType w:val="multilevel"/>
+    <w:tmpl w:val="0B54F2A6"/>
+    <w:lvl w:ilvl="0">
+      <w:start w:val="1"/>
+      <w:numFmt w:val="bullet"/>
+      <w:lvlText w:val=""/>
+      <w:lvlJc w:val="left"/>
+      <w:pPr>
+        <w:tabs>
+          <w:tab w:val="num" w:pos="720"/>
+        </w:tabs>
+        <w:ind w:left="720" w:hanging="360"/>
+      </w:pPr>
+      <w:rPr>
+        <w:rFonts w:ascii="Symbol" w:hAnsi="Symbol" w:hint="default"/>
+        <w:sz w:val="20"/>
+      </w:rPr>
+    </w:lvl>
+    <w:lvl w:ilvl="1" w:tentative="1">
+      <w:start w:val="1"/>
+      <w:numFmt w:val="bullet"/>
+      <w:lvlText w:val="o"/>
+      <w:lvlJc w:val="left"/>
+      <w:pPr>
+        <w:tabs>
+          <w:tab w:val="num" w:pos="1440"/>
+        </w:tabs>
+        <w:ind w:left="1440" w:hanging="360"/>
+      </w:pPr>
+      <w:rPr>
+        <w:rFonts w:ascii="Courier New" w:hAnsi="Courier New" w:hint="default"/>
+        <w:sz w:val="20"/>
+      </w:rPr>
+    </w:lvl>
+    <w:lvl w:ilvl="2" w:tentative="1">
+      <w:start w:val="1"/>
+      <w:numFmt w:val="bullet"/>
+      <w:lvlText w:val=""/>
+      <w:lvlJc w:val="left"/>
+      <w:pPr>
+        <w:tabs>
+          <w:tab w:val="num" w:pos="2160"/>
+        </w:tabs>
+        <w:ind w:left="2160" w:hanging="360"/>
+      </w:pPr>
+      <w:rPr>
+        <w:rFonts w:ascii="Wingdings" w:hAnsi="Wingdings" w:hint="default"/>
+        <w:sz w:val="20"/>
+      </w:rPr>
+    </w:lvl>
+    <w:lvl w:ilvl="3" w:tentative="1">
+      <w:start w:val="1"/>
+      <w:numFmt w:val="bullet"/>
+      <w:lvlText w:val=""/>
+      <w:lvlJc w:val="left"/>
+      <w:pPr>
+        <w:tabs>
+          <w:tab w:val="num" w:pos="2880"/>
+        </w:tabs>
+        <w:ind w:left="2880" w:hanging="360"/>
+      </w:pPr>
+      <w:rPr>
+        <w:rFonts w:ascii="Wingdings" w:hAnsi="Wingdings" w:hint="default"/>
+        <w:sz w:val="20"/>
+      </w:rPr>
+    </w:lvl>
+    <w:lvl w:ilvl="4" w:tentative="1">
+      <w:start w:val="1"/>
+      <w:numFmt w:val="bullet"/>
+      <w:lvlText w:val=""/>
+      <w:lvlJc w:val="left"/>
+      <w:pPr>
+        <w:tabs>
+          <w:tab w:val="num" w:pos="3600"/>
+        </w:tabs>
+        <w:ind w:left="3600" w:hanging="360"/>
+      </w:pPr>
+      <w:rPr>
+        <w:rFonts w:ascii="Wingdings" w:hAnsi="Wingdings" w:hint="default"/>
+        <w:sz w:val="20"/>
+      </w:rPr>
+    </w:lvl>
+    <w:lvl w:ilvl="5" w:tentative="1">
+      <w:start w:val="1"/>
+      <w:numFmt w:val="bullet"/>
+      <w:lvlText w:val=""/>
+      <w:lvlJc w:val="left"/>
+      <w:pPr>
+        <w:tabs>
+          <w:tab w:val="num" w:pos="4320"/>
+        </w:tabs>
+        <w:ind w:left="4320" w:hanging="360"/>
+      </w:pPr>
+      <w:rPr>
+        <w:rFonts w:ascii="Wingdings" w:hAnsi="Wingdings" w:hint="default"/>
+        <w:sz w:val="20"/>
+      </w:rPr>
+    </w:lvl>
+    <w:lvl w:ilvl="6" w:tentative="1">
+      <w:start w:val="1"/>
+      <w:numFmt w:val="bullet"/>
+      <w:lvlText w:val=""/>
+      <w:lvlJc w:val="left"/>
+      <w:pPr>
+        <w:tabs>
+          <w:tab w:val="num" w:pos="5040"/>
+        </w:tabs>
+        <w:ind w:left="5040" w:hanging="360"/>
+      </w:pPr>
+      <w:rPr>
+        <w:rFonts w:ascii="Wingdings" w:hAnsi="Wingdings" w:hint="default"/>
+        <w:sz w:val="20"/>
+      </w:rPr>
+    </w:lvl>
+    <w:lvl w:ilvl="7" w:tentative="1">
+      <w:start w:val="1"/>
+      <w:numFmt w:val="bullet"/>
+      <w:lvlText w:val=""/>
+      <w:lvlJc w:val="left"/>
+      <w:pPr>
+        <w:tabs>
+          <w:tab w:val="num" w:pos="5760"/>
+        </w:tabs>
+        <w:ind w:left="5760" w:hanging="360"/>
+      </w:pPr>
+      <w:rPr>
+        <w:rFonts w:ascii="Wingdings" w:hAnsi="Wingdings" w:hint="default"/>
+        <w:sz w:val="20"/>
+      </w:rPr>
+    </w:lvl>
+    <w:lvl w:ilvl="8" w:tentative="1">
+      <w:start w:val="1"/>
+      <w:numFmt w:val="bullet"/>
+      <w:lvlText w:val=""/>
+      <w:lvlJc w:val="left"/>
+      <w:pPr>
+        <w:tabs>
+          <w:tab w:val="num" w:pos="6480"/>
+        </w:tabs>
+        <w:ind w:left="6480" w:hanging="360"/>
+      </w:pPr>
+      <w:rPr>
+        <w:rFonts w:ascii="Wingdings" w:hAnsi="Wingdings" w:hint="default"/>
+        <w:sz w:val="20"/>
+      </w:rPr>
+    </w:lvl>
+  </w:abstractNum>
+  <w:abstractNum w:abstractNumId="32" w15:restartNumberingAfterBreak="0">
+    <w:nsid w:val="7BA41C54"/>
+    <w:multiLevelType w:val="hybridMultilevel"/>
+    <w:tmpl w:val="D56E81F2"/>
+    <w:lvl w:ilvl="0" w:tplc="04090001">
+      <w:start w:val="1"/>
+      <w:numFmt w:val="bullet"/>
+      <w:lvlText w:val=""/>
+      <w:lvlJc w:val="left"/>
+      <w:pPr>
+        <w:ind w:left="720" w:hanging="360"/>
+      </w:pPr>
+      <w:rPr>
+        <w:rFonts w:ascii="Symbol" w:hAnsi="Symbol" w:hint="default"/>
+      </w:rPr>
+    </w:lvl>
+    <w:lvl w:ilvl="1" w:tplc="04090003" w:tentative="1">
+      <w:start w:val="1"/>
+      <w:numFmt w:val="bullet"/>
+      <w:lvlText w:val="o"/>
+      <w:lvlJc w:val="left"/>
+      <w:pPr>
+        <w:ind w:left="1440" w:hanging="360"/>
+      </w:pPr>
+      <w:rPr>
+        <w:rFonts w:ascii="Courier New" w:hAnsi="Courier New" w:cs="Courier New" w:hint="default"/>
+      </w:rPr>
+    </w:lvl>
+    <w:lvl w:ilvl="2" w:tplc="04090005" w:tentative="1">
+      <w:start w:val="1"/>
+      <w:numFmt w:val="bullet"/>
+      <w:lvlText w:val=""/>
+      <w:lvlJc w:val="left"/>
+      <w:pPr>
+        <w:ind w:left="2160" w:hanging="360"/>
+      </w:pPr>
+      <w:rPr>
+        <w:rFonts w:ascii="Wingdings" w:hAnsi="Wingdings" w:hint="default"/>
+      </w:rPr>
+    </w:lvl>
+    <w:lvl w:ilvl="3" w:tplc="04090001" w:tentative="1">
+      <w:start w:val="1"/>
+      <w:numFmt w:val="bullet"/>
+      <w:lvlText w:val=""/>
+      <w:lvlJc w:val="left"/>
+      <w:pPr>
+        <w:ind w:left="2880" w:hanging="360"/>
+      </w:pPr>
+      <w:rPr>
+        <w:rFonts w:ascii="Symbol" w:hAnsi="Symbol" w:hint="default"/>
+      </w:rPr>
+    </w:lvl>
+    <w:lvl w:ilvl="4" w:tplc="04090003" w:tentative="1">
+      <w:start w:val="1"/>
+      <w:numFmt w:val="bullet"/>
+      <w:lvlText w:val="o"/>
+      <w:lvlJc w:val="left"/>
+      <w:pPr>
+        <w:ind w:left="3600" w:hanging="360"/>
+      </w:pPr>
+      <w:rPr>
+        <w:rFonts w:ascii="Courier New" w:hAnsi="Courier New" w:cs="Courier New" w:hint="default"/>
+      </w:rPr>
+    </w:lvl>
+    <w:lvl w:ilvl="5" w:tplc="04090005" w:tentative="1">
+      <w:start w:val="1"/>
+      <w:numFmt w:val="bullet"/>
+      <w:lvlText w:val=""/>
+      <w:lvlJc w:val="left"/>
+      <w:pPr>
+        <w:ind w:left="4320" w:hanging="360"/>
+      </w:pPr>
+      <w:rPr>
+        <w:rFonts w:ascii="Wingdings" w:hAnsi="Wingdings" w:hint="default"/>
+      </w:rPr>
+    </w:lvl>
+    <w:lvl w:ilvl="6" w:tplc="04090001" w:tentative="1">
+      <w:start w:val="1"/>
+      <w:numFmt w:val="bullet"/>
+      <w:lvlText w:val=""/>
+      <w:lvlJc w:val="left"/>
+      <w:pPr>
+        <w:ind w:left="5040" w:hanging="360"/>
+      </w:pPr>
+      <w:rPr>
+        <w:rFonts w:ascii="Symbol" w:hAnsi="Symbol" w:hint="default"/>
+      </w:rPr>
+    </w:lvl>
+    <w:lvl w:ilvl="7" w:tplc="04090003" w:tentative="1">
+      <w:start w:val="1"/>
+      <w:numFmt w:val="bullet"/>
+      <w:lvlText w:val="o"/>
+      <w:lvlJc w:val="left"/>
+      <w:pPr>
+        <w:ind w:left="5760" w:hanging="360"/>
+      </w:pPr>
+      <w:rPr>
+        <w:rFonts w:ascii="Courier New" w:hAnsi="Courier New" w:cs="Courier New" w:hint="default"/>
+      </w:rPr>
+    </w:lvl>
+    <w:lvl w:ilvl="8" w:tplc="04090005" w:tentative="1">
+      <w:start w:val="1"/>
+      <w:numFmt w:val="bullet"/>
+      <w:lvlText w:val=""/>
+      <w:lvlJc w:val="left"/>
+      <w:pPr>
+        <w:ind w:left="6480" w:hanging="360"/>
+      </w:pPr>
+      <w:rPr>
+        <w:rFonts w:ascii="Wingdings" w:hAnsi="Wingdings" w:hint="default"/>
+      </w:rPr>
+    </w:lvl>
+  </w:abstractNum>
+  <w:abstractNum w:abstractNumId="33" w15:restartNumberingAfterBreak="0">
+    <w:nsid w:val="7BF06F5C"/>
+    <w:multiLevelType w:val="hybridMultilevel"/>
+    <w:tmpl w:val="D4846BA2"/>
+    <w:lvl w:ilvl="0" w:tplc="04090001">
+      <w:start w:val="1"/>
+      <w:numFmt w:val="bullet"/>
+      <w:lvlText w:val=""/>
+      <w:lvlJc w:val="left"/>
+      <w:pPr>
+        <w:ind w:left="720" w:hanging="360"/>
+      </w:pPr>
+      <w:rPr>
+        <w:rFonts w:ascii="Symbol" w:hAnsi="Symbol" w:hint="default"/>
+      </w:rPr>
+    </w:lvl>
+    <w:lvl w:ilvl="1" w:tplc="04090003" w:tentative="1">
+      <w:start w:val="1"/>
+      <w:numFmt w:val="bullet"/>
+      <w:lvlText w:val="o"/>
+      <w:lvlJc w:val="left"/>
+      <w:pPr>
+        <w:ind w:left="1440" w:hanging="360"/>
+      </w:pPr>
+      <w:rPr>
+        <w:rFonts w:ascii="Courier New" w:hAnsi="Courier New" w:cs="Courier New" w:hint="default"/>
+      </w:rPr>
+    </w:lvl>
+    <w:lvl w:ilvl="2" w:tplc="04090005" w:tentative="1">
+      <w:start w:val="1"/>
+      <w:numFmt w:val="bullet"/>
+      <w:lvlText w:val=""/>
+      <w:lvlJc w:val="left"/>
+      <w:pPr>
+        <w:ind w:left="2160" w:hanging="360"/>
+      </w:pPr>
+      <w:rPr>
+        <w:rFonts w:ascii="Wingdings" w:hAnsi="Wingdings" w:hint="default"/>
+      </w:rPr>
+    </w:lvl>
+    <w:lvl w:ilvl="3" w:tplc="04090001" w:tentative="1">
+      <w:start w:val="1"/>
+      <w:numFmt w:val="bullet"/>
+      <w:lvlText w:val=""/>
+      <w:lvlJc w:val="left"/>
+      <w:pPr>
+        <w:ind w:left="2880" w:hanging="360"/>
+      </w:pPr>
+      <w:rPr>
+        <w:rFonts w:ascii="Symbol" w:hAnsi="Symbol" w:hint="default"/>
+      </w:rPr>
+    </w:lvl>
+    <w:lvl w:ilvl="4" w:tplc="04090003" w:tentative="1">
+      <w:start w:val="1"/>
+      <w:numFmt w:val="bullet"/>
+      <w:lvlText w:val="o"/>
+      <w:lvlJc w:val="left"/>
+      <w:pPr>
+        <w:ind w:left="3600" w:hanging="360"/>
+      </w:pPr>
+      <w:rPr>
+        <w:rFonts w:ascii="Courier New" w:hAnsi="Courier New" w:cs="Courier New" w:hint="default"/>
+      </w:rPr>
+    </w:lvl>
+    <w:lvl w:ilvl="5" w:tplc="04090005" w:tentative="1">
+      <w:start w:val="1"/>
+      <w:numFmt w:val="bullet"/>
+      <w:lvlText w:val=""/>
+      <w:lvlJc w:val="left"/>
+      <w:pPr>
+        <w:ind w:left="4320" w:hanging="360"/>
+      </w:pPr>
+      <w:rPr>
+        <w:rFonts w:ascii="Wingdings" w:hAnsi="Wingdings" w:hint="default"/>
+      </w:rPr>
+    </w:lvl>
+    <w:lvl w:ilvl="6" w:tplc="04090001" w:tentative="1">
+      <w:start w:val="1"/>
+      <w:numFmt w:val="bullet"/>
+      <w:lvlText w:val=""/>
+      <w:lvlJc w:val="left"/>
+      <w:pPr>
+        <w:ind w:left="5040" w:hanging="360"/>
+      </w:pPr>
+      <w:rPr>
+        <w:rFonts w:ascii="Symbol" w:hAnsi="Symbol" w:hint="default"/>
+      </w:rPr>
+    </w:lvl>
+    <w:lvl w:ilvl="7" w:tplc="04090003" w:tentative="1">
+      <w:start w:val="1"/>
+      <w:numFmt w:val="bullet"/>
+      <w:lvlText w:val="o"/>
+      <w:lvlJc w:val="left"/>
+      <w:pPr>
+        <w:ind w:left="5760" w:hanging="360"/>
+      </w:pPr>
+      <w:rPr>
+        <w:rFonts w:ascii="Courier New" w:hAnsi="Courier New" w:cs="Courier New" w:hint="default"/>
+      </w:rPr>
+    </w:lvl>
+    <w:lvl w:ilvl="8" w:tplc="04090005" w:tentative="1">
+      <w:start w:val="1"/>
+      <w:numFmt w:val="bullet"/>
+      <w:lvlText w:val=""/>
+      <w:lvlJc w:val="left"/>
+      <w:pPr>
+        <w:ind w:left="6480" w:hanging="360"/>
+      </w:pPr>
+      <w:rPr>
+        <w:rFonts w:ascii="Wingdings" w:hAnsi="Wingdings" w:hint="default"/>
       </w:rPr>
     </w:lvl>
   </w:abstractNum>
@@ -4204,52 +6235,103 @@
     <w:abstractNumId w:val="0"/>
   </w:num>
   <w:num w:numId="2" w16cid:durableId="1751348641">
-    <w:abstractNumId w:val="14"/>
+    <w:abstractNumId w:val="23"/>
   </w:num>
   <w:num w:numId="3" w16cid:durableId="599030257">
-    <w:abstractNumId w:val="3"/>
+    <w:abstractNumId w:val="5"/>
   </w:num>
   <w:num w:numId="4" w16cid:durableId="2097357205">
     <w:abstractNumId w:val="2"/>
   </w:num>
   <w:num w:numId="5" w16cid:durableId="1684940273">
+    <w:abstractNumId w:val="19"/>
+  </w:num>
+  <w:num w:numId="6" w16cid:durableId="562448829">
     <w:abstractNumId w:val="11"/>
   </w:num>
-  <w:num w:numId="6" w16cid:durableId="562448829">
-    <w:abstractNumId w:val="7"/>
-  </w:num>
   <w:num w:numId="7" w16cid:durableId="1616018487">
-    <w:abstractNumId w:val="10"/>
+    <w:abstractNumId w:val="18"/>
   </w:num>
   <w:num w:numId="8" w16cid:durableId="1114910385">
     <w:abstractNumId w:val="1"/>
   </w:num>
   <w:num w:numId="9" w16cid:durableId="1786002686">
+    <w:abstractNumId w:val="30"/>
+  </w:num>
+  <w:num w:numId="10" w16cid:durableId="315378099">
+    <w:abstractNumId w:val="25"/>
+  </w:num>
+  <w:num w:numId="11" w16cid:durableId="457259296">
+    <w:abstractNumId w:val="7"/>
+  </w:num>
+  <w:num w:numId="12" w16cid:durableId="844713255">
+    <w:abstractNumId w:val="22"/>
+  </w:num>
+  <w:num w:numId="13" w16cid:durableId="1453357641">
+    <w:abstractNumId w:val="6"/>
+  </w:num>
+  <w:num w:numId="14" w16cid:durableId="253827827">
+    <w:abstractNumId w:val="8"/>
+  </w:num>
+  <w:num w:numId="15" w16cid:durableId="936445753">
+    <w:abstractNumId w:val="21"/>
+  </w:num>
+  <w:num w:numId="16" w16cid:durableId="510989961">
+    <w:abstractNumId w:val="14"/>
+  </w:num>
+  <w:num w:numId="17" w16cid:durableId="1556160127">
+    <w:abstractNumId w:val="12"/>
+  </w:num>
+  <w:num w:numId="18" w16cid:durableId="1192912865">
+    <w:abstractNumId w:val="26"/>
+  </w:num>
+  <w:num w:numId="19" w16cid:durableId="2031829980">
+    <w:abstractNumId w:val="4"/>
+  </w:num>
+  <w:num w:numId="20" w16cid:durableId="1783182343">
+    <w:abstractNumId w:val="24"/>
+  </w:num>
+  <w:num w:numId="21" w16cid:durableId="277564654">
+    <w:abstractNumId w:val="9"/>
+  </w:num>
+  <w:num w:numId="22" w16cid:durableId="692071098">
+    <w:abstractNumId w:val="3"/>
+  </w:num>
+  <w:num w:numId="23" w16cid:durableId="1396781655">
+    <w:abstractNumId w:val="27"/>
+  </w:num>
+  <w:num w:numId="24" w16cid:durableId="272203068">
+    <w:abstractNumId w:val="10"/>
+  </w:num>
+  <w:num w:numId="25" w16cid:durableId="1693798533">
+    <w:abstractNumId w:val="17"/>
+  </w:num>
+  <w:num w:numId="26" w16cid:durableId="810094291">
+    <w:abstractNumId w:val="31"/>
+  </w:num>
+  <w:num w:numId="27" w16cid:durableId="808211402">
+    <w:abstractNumId w:val="29"/>
+  </w:num>
+  <w:num w:numId="28" w16cid:durableId="287785432">
+    <w:abstractNumId w:val="15"/>
+  </w:num>
+  <w:num w:numId="29" w16cid:durableId="2047169996">
     <w:abstractNumId w:val="16"/>
   </w:num>
-  <w:num w:numId="10" w16cid:durableId="315378099">
-    <w:abstractNumId w:val="15"/>
-  </w:num>
-  <w:num w:numId="11" w16cid:durableId="457259296">
-    <w:abstractNumId w:val="5"/>
-  </w:num>
-  <w:num w:numId="12" w16cid:durableId="844713255">
+  <w:num w:numId="30" w16cid:durableId="1980722471">
     <w:abstractNumId w:val="13"/>
   </w:num>
-  <w:num w:numId="13" w16cid:durableId="1453357641">
-    <w:abstractNumId w:val="4"/>
+  <w:num w:numId="31" w16cid:durableId="1296175264">
+    <w:abstractNumId w:val="32"/>
   </w:num>
-  <w:num w:numId="14" w16cid:durableId="253827827">
-    <w:abstractNumId w:val="6"/>
+  <w:num w:numId="32" w16cid:durableId="600918337">
+    <w:abstractNumId w:val="33"/>
   </w:num>
-  <w:num w:numId="15" w16cid:durableId="936445753">
-    <w:abstractNumId w:val="12"/>
+  <w:num w:numId="33" w16cid:durableId="71509677">
+    <w:abstractNumId w:val="28"/>
   </w:num>
-  <w:num w:numId="16" w16cid:durableId="510989961">
-    <w:abstractNumId w:val="9"/>
-  </w:num>
-  <w:num w:numId="17" w16cid:durableId="1556160127">
-    <w:abstractNumId w:val="8"/>
+  <w:num w:numId="34" w16cid:durableId="553084623">
+    <w:abstractNumId w:val="20"/>
   </w:num>
 </w:numbering>
 </file>
@@ -4654,7 +6736,7 @@
   <w:style w:type="paragraph" w:default="1" w:styleId="Normal">
     <w:name w:val="Normal"/>
     <w:qFormat/>
-    <w:rsid w:val="00E25850"/>
+    <w:rsid w:val="00C553E9"/>
   </w:style>
   <w:style w:type="paragraph" w:styleId="Heading1">
     <w:name w:val="heading 1"/>
